--- a/docs/Гамов П.А. Структура работы.docx
+++ b/docs/Гамов П.А. Структура работы.docx
@@ -1,22 +1,56 @@
 
 <file path=word/document.xml><?xml version="1.0" encoding="utf-8"?>
-<w:document xmlns:o="urn:schemas-microsoft-com:office:office" xmlns:r="http://schemas.openxmlformats.org/officeDocument/2006/relationships" xmlns:v="urn:schemas-microsoft-com:vml" xmlns:w="http://schemas.openxmlformats.org/wordprocessingml/2006/main" xmlns:w10="urn:schemas-microsoft-com:office:word" xmlns:wp="http://schemas.openxmlformats.org/drawingml/2006/wordprocessingDrawing" xmlns:pic="http://schemas.openxmlformats.org/drawingml/2006/picture" xmlns:wps="http://schemas.microsoft.com/office/word/2010/wordprocessingShape" xmlns:wpg="http://schemas.microsoft.com/office/word/2010/wordprocessingGroup" xmlns:mc="http://schemas.openxmlformats.org/markup-compatibility/2006" xmlns:wp14="http://schemas.microsoft.com/office/word/2010/wordprocessingDrawing" xmlns:w14="http://schemas.microsoft.com/office/word/2010/wordml" xmlns:w15="http://schemas.microsoft.com/office/word/2012/wordml" mc:Ignorable="w14 wp14 w15">
+<w:document xmlns:wpc="http://schemas.microsoft.com/office/word/2010/wordprocessingCanvas" xmlns:cx="http://schemas.microsoft.com/office/drawing/2014/chartex" xmlns:cx1="http://schemas.microsoft.com/office/drawing/2015/9/8/chartex" xmlns:cx2="http://schemas.microsoft.com/office/drawing/2015/10/21/chartex" xmlns:cx3="http://schemas.microsoft.com/office/drawing/2016/5/9/chartex" xmlns:cx4="http://schemas.microsoft.com/office/drawing/2016/5/10/chartex" xmlns:cx5="http://schemas.microsoft.com/office/drawing/2016/5/11/chartex" xmlns:cx6="http://schemas.microsoft.com/office/drawing/2016/5/12/chartex" xmlns:cx7="http://schemas.microsoft.com/office/drawing/2016/5/13/chartex" xmlns:cx8="http://schemas.microsoft.com/office/drawing/2016/5/14/chartex" xmlns:mc="http://schemas.openxmlformats.org/markup-compatibility/2006" xmlns:aink="http://schemas.microsoft.com/office/drawing/2016/ink" xmlns:am3d="http://schemas.microsoft.com/office/drawing/2017/model3d" xmlns:o="urn:schemas-microsoft-com:office:office" xmlns:oel="http://schemas.microsoft.com/office/2019/extlst" xmlns:r="http://schemas.openxmlformats.org/officeDocument/2006/relationships" xmlns:m="http://schemas.openxmlformats.org/officeDocument/2006/math" xmlns:v="urn:schemas-microsoft-com:vml" xmlns:wp14="http://schemas.microsoft.com/office/word/2010/wordprocessingDrawing" xmlns:wp="http://schemas.openxmlformats.org/drawingml/2006/wordprocessingDrawing" xmlns:w10="urn:schemas-microsoft-com:office:word" xmlns:w="http://schemas.openxmlformats.org/wordprocessingml/2006/main" xmlns:w14="http://schemas.microsoft.com/office/word/2010/wordml" xmlns:w15="http://schemas.microsoft.com/office/word/2012/wordml" xmlns:w16cex="http://schemas.microsoft.com/office/word/2018/wordml/cex" xmlns:w16cid="http://schemas.microsoft.com/office/word/2016/wordml/cid" xmlns:w16="http://schemas.microsoft.com/office/word/2018/wordml" xmlns:w16du="http://schemas.microsoft.com/office/word/2023/wordml/word16du" xmlns:w16sdtdh="http://schemas.microsoft.com/office/word/2020/wordml/sdtdatahash" xmlns:w16sdtfl="http://schemas.microsoft.com/office/word/2024/wordml/sdtformatlock" xmlns:w16se="http://schemas.microsoft.com/office/word/2015/wordml/symex" xmlns:wpg="http://schemas.microsoft.com/office/word/2010/wordprocessingGroup" xmlns:wpi="http://schemas.microsoft.com/office/word/2010/wordprocessingInk" xmlns:wne="http://schemas.microsoft.com/office/word/2006/wordml" xmlns:wps="http://schemas.microsoft.com/office/word/2010/wordprocessingShape" mc:Ignorable="w14 w15 w16se w16cid w16 w16cex w16sdtdh w16sdtfl w16du wp14">
   <w:body>
+    <w:p>
+      <w:pPr>
+        <w:jc w:val="center"/>
+        <w:rPr>
+          <w:rFonts w:ascii="Times New Roman" w:hAnsi="Times New Roman" w:cs="Times New Roman"/>
+          <w:sz w:val="28"/>
+          <w:szCs w:val="28"/>
+        </w:rPr>
+      </w:pPr>
+      <w:r>
+        <w:rPr>
+          <w:rFonts w:ascii="Times New Roman" w:hAnsi="Times New Roman" w:cs="Times New Roman"/>
+          <w:sz w:val="28"/>
+          <w:szCs w:val="28"/>
+        </w:rPr>
+        <w:t>Структура исследования</w:t>
+      </w:r>
+      <w:r>
+        <w:rPr>
+          <w:rFonts w:ascii="Times New Roman" w:hAnsi="Times New Roman" w:cs="Times New Roman"/>
+          <w:sz w:val="28"/>
+          <w:szCs w:val="28"/>
+        </w:rPr>
+        <w:t xml:space="preserve"> </w:t>
+      </w:r>
+      <w:r>
+        <w:rPr>
+          <w:rFonts w:ascii="Times New Roman" w:hAnsi="Times New Roman" w:cs="Times New Roman"/>
+          <w:sz w:val="28"/>
+          <w:szCs w:val="28"/>
+        </w:rPr>
+        <w:t>Павел Гамов</w:t>
+      </w:r>
+      <w:r>
+        <w:rPr>
+          <w:rFonts w:ascii="Times New Roman" w:hAnsi="Times New Roman" w:cs="Times New Roman"/>
+          <w:sz w:val="28"/>
+          <w:szCs w:val="28"/>
+        </w:rPr>
+        <w:t xml:space="preserve"> ЭМС-271</w:t>
+      </w:r>
+    </w:p>
     <w:tbl>
       <w:tblPr>
-        <w:tblStyle w:val="a3"/>
-        <w:tblpPr w:vertAnchor="margin" w:horzAnchor="margin" w:leftFromText="180" w:rightFromText="180" w:tblpX="0" w:tblpY="660"/>
+        <w:tblStyle w:val="ab"/>
+        <w:tblpPr w:leftFromText="180" w:rightFromText="180" w:horzAnchor="margin" w:tblpY="660"/>
         <w:tblW w:w="10627" w:type="dxa"/>
-        <w:jc w:val="left"/>
-        <w:tblInd w:w="-5" w:type="dxa"/>
         <w:tblLayout w:type="fixed"/>
-        <w:tblCellMar>
-          <w:top w:w="0" w:type="dxa"/>
-          <w:left w:w="108" w:type="dxa"/>
-          <w:bottom w:w="0" w:type="dxa"/>
-          <w:right w:w="108" w:type="dxa"/>
-        </w:tblCellMar>
-        <w:tblLook w:firstRow="1" w:noVBand="1" w:lastRow="0" w:firstColumn="1" w:lastColumn="0" w:noHBand="0" w:val="04a0"/>
+        <w:tblLook w:val="04A0" w:firstRow="1" w:lastRow="0" w:firstColumn="1" w:lastColumn="0" w:noHBand="0" w:noVBand="1"/>
       </w:tblPr>
       <w:tblGrid>
         <w:gridCol w:w="667"/>
@@ -24,56 +58,36 @@
         <w:gridCol w:w="7208"/>
       </w:tblGrid>
       <w:tr>
-        <w:trPr/>
         <w:tc>
           <w:tcPr>
             <w:tcW w:w="667" w:type="dxa"/>
-            <w:tcBorders/>
           </w:tcPr>
           <w:p>
             <w:pPr>
-              <w:pStyle w:val="Normal"/>
-              <w:widowControl/>
-              <w:spacing w:lineRule="auto" w:line="240" w:before="0" w:after="0"/>
-              <w:jc w:val="left"/>
-              <w:rPr>
-                <w:rFonts w:ascii="Times New Roman" w:hAnsi="Times New Roman" w:cs="Times New Roman"/>
-                <w:sz w:val="24"/>
-                <w:szCs w:val="24"/>
-              </w:rPr>
-            </w:pPr>
-            <w:r>
-              <w:rPr>
-                <w:rFonts w:eastAsia="Calibri" w:cs="Times New Roman" w:ascii="Times New Roman" w:hAnsi="Times New Roman"/>
-                <w:kern w:val="0"/>
-                <w:sz w:val="24"/>
-                <w:szCs w:val="24"/>
-                <w:lang w:val="ru-RU" w:eastAsia="en-US" w:bidi="ar-SA"/>
-              </w:rPr>
-              <w:t xml:space="preserve">№ </w:t>
-            </w:r>
-            <w:r>
-              <w:rPr>
-                <w:rFonts w:eastAsia="Calibri" w:cs="Times New Roman" w:ascii="Times New Roman" w:hAnsi="Times New Roman"/>
-                <w:kern w:val="0"/>
-                <w:sz w:val="24"/>
-                <w:szCs w:val="24"/>
-                <w:lang w:val="ru-RU" w:eastAsia="en-US" w:bidi="ar-SA"/>
-              </w:rPr>
-              <w:t>п/п</w:t>
+              <w:spacing w:after="0" w:line="240" w:lineRule="auto"/>
+              <w:rPr>
+                <w:rFonts w:ascii="Times New Roman" w:hAnsi="Times New Roman" w:cs="Times New Roman"/>
+                <w:sz w:val="24"/>
+                <w:szCs w:val="24"/>
+              </w:rPr>
+            </w:pPr>
+            <w:r>
+              <w:rPr>
+                <w:rFonts w:ascii="Times New Roman" w:eastAsia="Calibri" w:hAnsi="Times New Roman" w:cs="Times New Roman"/>
+                <w:sz w:val="24"/>
+                <w:szCs w:val="24"/>
+              </w:rPr>
+              <w:t>№ п/п</w:t>
             </w:r>
           </w:p>
         </w:tc>
         <w:tc>
           <w:tcPr>
             <w:tcW w:w="2752" w:type="dxa"/>
-            <w:tcBorders/>
           </w:tcPr>
           <w:p>
             <w:pPr>
-              <w:pStyle w:val="Normal"/>
-              <w:widowControl/>
-              <w:spacing w:lineRule="auto" w:line="240" w:before="0" w:after="0"/>
+              <w:spacing w:after="0" w:line="240" w:lineRule="auto"/>
               <w:jc w:val="center"/>
               <w:rPr>
                 <w:rFonts w:ascii="Times New Roman" w:hAnsi="Times New Roman" w:cs="Times New Roman"/>
@@ -83,11 +97,9 @@
             </w:pPr>
             <w:r>
               <w:rPr>
-                <w:rFonts w:eastAsia="Calibri" w:cs="Times New Roman" w:ascii="Times New Roman" w:hAnsi="Times New Roman"/>
-                <w:kern w:val="0"/>
-                <w:sz w:val="24"/>
-                <w:szCs w:val="24"/>
-                <w:lang w:val="ru-RU" w:eastAsia="en-US" w:bidi="ar-SA"/>
+                <w:rFonts w:ascii="Times New Roman" w:eastAsia="Calibri" w:hAnsi="Times New Roman" w:cs="Times New Roman"/>
+                <w:sz w:val="24"/>
+                <w:szCs w:val="24"/>
               </w:rPr>
               <w:t>Наименование этапа исследования</w:t>
             </w:r>
@@ -96,13 +108,10 @@
         <w:tc>
           <w:tcPr>
             <w:tcW w:w="7208" w:type="dxa"/>
-            <w:tcBorders/>
           </w:tcPr>
           <w:p>
             <w:pPr>
-              <w:pStyle w:val="Normal"/>
-              <w:widowControl/>
-              <w:spacing w:lineRule="auto" w:line="240" w:before="0" w:after="0"/>
+              <w:spacing w:after="0" w:line="240" w:lineRule="auto"/>
               <w:jc w:val="center"/>
               <w:rPr>
                 <w:rFonts w:ascii="Times New Roman" w:hAnsi="Times New Roman" w:cs="Times New Roman"/>
@@ -112,11 +121,9 @@
             </w:pPr>
             <w:r>
               <w:rPr>
-                <w:rFonts w:eastAsia="Calibri" w:cs="Times New Roman" w:ascii="Times New Roman" w:hAnsi="Times New Roman"/>
-                <w:kern w:val="0"/>
-                <w:sz w:val="24"/>
-                <w:szCs w:val="24"/>
-                <w:lang w:val="ru-RU" w:eastAsia="en-US" w:bidi="ar-SA"/>
+                <w:rFonts w:ascii="Times New Roman" w:eastAsia="Calibri" w:hAnsi="Times New Roman" w:cs="Times New Roman"/>
+                <w:sz w:val="24"/>
+                <w:szCs w:val="24"/>
               </w:rPr>
               <w:t>Описание этапа</w:t>
             </w:r>
@@ -124,31 +131,24 @@
         </w:tc>
       </w:tr>
       <w:tr>
-        <w:trPr/>
         <w:tc>
           <w:tcPr>
             <w:tcW w:w="667" w:type="dxa"/>
-            <w:tcBorders/>
           </w:tcPr>
           <w:p>
             <w:pPr>
-              <w:pStyle w:val="Normal"/>
-              <w:widowControl/>
-              <w:spacing w:lineRule="auto" w:line="240" w:before="0" w:after="0"/>
-              <w:jc w:val="left"/>
-              <w:rPr>
-                <w:rFonts w:ascii="Times New Roman" w:hAnsi="Times New Roman" w:cs="Times New Roman"/>
-                <w:sz w:val="24"/>
-                <w:szCs w:val="24"/>
-              </w:rPr>
-            </w:pPr>
-            <w:r>
-              <w:rPr>
-                <w:rFonts w:eastAsia="Calibri" w:cs="Times New Roman" w:ascii="Times New Roman" w:hAnsi="Times New Roman"/>
-                <w:kern w:val="0"/>
-                <w:sz w:val="24"/>
-                <w:szCs w:val="24"/>
-                <w:lang w:val="ru-RU" w:eastAsia="en-US" w:bidi="ar-SA"/>
+              <w:spacing w:after="0" w:line="240" w:lineRule="auto"/>
+              <w:rPr>
+                <w:rFonts w:ascii="Times New Roman" w:hAnsi="Times New Roman" w:cs="Times New Roman"/>
+                <w:sz w:val="24"/>
+                <w:szCs w:val="24"/>
+              </w:rPr>
+            </w:pPr>
+            <w:r>
+              <w:rPr>
+                <w:rFonts w:ascii="Times New Roman" w:eastAsia="Calibri" w:hAnsi="Times New Roman" w:cs="Times New Roman"/>
+                <w:sz w:val="24"/>
+                <w:szCs w:val="24"/>
               </w:rPr>
               <w:t>1</w:t>
             </w:r>
@@ -157,27 +157,21 @@
         <w:tc>
           <w:tcPr>
             <w:tcW w:w="2752" w:type="dxa"/>
-            <w:tcBorders/>
           </w:tcPr>
           <w:p>
             <w:pPr>
-              <w:pStyle w:val="Normal"/>
-              <w:widowControl/>
-              <w:spacing w:lineRule="auto" w:line="240" w:before="0" w:after="0"/>
-              <w:jc w:val="left"/>
-              <w:rPr>
-                <w:rFonts w:ascii="Times New Roman" w:hAnsi="Times New Roman" w:cs="Times New Roman"/>
-                <w:sz w:val="24"/>
-                <w:szCs w:val="24"/>
-              </w:rPr>
-            </w:pPr>
-            <w:r>
-              <w:rPr>
-                <w:rFonts w:eastAsia="Calibri" w:cs="Times New Roman" w:ascii="Times New Roman" w:hAnsi="Times New Roman"/>
-                <w:kern w:val="0"/>
-                <w:sz w:val="24"/>
-                <w:szCs w:val="24"/>
-                <w:lang w:val="ru-RU" w:eastAsia="en-US" w:bidi="ar-SA"/>
+              <w:spacing w:after="0" w:line="240" w:lineRule="auto"/>
+              <w:rPr>
+                <w:rFonts w:ascii="Times New Roman" w:hAnsi="Times New Roman" w:cs="Times New Roman"/>
+                <w:sz w:val="24"/>
+                <w:szCs w:val="24"/>
+              </w:rPr>
+            </w:pPr>
+            <w:r>
+              <w:rPr>
+                <w:rFonts w:ascii="Times New Roman" w:eastAsia="Calibri" w:hAnsi="Times New Roman" w:cs="Times New Roman"/>
+                <w:sz w:val="24"/>
+                <w:szCs w:val="24"/>
               </w:rPr>
               <w:t>Постановка / описание проблемы</w:t>
             </w:r>
@@ -186,104 +180,101 @@
         <w:tc>
           <w:tcPr>
             <w:tcW w:w="7208" w:type="dxa"/>
-            <w:tcBorders/>
           </w:tcPr>
           <w:p>
             <w:pPr>
-              <w:pStyle w:val="Normal"/>
-              <w:widowControl/>
-              <w:spacing w:lineRule="auto" w:line="240" w:before="0" w:after="0"/>
-              <w:jc w:val="left"/>
-              <w:rPr>
-                <w:rFonts w:ascii="Times New Roman" w:hAnsi="Times New Roman" w:cs="Times New Roman"/>
-                <w:sz w:val="24"/>
-                <w:szCs w:val="24"/>
-              </w:rPr>
-            </w:pPr>
-            <w:r>
-              <w:rPr>
-                <w:rFonts w:eastAsia="Calibri" w:cs="Times New Roman" w:ascii="Times New Roman" w:hAnsi="Times New Roman"/>
-                <w:kern w:val="0"/>
-                <w:sz w:val="24"/>
-                <w:szCs w:val="24"/>
-                <w:lang w:val="ru-RU" w:eastAsia="en-US" w:bidi="ar-SA"/>
+              <w:spacing w:after="0" w:line="240" w:lineRule="auto"/>
+              <w:rPr>
+                <w:rFonts w:ascii="Times New Roman" w:hAnsi="Times New Roman" w:cs="Times New Roman"/>
+                <w:sz w:val="24"/>
+                <w:szCs w:val="24"/>
+              </w:rPr>
+            </w:pPr>
+            <w:r>
+              <w:rPr>
+                <w:rFonts w:ascii="Times New Roman" w:eastAsia="Calibri" w:hAnsi="Times New Roman" w:cs="Times New Roman"/>
+                <w:sz w:val="24"/>
+                <w:szCs w:val="24"/>
               </w:rPr>
               <w:t xml:space="preserve">Современные технологии оказывают большое влияние на здоровье и образ жизни населения. Недостаточное внимание уделяется эффективным инструментам цифровой поддержки формирования полезных привычек, несмотря на распространённость мобильных устройств и популярность мессенджеров. </w:t>
             </w:r>
             <w:r>
               <w:rPr>
-                <w:rFonts w:eastAsia="Calibri" w:cs="Times New Roman" w:ascii="Times New Roman" w:hAnsi="Times New Roman"/>
+                <w:rFonts w:ascii="Times New Roman" w:eastAsia="Calibri" w:hAnsi="Times New Roman" w:cs="Times New Roman"/>
                 <w:i/>
-                <w:kern w:val="0"/>
-                <w:sz w:val="24"/>
-                <w:szCs w:val="24"/>
-                <w:lang w:val="ru-RU" w:eastAsia="en-US" w:bidi="ar-SA"/>
+                <w:sz w:val="24"/>
+                <w:szCs w:val="24"/>
               </w:rPr>
               <w:t>Отсутствие универсальных и гибких цифровых платформ для долгосрочного укрепления здоровья</w:t>
             </w:r>
             <w:r>
               <w:rPr>
-                <w:rFonts w:eastAsia="Calibri" w:cs="Times New Roman" w:ascii="Times New Roman" w:hAnsi="Times New Roman"/>
-                <w:kern w:val="0"/>
-                <w:sz w:val="24"/>
-                <w:szCs w:val="24"/>
-                <w:lang w:val="ru-RU" w:eastAsia="en-US" w:bidi="ar-SA"/>
+                <w:rFonts w:ascii="Times New Roman" w:eastAsia="Calibri" w:hAnsi="Times New Roman" w:cs="Times New Roman"/>
+                <w:sz w:val="24"/>
+                <w:szCs w:val="24"/>
               </w:rPr>
               <w:t xml:space="preserve"> требует создания эффективных методик и сервисов, интегрирующих игровые техники и психологическую поддержку.</w:t>
             </w:r>
           </w:p>
           <w:p>
             <w:pPr>
-              <w:pStyle w:val="Normal"/>
-              <w:widowControl/>
-              <w:spacing w:lineRule="auto" w:line="240" w:before="0" w:after="0"/>
-              <w:jc w:val="left"/>
-              <w:rPr>
-                <w:rFonts w:ascii="Times New Roman" w:hAnsi="Times New Roman" w:cs="Times New Roman"/>
-                <w:sz w:val="24"/>
-                <w:szCs w:val="24"/>
-              </w:rPr>
-            </w:pPr>
-            <w:r>
-              <w:rPr>
-                <w:rFonts w:eastAsia="Calibri" w:cs="Times New Roman" w:ascii="Times New Roman" w:hAnsi="Times New Roman"/>
+              <w:spacing w:after="0" w:line="240" w:lineRule="auto"/>
+              <w:rPr>
+                <w:rFonts w:ascii="Times New Roman" w:eastAsia="Calibri" w:hAnsi="Times New Roman" w:cs="Times New Roman"/>
                 <w:color w:val="FF0000"/>
-                <w:kern w:val="0"/>
-                <w:sz w:val="24"/>
-                <w:szCs w:val="24"/>
-                <w:lang w:val="ru-RU" w:eastAsia="en-US" w:bidi="ar-SA"/>
+                <w:sz w:val="24"/>
+                <w:szCs w:val="24"/>
+              </w:rPr>
+            </w:pPr>
+            <w:r>
+              <w:rPr>
+                <w:rFonts w:ascii="Times New Roman" w:eastAsia="Calibri" w:hAnsi="Times New Roman" w:cs="Times New Roman"/>
+                <w:color w:val="FF0000"/>
+                <w:sz w:val="24"/>
+                <w:szCs w:val="24"/>
               </w:rPr>
               <w:t>Так ли нужны универсальные и гибкие цифровые платформы для укрепления здоровья?</w:t>
+            </w:r>
+          </w:p>
+          <w:p>
+            <w:pPr>
+              <w:spacing w:after="0" w:line="240" w:lineRule="auto"/>
+              <w:rPr>
+                <w:rFonts w:ascii="Times New Roman" w:hAnsi="Times New Roman" w:cs="Times New Roman"/>
+                <w:sz w:val="24"/>
+                <w:szCs w:val="24"/>
+              </w:rPr>
+            </w:pPr>
+            <w:r>
+              <w:rPr>
+                <w:rFonts w:ascii="Times New Roman" w:hAnsi="Times New Roman" w:cs="Times New Roman"/>
+                <w:sz w:val="24"/>
+                <w:szCs w:val="24"/>
+              </w:rPr>
+              <w:t>Да, универсальные и гибкие цифровые платформы для укрепления здоровья крайне необходимы в современном обществе. Они интегрируют геймификацию и наставничество в повседневные мессенджеры вроде Telegram, повышая вовлеченность на 20–50% и снижая отток пользователей. Без них цифровизация усугубляет сидячий образ жизни, а такие платформы превращают привычки в устойчивые практики</w:t>
             </w:r>
           </w:p>
         </w:tc>
       </w:tr>
       <w:tr>
-        <w:trPr/>
         <w:tc>
           <w:tcPr>
             <w:tcW w:w="667" w:type="dxa"/>
-            <w:tcBorders/>
           </w:tcPr>
           <w:p>
             <w:pPr>
-              <w:pStyle w:val="Normal"/>
-              <w:widowControl/>
-              <w:spacing w:lineRule="auto" w:line="240" w:before="0" w:after="0"/>
-              <w:jc w:val="left"/>
-              <w:rPr>
-                <w:rFonts w:ascii="Times New Roman" w:hAnsi="Times New Roman" w:cs="Times New Roman"/>
-                <w:sz w:val="24"/>
-                <w:szCs w:val="24"/>
-              </w:rPr>
-            </w:pPr>
-            <w:r>
-              <w:rPr>
-                <w:rFonts w:eastAsia="Calibri" w:cs="Times New Roman" w:ascii="Times New Roman" w:hAnsi="Times New Roman"/>
-                <w:kern w:val="0"/>
-                <w:sz w:val="24"/>
-                <w:szCs w:val="24"/>
-                <w:lang w:val="ru-RU" w:eastAsia="en-US" w:bidi="ar-SA"/>
+              <w:spacing w:after="0" w:line="240" w:lineRule="auto"/>
+              <w:rPr>
+                <w:rFonts w:ascii="Times New Roman" w:hAnsi="Times New Roman" w:cs="Times New Roman"/>
+                <w:sz w:val="24"/>
+                <w:szCs w:val="24"/>
+              </w:rPr>
+            </w:pPr>
+            <w:r>
+              <w:rPr>
+                <w:rFonts w:ascii="Times New Roman" w:eastAsia="Calibri" w:hAnsi="Times New Roman" w:cs="Times New Roman"/>
+                <w:sz w:val="24"/>
+                <w:szCs w:val="24"/>
               </w:rPr>
               <w:t>2</w:t>
             </w:r>
@@ -292,27 +283,21 @@
         <w:tc>
           <w:tcPr>
             <w:tcW w:w="2752" w:type="dxa"/>
-            <w:tcBorders/>
           </w:tcPr>
           <w:p>
             <w:pPr>
-              <w:pStyle w:val="Normal"/>
-              <w:widowControl/>
-              <w:spacing w:lineRule="auto" w:line="240" w:before="0" w:after="0"/>
-              <w:jc w:val="left"/>
-              <w:rPr>
-                <w:rFonts w:ascii="Times New Roman" w:hAnsi="Times New Roman" w:cs="Times New Roman"/>
-                <w:sz w:val="24"/>
-                <w:szCs w:val="24"/>
-              </w:rPr>
-            </w:pPr>
-            <w:r>
-              <w:rPr>
-                <w:rFonts w:eastAsia="Calibri" w:cs="Times New Roman" w:ascii="Times New Roman" w:hAnsi="Times New Roman"/>
-                <w:kern w:val="0"/>
-                <w:sz w:val="24"/>
-                <w:szCs w:val="24"/>
-                <w:lang w:val="ru-RU" w:eastAsia="en-US" w:bidi="ar-SA"/>
+              <w:spacing w:after="0" w:line="240" w:lineRule="auto"/>
+              <w:rPr>
+                <w:rFonts w:ascii="Times New Roman" w:hAnsi="Times New Roman" w:cs="Times New Roman"/>
+                <w:sz w:val="24"/>
+                <w:szCs w:val="24"/>
+              </w:rPr>
+            </w:pPr>
+            <w:r>
+              <w:rPr>
+                <w:rFonts w:ascii="Times New Roman" w:eastAsia="Calibri" w:hAnsi="Times New Roman" w:cs="Times New Roman"/>
+                <w:sz w:val="24"/>
+                <w:szCs w:val="24"/>
               </w:rPr>
               <w:t>Актуальность (почему проблема из п.1 остра и насущна на сегодня)</w:t>
             </w:r>
@@ -321,14 +306,10 @@
         <w:tc>
           <w:tcPr>
             <w:tcW w:w="7208" w:type="dxa"/>
-            <w:tcBorders/>
           </w:tcPr>
           <w:p>
             <w:pPr>
-              <w:pStyle w:val="Normal"/>
-              <w:widowControl/>
-              <w:spacing w:lineRule="auto" w:line="240" w:before="0" w:after="0"/>
-              <w:jc w:val="left"/>
+              <w:spacing w:after="0" w:line="240" w:lineRule="auto"/>
               <w:rPr>
                 <w:rFonts w:ascii="Times New Roman" w:hAnsi="Times New Roman" w:cs="Times New Roman"/>
                 <w:iCs/>
@@ -338,12 +319,10 @@
             </w:pPr>
             <w:r>
               <w:rPr>
-                <w:rFonts w:eastAsia="Calibri" w:cs="Times New Roman" w:ascii="Times New Roman" w:hAnsi="Times New Roman"/>
+                <w:rFonts w:ascii="Times New Roman" w:eastAsia="Calibri" w:hAnsi="Times New Roman" w:cs="Times New Roman"/>
                 <w:iCs/>
-                <w:kern w:val="0"/>
-                <w:sz w:val="24"/>
-                <w:szCs w:val="24"/>
-                <w:lang w:val="ru-RU" w:eastAsia="en-US" w:bidi="ar-SA"/>
+                <w:sz w:val="24"/>
+                <w:szCs w:val="24"/>
               </w:rPr>
               <w:t>Повышенная нагрузка на психику современного человека, рост числа заболеваний, вызванных нездоровыми привычками, делают актуальным разработку инновационных способов профилактики и коррекции поведения. Быстро развивающиеся цифровые технологии предоставляют уникальные возможности для популяризации и внедрения игровых техник и социальных взаимодействий в целях формирования и сохранения здоровых привычек.</w:t>
             </w:r>
@@ -351,31 +330,24 @@
         </w:tc>
       </w:tr>
       <w:tr>
-        <w:trPr/>
         <w:tc>
           <w:tcPr>
             <w:tcW w:w="667" w:type="dxa"/>
-            <w:tcBorders/>
           </w:tcPr>
           <w:p>
             <w:pPr>
-              <w:pStyle w:val="Normal"/>
-              <w:widowControl/>
-              <w:spacing w:lineRule="auto" w:line="240" w:before="0" w:after="0"/>
-              <w:jc w:val="left"/>
-              <w:rPr>
-                <w:rFonts w:ascii="Times New Roman" w:hAnsi="Times New Roman" w:cs="Times New Roman"/>
-                <w:sz w:val="24"/>
-                <w:szCs w:val="24"/>
-              </w:rPr>
-            </w:pPr>
-            <w:r>
-              <w:rPr>
-                <w:rFonts w:eastAsia="Calibri" w:cs="Times New Roman" w:ascii="Times New Roman" w:hAnsi="Times New Roman"/>
-                <w:kern w:val="0"/>
-                <w:sz w:val="24"/>
-                <w:szCs w:val="24"/>
-                <w:lang w:val="ru-RU" w:eastAsia="en-US" w:bidi="ar-SA"/>
+              <w:spacing w:after="0" w:line="240" w:lineRule="auto"/>
+              <w:rPr>
+                <w:rFonts w:ascii="Times New Roman" w:hAnsi="Times New Roman" w:cs="Times New Roman"/>
+                <w:sz w:val="24"/>
+                <w:szCs w:val="24"/>
+              </w:rPr>
+            </w:pPr>
+            <w:r>
+              <w:rPr>
+                <w:rFonts w:ascii="Times New Roman" w:eastAsia="Calibri" w:hAnsi="Times New Roman" w:cs="Times New Roman"/>
+                <w:sz w:val="24"/>
+                <w:szCs w:val="24"/>
               </w:rPr>
               <w:t>3</w:t>
             </w:r>
@@ -384,27 +356,21 @@
         <w:tc>
           <w:tcPr>
             <w:tcW w:w="2752" w:type="dxa"/>
-            <w:tcBorders/>
           </w:tcPr>
           <w:p>
             <w:pPr>
-              <w:pStyle w:val="Normal"/>
-              <w:widowControl/>
-              <w:spacing w:lineRule="auto" w:line="240" w:before="0" w:after="0"/>
-              <w:jc w:val="left"/>
-              <w:rPr>
-                <w:rFonts w:ascii="Times New Roman" w:hAnsi="Times New Roman" w:cs="Times New Roman"/>
-                <w:sz w:val="24"/>
-                <w:szCs w:val="24"/>
-              </w:rPr>
-            </w:pPr>
-            <w:r>
-              <w:rPr>
-                <w:rFonts w:eastAsia="Calibri" w:cs="Times New Roman" w:ascii="Times New Roman" w:hAnsi="Times New Roman"/>
-                <w:kern w:val="0"/>
-                <w:sz w:val="24"/>
-                <w:szCs w:val="24"/>
-                <w:lang w:val="ru-RU" w:eastAsia="en-US" w:bidi="ar-SA"/>
+              <w:spacing w:after="0" w:line="240" w:lineRule="auto"/>
+              <w:rPr>
+                <w:rFonts w:ascii="Times New Roman" w:hAnsi="Times New Roman" w:cs="Times New Roman"/>
+                <w:sz w:val="24"/>
+                <w:szCs w:val="24"/>
+              </w:rPr>
+            </w:pPr>
+            <w:r>
+              <w:rPr>
+                <w:rFonts w:ascii="Times New Roman" w:eastAsia="Calibri" w:hAnsi="Times New Roman" w:cs="Times New Roman"/>
+                <w:sz w:val="24"/>
+                <w:szCs w:val="24"/>
               </w:rPr>
               <w:t>Формирование темы исследования</w:t>
             </w:r>
@@ -413,14 +379,10 @@
         <w:tc>
           <w:tcPr>
             <w:tcW w:w="7208" w:type="dxa"/>
-            <w:tcBorders/>
           </w:tcPr>
           <w:p>
             <w:pPr>
-              <w:pStyle w:val="Normal"/>
-              <w:widowControl/>
-              <w:spacing w:lineRule="auto" w:line="240" w:before="0" w:after="0"/>
-              <w:jc w:val="left"/>
+              <w:spacing w:after="0" w:line="240" w:lineRule="auto"/>
               <w:rPr>
                 <w:rFonts w:ascii="Times New Roman" w:hAnsi="Times New Roman" w:cs="Times New Roman"/>
                 <w:iCs/>
@@ -430,12 +392,10 @@
             </w:pPr>
             <w:r>
               <w:rPr>
-                <w:rFonts w:eastAsia="Calibri" w:cs="Times New Roman" w:ascii="Times New Roman" w:hAnsi="Times New Roman"/>
+                <w:rFonts w:ascii="Times New Roman" w:eastAsia="Calibri" w:hAnsi="Times New Roman" w:cs="Times New Roman"/>
                 <w:iCs/>
-                <w:kern w:val="0"/>
-                <w:sz w:val="24"/>
-                <w:szCs w:val="24"/>
-                <w:lang w:val="ru-RU" w:eastAsia="en-US" w:bidi="ar-SA"/>
+                <w:sz w:val="24"/>
+                <w:szCs w:val="24"/>
               </w:rPr>
               <w:t>Реализация методики формирования здоровых привычек средствами игровой психологии и наставнической поддержки в Телеграм боте</w:t>
             </w:r>
@@ -443,31 +403,24 @@
         </w:tc>
       </w:tr>
       <w:tr>
-        <w:trPr/>
         <w:tc>
           <w:tcPr>
             <w:tcW w:w="667" w:type="dxa"/>
-            <w:tcBorders/>
           </w:tcPr>
           <w:p>
             <w:pPr>
-              <w:pStyle w:val="Normal"/>
-              <w:widowControl/>
-              <w:spacing w:lineRule="auto" w:line="240" w:before="0" w:after="0"/>
-              <w:jc w:val="left"/>
-              <w:rPr>
-                <w:rFonts w:ascii="Times New Roman" w:hAnsi="Times New Roman" w:cs="Times New Roman"/>
-                <w:sz w:val="24"/>
-                <w:szCs w:val="24"/>
-              </w:rPr>
-            </w:pPr>
-            <w:r>
-              <w:rPr>
-                <w:rFonts w:eastAsia="Calibri" w:cs="Times New Roman" w:ascii="Times New Roman" w:hAnsi="Times New Roman"/>
-                <w:kern w:val="0"/>
-                <w:sz w:val="24"/>
-                <w:szCs w:val="24"/>
-                <w:lang w:val="ru-RU" w:eastAsia="en-US" w:bidi="ar-SA"/>
+              <w:spacing w:after="0" w:line="240" w:lineRule="auto"/>
+              <w:rPr>
+                <w:rFonts w:ascii="Times New Roman" w:hAnsi="Times New Roman" w:cs="Times New Roman"/>
+                <w:sz w:val="24"/>
+                <w:szCs w:val="24"/>
+              </w:rPr>
+            </w:pPr>
+            <w:r>
+              <w:rPr>
+                <w:rFonts w:ascii="Times New Roman" w:eastAsia="Calibri" w:hAnsi="Times New Roman" w:cs="Times New Roman"/>
+                <w:sz w:val="24"/>
+                <w:szCs w:val="24"/>
               </w:rPr>
               <w:t>4</w:t>
             </w:r>
@@ -476,62 +429,40 @@
         <w:tc>
           <w:tcPr>
             <w:tcW w:w="2752" w:type="dxa"/>
-            <w:tcBorders/>
           </w:tcPr>
           <w:p>
             <w:pPr>
-              <w:pStyle w:val="Normal"/>
-              <w:widowControl/>
-              <w:spacing w:lineRule="auto" w:line="240" w:before="0" w:after="0"/>
-              <w:jc w:val="left"/>
-              <w:rPr>
-                <w:rFonts w:ascii="Times New Roman" w:hAnsi="Times New Roman" w:cs="Times New Roman"/>
-                <w:sz w:val="24"/>
-                <w:szCs w:val="24"/>
-              </w:rPr>
-            </w:pPr>
-            <w:r>
-              <w:rPr>
-                <w:rFonts w:eastAsia="Calibri" w:cs="Times New Roman" w:ascii="Times New Roman" w:hAnsi="Times New Roman"/>
-                <w:kern w:val="0"/>
-                <w:sz w:val="24"/>
-                <w:szCs w:val="24"/>
-                <w:lang w:val="ru-RU" w:eastAsia="en-US" w:bidi="ar-SA"/>
+              <w:spacing w:after="0" w:line="240" w:lineRule="auto"/>
+              <w:rPr>
+                <w:rFonts w:ascii="Times New Roman" w:hAnsi="Times New Roman" w:cs="Times New Roman"/>
+                <w:sz w:val="24"/>
+                <w:szCs w:val="24"/>
+              </w:rPr>
+            </w:pPr>
+            <w:r>
+              <w:rPr>
+                <w:rFonts w:ascii="Times New Roman" w:eastAsia="Calibri" w:hAnsi="Times New Roman" w:cs="Times New Roman"/>
+                <w:sz w:val="24"/>
+                <w:szCs w:val="24"/>
               </w:rPr>
               <w:t>Постановка/выдвижение рабочей гипотезы</w:t>
             </w:r>
           </w:p>
           <w:p>
             <w:pPr>
-              <w:pStyle w:val="Normal"/>
-              <w:widowControl/>
-              <w:spacing w:lineRule="auto" w:line="240" w:before="0" w:after="0"/>
-              <w:jc w:val="left"/>
-              <w:rPr>
-                <w:rFonts w:ascii="Times New Roman" w:hAnsi="Times New Roman" w:cs="Times New Roman"/>
-                <w:sz w:val="24"/>
-                <w:szCs w:val="24"/>
-              </w:rPr>
-            </w:pPr>
-            <w:r>
-              <w:rPr>
-                <w:rFonts w:eastAsia="Calibri" w:cs="Times New Roman" w:ascii="Times New Roman" w:hAnsi="Times New Roman"/>
-                <w:kern w:val="0"/>
-                <w:sz w:val="24"/>
-                <w:szCs w:val="24"/>
-                <w:lang w:val="ru-RU" w:eastAsia="en-US" w:bidi="ar-SA"/>
-              </w:rPr>
-            </w:r>
-          </w:p>
-          <w:p>
-            <w:pPr>
-              <w:pStyle w:val="Normal"/>
-              <w:widowControl/>
-              <w:spacing w:lineRule="auto" w:line="240" w:before="0" w:after="0"/>
-              <w:jc w:val="left"/>
-              <w:rPr>
-                <w:rFonts w:ascii="Times New Roman" w:hAnsi="Times New Roman" w:cs="Times New Roman"/>
-                <w:i/>
+              <w:spacing w:after="0" w:line="240" w:lineRule="auto"/>
+              <w:rPr>
+                <w:rFonts w:ascii="Times New Roman" w:hAnsi="Times New Roman" w:cs="Times New Roman"/>
+                <w:sz w:val="24"/>
+                <w:szCs w:val="24"/>
+              </w:rPr>
+            </w:pPr>
+          </w:p>
+          <w:p>
+            <w:pPr>
+              <w:spacing w:after="0" w:line="240" w:lineRule="auto"/>
+              <w:rPr>
+                <w:rFonts w:ascii="Times New Roman" w:hAnsi="Times New Roman" w:cs="Times New Roman"/>
                 <w:i/>
                 <w:sz w:val="20"/>
                 <w:szCs w:val="20"/>
@@ -539,36 +470,29 @@
             </w:pPr>
             <w:r>
               <w:rPr>
-                <w:rFonts w:eastAsia="Calibri" w:cs="Times New Roman" w:ascii="Times New Roman" w:hAnsi="Times New Roman"/>
+                <w:rFonts w:ascii="Times New Roman" w:eastAsia="Calibri" w:hAnsi="Times New Roman" w:cs="Times New Roman"/>
                 <w:i/>
-                <w:kern w:val="0"/>
                 <w:sz w:val="20"/>
                 <w:szCs w:val="20"/>
-                <w:lang w:val="ru-RU" w:eastAsia="en-US" w:bidi="ar-SA"/>
               </w:rPr>
               <w:t>Гипотеза — научное предположение о чем-либо,</w:t>
             </w:r>
           </w:p>
           <w:p>
             <w:pPr>
-              <w:pStyle w:val="Normal"/>
-              <w:widowControl/>
-              <w:spacing w:lineRule="auto" w:line="240" w:before="0" w:after="0"/>
-              <w:jc w:val="left"/>
-              <w:rPr>
-                <w:rFonts w:ascii="Times New Roman" w:hAnsi="Times New Roman" w:cs="Times New Roman"/>
-                <w:sz w:val="24"/>
-                <w:szCs w:val="24"/>
-              </w:rPr>
-            </w:pPr>
-            <w:r>
-              <w:rPr>
-                <w:rFonts w:eastAsia="Calibri" w:cs="Times New Roman" w:ascii="Times New Roman" w:hAnsi="Times New Roman"/>
+              <w:spacing w:after="0" w:line="240" w:lineRule="auto"/>
+              <w:rPr>
+                <w:rFonts w:ascii="Times New Roman" w:hAnsi="Times New Roman" w:cs="Times New Roman"/>
+                <w:sz w:val="24"/>
+                <w:szCs w:val="24"/>
+              </w:rPr>
+            </w:pPr>
+            <w:r>
+              <w:rPr>
+                <w:rFonts w:ascii="Times New Roman" w:eastAsia="Calibri" w:hAnsi="Times New Roman" w:cs="Times New Roman"/>
                 <w:i/>
-                <w:kern w:val="0"/>
                 <w:sz w:val="20"/>
                 <w:szCs w:val="20"/>
-                <w:lang w:val="ru-RU" w:eastAsia="en-US" w:bidi="ar-SA"/>
               </w:rPr>
               <w:t>требующее подтверждения, доказательства,</w:t>
             </w:r>
@@ -577,104 +501,204 @@
         <w:tc>
           <w:tcPr>
             <w:tcW w:w="7208" w:type="dxa"/>
-            <w:tcBorders/>
           </w:tcPr>
           <w:p>
             <w:pPr>
-              <w:pStyle w:val="Normal"/>
-              <w:widowControl/>
-              <w:spacing w:lineRule="auto" w:line="240" w:before="0" w:after="0"/>
-              <w:jc w:val="left"/>
-              <w:rPr>
-                <w:rFonts w:ascii="Times New Roman" w:hAnsi="Times New Roman" w:cs="Times New Roman"/>
-                <w:sz w:val="24"/>
-                <w:szCs w:val="24"/>
-              </w:rPr>
-            </w:pPr>
-            <w:r>
-              <w:rPr>
-                <w:rFonts w:eastAsia="Calibri" w:cs="Times New Roman" w:ascii="Times New Roman" w:hAnsi="Times New Roman"/>
-                <w:kern w:val="0"/>
-                <w:sz w:val="24"/>
-                <w:szCs w:val="24"/>
-                <w:lang w:val="ru-RU" w:eastAsia="en-US" w:bidi="ar-SA"/>
+              <w:spacing w:after="0" w:line="240" w:lineRule="auto"/>
+              <w:rPr>
+                <w:rFonts w:ascii="Times New Roman" w:eastAsia="Calibri" w:hAnsi="Times New Roman" w:cs="Times New Roman"/>
+                <w:sz w:val="24"/>
+                <w:szCs w:val="24"/>
+              </w:rPr>
+            </w:pPr>
+            <w:r>
+              <w:rPr>
+                <w:rFonts w:ascii="Times New Roman" w:eastAsia="Calibri" w:hAnsi="Times New Roman" w:cs="Times New Roman"/>
+                <w:sz w:val="24"/>
+                <w:szCs w:val="24"/>
               </w:rPr>
               <w:t>Игровая психология и наставническая поддержка в цифровом пространстве Telegram-бота способны повысить эффективность (</w:t>
             </w:r>
             <w:r>
               <w:rPr>
-                <w:rFonts w:eastAsia="Calibri" w:cs="Times New Roman" w:ascii="Times New Roman" w:hAnsi="Times New Roman"/>
+                <w:rFonts w:ascii="Times New Roman" w:eastAsia="Calibri" w:hAnsi="Times New Roman" w:cs="Times New Roman"/>
                 <w:color w:val="FF0000"/>
-                <w:kern w:val="0"/>
-                <w:sz w:val="24"/>
-                <w:szCs w:val="24"/>
-                <w:lang w:val="ru-RU" w:eastAsia="en-US" w:bidi="ar-SA"/>
+                <w:sz w:val="24"/>
+                <w:szCs w:val="24"/>
               </w:rPr>
               <w:t xml:space="preserve">уточнить на сколько ___%) </w:t>
             </w:r>
             <w:r>
               <w:rPr>
-                <w:rFonts w:eastAsia="Calibri" w:cs="Times New Roman" w:ascii="Times New Roman" w:hAnsi="Times New Roman"/>
-                <w:kern w:val="0"/>
-                <w:sz w:val="24"/>
-                <w:szCs w:val="24"/>
-                <w:lang w:val="ru-RU" w:eastAsia="en-US" w:bidi="ar-SA"/>
+                <w:rFonts w:ascii="Times New Roman" w:eastAsia="Calibri" w:hAnsi="Times New Roman" w:cs="Times New Roman"/>
+                <w:sz w:val="24"/>
+                <w:szCs w:val="24"/>
               </w:rPr>
               <w:t>формирования и удержания здоровых привычек у пользователей.</w:t>
             </w:r>
           </w:p>
           <w:p>
             <w:pPr>
-              <w:pStyle w:val="Normal"/>
-              <w:widowControl/>
-              <w:spacing w:lineRule="auto" w:line="240" w:before="0" w:after="0"/>
-              <w:jc w:val="left"/>
-              <w:rPr>
-                <w:rFonts w:ascii="Times New Roman" w:hAnsi="Times New Roman" w:cs="Times New Roman"/>
-                <w:sz w:val="24"/>
-                <w:szCs w:val="24"/>
-              </w:rPr>
-            </w:pPr>
-            <w:r>
-              <w:rPr>
-                <w:rFonts w:eastAsia="Calibri" w:cs="Times New Roman" w:ascii="Times New Roman" w:hAnsi="Times New Roman"/>
+              <w:spacing w:after="0" w:line="240" w:lineRule="auto"/>
+              <w:rPr>
+                <w:rFonts w:ascii="Times New Roman" w:eastAsia="Calibri" w:hAnsi="Times New Roman" w:cs="Times New Roman"/>
+                <w:sz w:val="24"/>
+                <w:szCs w:val="24"/>
+              </w:rPr>
+            </w:pPr>
+            <w:r>
+              <w:rPr>
+                <w:rFonts w:ascii="Times New Roman" w:eastAsia="Calibri" w:hAnsi="Times New Roman" w:cs="Times New Roman"/>
+                <w:sz w:val="24"/>
+                <w:szCs w:val="24"/>
+              </w:rPr>
+              <w:t>---</w:t>
+            </w:r>
+          </w:p>
+          <w:p>
+            <w:pPr>
+              <w:spacing w:after="0" w:line="240" w:lineRule="auto"/>
+              <w:rPr>
+                <w:rFonts w:ascii="Times New Roman" w:eastAsia="Calibri" w:hAnsi="Times New Roman" w:cs="Times New Roman"/>
+                <w:sz w:val="24"/>
+                <w:szCs w:val="24"/>
+              </w:rPr>
+            </w:pPr>
+            <w:r>
+              <w:rPr>
+                <w:rFonts w:ascii="Times New Roman" w:eastAsia="Calibri" w:hAnsi="Times New Roman" w:cs="Times New Roman"/>
+                <w:sz w:val="24"/>
+                <w:szCs w:val="24"/>
+              </w:rPr>
+              <w:t>Внедрение такой методики объединяющей геймификацию и наставническую поддержку позволит:</w:t>
+            </w:r>
+          </w:p>
+          <w:p>
+            <w:pPr>
+              <w:pStyle w:val="a8"/>
+              <w:numPr>
+                <w:ilvl w:val="0"/>
+                <w:numId w:val="3"/>
+              </w:numPr>
+              <w:spacing w:after="0" w:line="240" w:lineRule="auto"/>
+              <w:rPr>
+                <w:rFonts w:ascii="Times New Roman" w:eastAsia="Calibri" w:hAnsi="Times New Roman" w:cs="Times New Roman"/>
+                <w:sz w:val="24"/>
+                <w:szCs w:val="24"/>
+              </w:rPr>
+            </w:pPr>
+            <w:r>
+              <w:rPr>
+                <w:rFonts w:ascii="Times New Roman" w:eastAsia="Calibri" w:hAnsi="Times New Roman" w:cs="Times New Roman"/>
+                <w:sz w:val="24"/>
+                <w:szCs w:val="24"/>
+              </w:rPr>
+              <w:t>Повысить приверженность выполнения поставленных задач на 30%</w:t>
+            </w:r>
+          </w:p>
+          <w:p>
+            <w:pPr>
+              <w:pStyle w:val="a8"/>
+              <w:numPr>
+                <w:ilvl w:val="0"/>
+                <w:numId w:val="3"/>
+              </w:numPr>
+              <w:spacing w:after="0" w:line="240" w:lineRule="auto"/>
+              <w:rPr>
+                <w:rFonts w:ascii="Times New Roman" w:eastAsia="Calibri" w:hAnsi="Times New Roman" w:cs="Times New Roman"/>
+                <w:sz w:val="24"/>
+                <w:szCs w:val="24"/>
+              </w:rPr>
+            </w:pPr>
+            <w:r>
+              <w:rPr>
+                <w:rFonts w:ascii="Times New Roman" w:eastAsia="Calibri" w:hAnsi="Times New Roman" w:cs="Times New Roman"/>
+                <w:sz w:val="24"/>
+                <w:szCs w:val="24"/>
+              </w:rPr>
+              <w:t>Увеличить объем упражнений и/или заданий на 50%</w:t>
+            </w:r>
+          </w:p>
+          <w:p>
+            <w:pPr>
+              <w:pStyle w:val="a8"/>
+              <w:numPr>
+                <w:ilvl w:val="0"/>
+                <w:numId w:val="3"/>
+              </w:numPr>
+              <w:spacing w:after="0" w:line="240" w:lineRule="auto"/>
+              <w:rPr>
+                <w:rFonts w:ascii="Times New Roman" w:hAnsi="Times New Roman" w:cs="Times New Roman"/>
+                <w:sz w:val="24"/>
+                <w:szCs w:val="24"/>
+              </w:rPr>
+            </w:pPr>
+            <w:r>
+              <w:rPr>
+                <w:rFonts w:ascii="Times New Roman" w:eastAsia="Calibri" w:hAnsi="Times New Roman" w:cs="Times New Roman"/>
+                <w:sz w:val="24"/>
+                <w:szCs w:val="24"/>
+              </w:rPr>
+              <w:t xml:space="preserve">Снизить </w:t>
+            </w:r>
+            <w:r>
+              <w:rPr>
+                <w:rFonts w:ascii="Times New Roman" w:eastAsia="Calibri" w:hAnsi="Times New Roman" w:cs="Times New Roman"/>
+                <w:sz w:val="24"/>
+                <w:szCs w:val="24"/>
+              </w:rPr>
+              <w:t>отток новых пользователей за счет низкого порога входа на 15%</w:t>
+            </w:r>
+          </w:p>
+          <w:p>
+            <w:pPr>
+              <w:spacing w:after="0" w:line="240" w:lineRule="auto"/>
+              <w:rPr>
+                <w:rFonts w:ascii="Times New Roman" w:hAnsi="Times New Roman" w:cs="Times New Roman"/>
+                <w:sz w:val="24"/>
+                <w:szCs w:val="24"/>
+              </w:rPr>
+            </w:pPr>
+            <w:r>
+              <w:rPr>
+                <w:rFonts w:ascii="Times New Roman" w:eastAsia="Calibri" w:hAnsi="Times New Roman" w:cs="Times New Roman"/>
                 <w:i/>
-                <w:kern w:val="0"/>
                 <w:sz w:val="20"/>
                 <w:szCs w:val="20"/>
-                <w:lang w:val="ru-RU" w:eastAsia="en-US" w:bidi="ar-SA"/>
-              </w:rPr>
-              <w:t>В процессе исследования вы подтверждаете или опровергаете гипотезу на основе экспериментов</w:t>
+              </w:rPr>
+              <w:t>В</w:t>
+            </w:r>
+            <w:r>
+              <w:rPr>
+                <w:rFonts w:ascii="Times New Roman" w:eastAsia="Calibri" w:hAnsi="Times New Roman" w:cs="Times New Roman"/>
+                <w:i/>
+                <w:sz w:val="20"/>
+                <w:szCs w:val="20"/>
+              </w:rPr>
+              <w:t xml:space="preserve"> процессе исследования вы подтверждаете или опровергаете гипотезу на основе экспериментов</w:t>
             </w:r>
           </w:p>
         </w:tc>
       </w:tr>
       <w:tr>
-        <w:trPr/>
         <w:tc>
           <w:tcPr>
             <w:tcW w:w="667" w:type="dxa"/>
-            <w:tcBorders/>
           </w:tcPr>
           <w:p>
             <w:pPr>
-              <w:pStyle w:val="Normal"/>
-              <w:widowControl/>
-              <w:spacing w:lineRule="auto" w:line="240" w:before="0" w:after="0"/>
-              <w:jc w:val="left"/>
-              <w:rPr>
-                <w:rFonts w:ascii="Times New Roman" w:hAnsi="Times New Roman" w:cs="Times New Roman"/>
-                <w:sz w:val="24"/>
-                <w:szCs w:val="24"/>
-              </w:rPr>
-            </w:pPr>
-            <w:r>
-              <w:rPr>
-                <w:rFonts w:eastAsia="Calibri" w:cs="Times New Roman" w:ascii="Times New Roman" w:hAnsi="Times New Roman"/>
-                <w:kern w:val="0"/>
-                <w:sz w:val="24"/>
-                <w:szCs w:val="24"/>
-                <w:lang w:val="ru-RU" w:eastAsia="en-US" w:bidi="ar-SA"/>
+              <w:spacing w:after="0" w:line="240" w:lineRule="auto"/>
+              <w:rPr>
+                <w:rFonts w:ascii="Times New Roman" w:hAnsi="Times New Roman" w:cs="Times New Roman"/>
+                <w:sz w:val="24"/>
+                <w:szCs w:val="24"/>
+              </w:rPr>
+            </w:pPr>
+            <w:r>
+              <w:rPr>
+                <w:rFonts w:ascii="Times New Roman" w:eastAsia="Calibri" w:hAnsi="Times New Roman" w:cs="Times New Roman"/>
+                <w:sz w:val="24"/>
+                <w:szCs w:val="24"/>
               </w:rPr>
               <w:t>5.1</w:t>
             </w:r>
@@ -683,27 +707,21 @@
         <w:tc>
           <w:tcPr>
             <w:tcW w:w="2752" w:type="dxa"/>
-            <w:tcBorders/>
           </w:tcPr>
           <w:p>
             <w:pPr>
-              <w:pStyle w:val="Normal"/>
-              <w:widowControl/>
-              <w:spacing w:lineRule="auto" w:line="240" w:before="0" w:after="0"/>
-              <w:jc w:val="left"/>
-              <w:rPr>
-                <w:rFonts w:ascii="Times New Roman" w:hAnsi="Times New Roman" w:cs="Times New Roman"/>
-                <w:sz w:val="24"/>
-                <w:szCs w:val="24"/>
-              </w:rPr>
-            </w:pPr>
-            <w:r>
-              <w:rPr>
-                <w:rFonts w:eastAsia="Calibri" w:cs="Times New Roman" w:ascii="Times New Roman" w:hAnsi="Times New Roman"/>
-                <w:kern w:val="0"/>
-                <w:sz w:val="24"/>
-                <w:szCs w:val="24"/>
-                <w:lang w:val="ru-RU" w:eastAsia="en-US" w:bidi="ar-SA"/>
+              <w:spacing w:after="0" w:line="240" w:lineRule="auto"/>
+              <w:rPr>
+                <w:rFonts w:ascii="Times New Roman" w:hAnsi="Times New Roman" w:cs="Times New Roman"/>
+                <w:sz w:val="24"/>
+                <w:szCs w:val="24"/>
+              </w:rPr>
+            </w:pPr>
+            <w:r>
+              <w:rPr>
+                <w:rFonts w:ascii="Times New Roman" w:eastAsia="Calibri" w:hAnsi="Times New Roman" w:cs="Times New Roman"/>
+                <w:sz w:val="24"/>
+                <w:szCs w:val="24"/>
               </w:rPr>
               <w:t>Постановка цели исследования</w:t>
             </w:r>
@@ -712,27 +730,21 @@
         <w:tc>
           <w:tcPr>
             <w:tcW w:w="7208" w:type="dxa"/>
-            <w:tcBorders/>
           </w:tcPr>
           <w:p>
             <w:pPr>
-              <w:pStyle w:val="Normal"/>
-              <w:widowControl/>
-              <w:spacing w:lineRule="auto" w:line="240" w:before="0" w:after="0"/>
-              <w:jc w:val="left"/>
-              <w:rPr>
-                <w:rFonts w:ascii="Times New Roman" w:hAnsi="Times New Roman" w:cs="Times New Roman"/>
-                <w:sz w:val="24"/>
-                <w:szCs w:val="24"/>
-              </w:rPr>
-            </w:pPr>
-            <w:r>
-              <w:rPr>
-                <w:rFonts w:eastAsia="Calibri" w:cs="Times New Roman" w:ascii="Times New Roman" w:hAnsi="Times New Roman"/>
-                <w:kern w:val="0"/>
-                <w:sz w:val="24"/>
-                <w:szCs w:val="24"/>
-                <w:lang w:val="ru-RU" w:eastAsia="en-US" w:bidi="ar-SA"/>
+              <w:spacing w:after="0" w:line="240" w:lineRule="auto"/>
+              <w:rPr>
+                <w:rFonts w:ascii="Times New Roman" w:hAnsi="Times New Roman" w:cs="Times New Roman"/>
+                <w:sz w:val="24"/>
+                <w:szCs w:val="24"/>
+              </w:rPr>
+            </w:pPr>
+            <w:r>
+              <w:rPr>
+                <w:rFonts w:ascii="Times New Roman" w:eastAsia="Calibri" w:hAnsi="Times New Roman" w:cs="Times New Roman"/>
+                <w:sz w:val="24"/>
+                <w:szCs w:val="24"/>
               </w:rPr>
               <w:t>Разработать и апробировать эффективную методику формирования здоровых привычек с использованием Telegram-бота, основанную на принципах игровой психологии и наставнической поддержки.</w:t>
             </w:r>
@@ -740,31 +752,24 @@
         </w:tc>
       </w:tr>
       <w:tr>
-        <w:trPr/>
         <w:tc>
           <w:tcPr>
             <w:tcW w:w="667" w:type="dxa"/>
-            <w:tcBorders/>
           </w:tcPr>
           <w:p>
             <w:pPr>
-              <w:pStyle w:val="Normal"/>
-              <w:widowControl/>
-              <w:spacing w:lineRule="auto" w:line="240" w:before="0" w:after="0"/>
-              <w:jc w:val="left"/>
-              <w:rPr>
-                <w:rFonts w:ascii="Times New Roman" w:hAnsi="Times New Roman" w:cs="Times New Roman"/>
-                <w:sz w:val="24"/>
-                <w:szCs w:val="24"/>
-              </w:rPr>
-            </w:pPr>
-            <w:r>
-              <w:rPr>
-                <w:rFonts w:eastAsia="Calibri" w:cs="Times New Roman" w:ascii="Times New Roman" w:hAnsi="Times New Roman"/>
-                <w:kern w:val="0"/>
-                <w:sz w:val="24"/>
-                <w:szCs w:val="24"/>
-                <w:lang w:val="ru-RU" w:eastAsia="en-US" w:bidi="ar-SA"/>
+              <w:spacing w:after="0" w:line="240" w:lineRule="auto"/>
+              <w:rPr>
+                <w:rFonts w:ascii="Times New Roman" w:hAnsi="Times New Roman" w:cs="Times New Roman"/>
+                <w:sz w:val="24"/>
+                <w:szCs w:val="24"/>
+              </w:rPr>
+            </w:pPr>
+            <w:r>
+              <w:rPr>
+                <w:rFonts w:ascii="Times New Roman" w:eastAsia="Calibri" w:hAnsi="Times New Roman" w:cs="Times New Roman"/>
+                <w:sz w:val="24"/>
+                <w:szCs w:val="24"/>
               </w:rPr>
               <w:t>5.2</w:t>
             </w:r>
@@ -773,50 +778,39 @@
         <w:tc>
           <w:tcPr>
             <w:tcW w:w="2752" w:type="dxa"/>
-            <w:tcBorders/>
           </w:tcPr>
           <w:p>
             <w:pPr>
-              <w:pStyle w:val="Normal"/>
-              <w:widowControl/>
-              <w:spacing w:lineRule="auto" w:line="240" w:before="0" w:after="0"/>
-              <w:jc w:val="left"/>
-              <w:rPr>
-                <w:rFonts w:ascii="Times New Roman" w:hAnsi="Times New Roman" w:cs="Times New Roman"/>
-                <w:sz w:val="24"/>
-                <w:szCs w:val="24"/>
-              </w:rPr>
-            </w:pPr>
-            <w:r>
-              <w:rPr>
-                <w:rFonts w:eastAsia="Calibri" w:cs="Times New Roman" w:ascii="Times New Roman" w:hAnsi="Times New Roman"/>
-                <w:kern w:val="0"/>
-                <w:sz w:val="24"/>
-                <w:szCs w:val="24"/>
-                <w:lang w:val="ru-RU" w:eastAsia="en-US" w:bidi="ar-SA"/>
+              <w:spacing w:after="0" w:line="240" w:lineRule="auto"/>
+              <w:rPr>
+                <w:rFonts w:ascii="Times New Roman" w:hAnsi="Times New Roman" w:cs="Times New Roman"/>
+                <w:sz w:val="24"/>
+                <w:szCs w:val="24"/>
+              </w:rPr>
+            </w:pPr>
+            <w:r>
+              <w:rPr>
+                <w:rFonts w:ascii="Times New Roman" w:eastAsia="Calibri" w:hAnsi="Times New Roman" w:cs="Times New Roman"/>
+                <w:sz w:val="24"/>
+                <w:szCs w:val="24"/>
               </w:rPr>
               <w:t xml:space="preserve">Постановка задач исследования </w:t>
             </w:r>
           </w:p>
           <w:p>
             <w:pPr>
-              <w:pStyle w:val="Normal"/>
-              <w:widowControl/>
-              <w:spacing w:lineRule="auto" w:line="240" w:before="0" w:after="0"/>
-              <w:jc w:val="left"/>
-              <w:rPr>
-                <w:rFonts w:ascii="Times New Roman" w:hAnsi="Times New Roman" w:cs="Times New Roman"/>
-                <w:sz w:val="24"/>
-                <w:szCs w:val="24"/>
-              </w:rPr>
-            </w:pPr>
-            <w:r>
-              <w:rPr>
-                <w:rFonts w:eastAsia="Calibri" w:cs="Times New Roman" w:ascii="Times New Roman" w:hAnsi="Times New Roman"/>
-                <w:kern w:val="0"/>
-                <w:sz w:val="24"/>
-                <w:szCs w:val="24"/>
-                <w:lang w:val="ru-RU" w:eastAsia="en-US" w:bidi="ar-SA"/>
+              <w:spacing w:after="0" w:line="240" w:lineRule="auto"/>
+              <w:rPr>
+                <w:rFonts w:ascii="Times New Roman" w:hAnsi="Times New Roman" w:cs="Times New Roman"/>
+                <w:sz w:val="24"/>
+                <w:szCs w:val="24"/>
+              </w:rPr>
+            </w:pPr>
+            <w:r>
+              <w:rPr>
+                <w:rFonts w:ascii="Times New Roman" w:eastAsia="Calibri" w:hAnsi="Times New Roman" w:cs="Times New Roman"/>
+                <w:sz w:val="24"/>
+                <w:szCs w:val="24"/>
               </w:rPr>
               <w:t>(не более 5)</w:t>
             </w:r>
@@ -825,48 +819,38 @@
         <w:tc>
           <w:tcPr>
             <w:tcW w:w="7208" w:type="dxa"/>
-            <w:tcBorders/>
           </w:tcPr>
           <w:p>
             <w:pPr>
-              <w:pStyle w:val="ListParagraph"/>
-              <w:widowControl/>
+              <w:pStyle w:val="a8"/>
               <w:numPr>
                 <w:ilvl w:val="0"/>
                 <w:numId w:val="1"/>
               </w:numPr>
-              <w:spacing w:lineRule="auto" w:line="240" w:before="0" w:after="0"/>
-              <w:contextualSpacing/>
-              <w:jc w:val="left"/>
+              <w:spacing w:after="0" w:line="240" w:lineRule="auto"/>
               <w:rPr>
                 <w:rFonts w:ascii="Times New Roman" w:hAnsi="Times New Roman" w:cs="Times New Roman"/>
                 <w:sz w:val="20"/>
                 <w:szCs w:val="20"/>
               </w:rPr>
             </w:pPr>
-            <w:bookmarkStart w:id="0" w:name="_GoBack"/>
-            <w:r>
-              <w:rPr>
-                <w:rFonts w:eastAsia="Calibri" w:cs="Times New Roman" w:ascii="Times New Roman" w:hAnsi="Times New Roman"/>
-                <w:kern w:val="0"/>
+            <w:r>
+              <w:rPr>
+                <w:rFonts w:ascii="Times New Roman" w:eastAsia="Calibri" w:hAnsi="Times New Roman" w:cs="Times New Roman"/>
                 <w:sz w:val="20"/>
                 <w:szCs w:val="20"/>
-                <w:lang w:val="ru-RU" w:eastAsia="en-US" w:bidi="ar-SA"/>
               </w:rPr>
               <w:t>Анализ существующих подходов и технологий формирования здоровых привычек.</w:t>
             </w:r>
           </w:p>
           <w:p>
             <w:pPr>
-              <w:pStyle w:val="ListParagraph"/>
-              <w:widowControl/>
+              <w:pStyle w:val="a8"/>
               <w:numPr>
                 <w:ilvl w:val="0"/>
                 <w:numId w:val="1"/>
               </w:numPr>
-              <w:spacing w:lineRule="auto" w:line="240" w:before="0" w:after="0"/>
-              <w:contextualSpacing/>
-              <w:jc w:val="left"/>
+              <w:spacing w:after="0" w:line="240" w:lineRule="auto"/>
               <w:rPr>
                 <w:rFonts w:ascii="Times New Roman" w:hAnsi="Times New Roman" w:cs="Times New Roman"/>
                 <w:sz w:val="20"/>
@@ -875,26 +859,21 @@
             </w:pPr>
             <w:r>
               <w:rPr>
-                <w:rFonts w:eastAsia="Calibri" w:cs="Times New Roman" w:ascii="Times New Roman" w:hAnsi="Times New Roman"/>
-                <w:kern w:val="0"/>
+                <w:rFonts w:ascii="Times New Roman" w:eastAsia="Calibri" w:hAnsi="Times New Roman" w:cs="Times New Roman"/>
                 <w:sz w:val="20"/>
                 <w:szCs w:val="20"/>
-                <w:lang w:val="ru-RU" w:eastAsia="en-US" w:bidi="ar-SA"/>
               </w:rPr>
               <w:t>Разработка модели взаимодействия Telegram-бота с пользователями.</w:t>
             </w:r>
           </w:p>
           <w:p>
             <w:pPr>
-              <w:pStyle w:val="ListParagraph"/>
-              <w:widowControl/>
+              <w:pStyle w:val="a8"/>
               <w:numPr>
                 <w:ilvl w:val="0"/>
                 <w:numId w:val="1"/>
               </w:numPr>
-              <w:spacing w:lineRule="auto" w:line="240" w:before="0" w:after="0"/>
-              <w:contextualSpacing/>
-              <w:jc w:val="left"/>
+              <w:spacing w:after="0" w:line="240" w:lineRule="auto"/>
               <w:rPr>
                 <w:rFonts w:ascii="Times New Roman" w:hAnsi="Times New Roman" w:cs="Times New Roman"/>
                 <w:sz w:val="20"/>
@@ -903,26 +882,21 @@
             </w:pPr>
             <w:r>
               <w:rPr>
-                <w:rFonts w:eastAsia="Calibri" w:cs="Times New Roman" w:ascii="Times New Roman" w:hAnsi="Times New Roman"/>
-                <w:kern w:val="0"/>
+                <w:rFonts w:ascii="Times New Roman" w:eastAsia="Calibri" w:hAnsi="Times New Roman" w:cs="Times New Roman"/>
                 <w:sz w:val="20"/>
                 <w:szCs w:val="20"/>
-                <w:lang w:val="ru-RU" w:eastAsia="en-US" w:bidi="ar-SA"/>
               </w:rPr>
               <w:t>Интеграция принципов игровой психологии и наставнической поддержки в алгоритм функционирования Telegram-бота.</w:t>
             </w:r>
           </w:p>
           <w:p>
             <w:pPr>
-              <w:pStyle w:val="ListParagraph"/>
-              <w:widowControl/>
+              <w:pStyle w:val="a8"/>
               <w:numPr>
                 <w:ilvl w:val="0"/>
                 <w:numId w:val="1"/>
               </w:numPr>
-              <w:spacing w:lineRule="auto" w:line="240" w:before="0" w:after="0"/>
-              <w:contextualSpacing/>
-              <w:jc w:val="left"/>
+              <w:spacing w:after="0" w:line="240" w:lineRule="auto"/>
               <w:rPr>
                 <w:rFonts w:ascii="Times New Roman" w:hAnsi="Times New Roman" w:cs="Times New Roman"/>
                 <w:sz w:val="20"/>
@@ -931,74 +905,68 @@
             </w:pPr>
             <w:r>
               <w:rPr>
-                <w:rFonts w:eastAsia="Calibri" w:cs="Times New Roman" w:ascii="Times New Roman" w:hAnsi="Times New Roman"/>
-                <w:kern w:val="0"/>
+                <w:rFonts w:ascii="Times New Roman" w:eastAsia="Calibri" w:hAnsi="Times New Roman" w:cs="Times New Roman"/>
                 <w:sz w:val="20"/>
                 <w:szCs w:val="20"/>
-                <w:lang w:val="ru-RU" w:eastAsia="en-US" w:bidi="ar-SA"/>
               </w:rPr>
               <w:t>Тестирование и оценка эффективности предлагаемой методики.</w:t>
             </w:r>
           </w:p>
           <w:p>
             <w:pPr>
-              <w:pStyle w:val="ListParagraph"/>
-              <w:widowControl/>
+              <w:pStyle w:val="a8"/>
               <w:numPr>
                 <w:ilvl w:val="0"/>
                 <w:numId w:val="1"/>
               </w:numPr>
-              <w:spacing w:lineRule="auto" w:line="240" w:before="0" w:after="0"/>
-              <w:contextualSpacing/>
-              <w:jc w:val="left"/>
-              <w:rPr>
-                <w:rFonts w:ascii="Times New Roman" w:hAnsi="Times New Roman" w:cs="Times New Roman"/>
-                <w:sz w:val="24"/>
-                <w:szCs w:val="24"/>
-              </w:rPr>
-            </w:pPr>
-            <w:bookmarkStart w:id="1" w:name="_GoBack"/>
-            <w:r>
-              <w:rPr>
-                <w:rFonts w:eastAsia="Calibri" w:cs="Times New Roman" w:ascii="Times New Roman" w:hAnsi="Times New Roman"/>
-                <w:kern w:val="0"/>
+              <w:spacing w:after="0" w:line="240" w:lineRule="auto"/>
+              <w:rPr>
+                <w:rFonts w:ascii="Times New Roman" w:hAnsi="Times New Roman" w:cs="Times New Roman"/>
+                <w:sz w:val="24"/>
+                <w:szCs w:val="24"/>
+              </w:rPr>
+            </w:pPr>
+            <w:r>
+              <w:rPr>
+                <w:rFonts w:ascii="Times New Roman" w:eastAsia="Calibri" w:hAnsi="Times New Roman" w:cs="Times New Roman"/>
                 <w:sz w:val="20"/>
                 <w:szCs w:val="20"/>
-                <w:lang w:val="ru-RU" w:eastAsia="en-US" w:bidi="ar-SA"/>
-              </w:rPr>
-              <w:t>Подготовка рекомендаций по внедрению методики в массовое применение.</w:t>
-            </w:r>
-            <w:bookmarkEnd w:id="1"/>
+              </w:rPr>
+              <w:t xml:space="preserve">Подготовка рекомендаций по внедрению методики в массовое </w:t>
+            </w:r>
+            <w:r>
+              <w:rPr>
+                <w:rFonts w:ascii="Times New Roman" w:eastAsia="Calibri" w:hAnsi="Times New Roman" w:cs="Times New Roman"/>
+                <w:sz w:val="20"/>
+                <w:szCs w:val="20"/>
+              </w:rPr>
+              <w:lastRenderedPageBreak/>
+              <w:t>применение.</w:t>
+            </w:r>
           </w:p>
         </w:tc>
       </w:tr>
       <w:tr>
-        <w:trPr/>
         <w:tc>
           <w:tcPr>
             <w:tcW w:w="667" w:type="dxa"/>
-            <w:tcBorders/>
           </w:tcPr>
           <w:p>
             <w:pPr>
-              <w:pStyle w:val="Normal"/>
-              <w:widowControl/>
-              <w:spacing w:lineRule="auto" w:line="240" w:before="0" w:after="0"/>
-              <w:jc w:val="left"/>
-              <w:rPr>
-                <w:rFonts w:ascii="Times New Roman" w:hAnsi="Times New Roman" w:cs="Times New Roman"/>
-                <w:sz w:val="24"/>
-                <w:szCs w:val="24"/>
-              </w:rPr>
-            </w:pPr>
-            <w:r>
-              <w:rPr>
-                <w:rFonts w:eastAsia="Calibri" w:cs="Times New Roman" w:ascii="Times New Roman" w:hAnsi="Times New Roman"/>
-                <w:kern w:val="0"/>
-                <w:sz w:val="24"/>
-                <w:szCs w:val="24"/>
-                <w:lang w:val="ru-RU" w:eastAsia="en-US" w:bidi="ar-SA"/>
-              </w:rPr>
+              <w:spacing w:after="0" w:line="240" w:lineRule="auto"/>
+              <w:rPr>
+                <w:rFonts w:ascii="Times New Roman" w:hAnsi="Times New Roman" w:cs="Times New Roman"/>
+                <w:sz w:val="24"/>
+                <w:szCs w:val="24"/>
+              </w:rPr>
+            </w:pPr>
+            <w:r>
+              <w:rPr>
+                <w:rFonts w:ascii="Times New Roman" w:eastAsia="Calibri" w:hAnsi="Times New Roman" w:cs="Times New Roman"/>
+                <w:sz w:val="24"/>
+                <w:szCs w:val="24"/>
+              </w:rPr>
+              <w:lastRenderedPageBreak/>
               <w:t>6</w:t>
             </w:r>
           </w:p>
@@ -1006,27 +974,21 @@
         <w:tc>
           <w:tcPr>
             <w:tcW w:w="2752" w:type="dxa"/>
-            <w:tcBorders/>
           </w:tcPr>
           <w:p>
             <w:pPr>
-              <w:pStyle w:val="Normal"/>
-              <w:widowControl/>
-              <w:spacing w:lineRule="auto" w:line="240" w:before="0" w:after="0"/>
-              <w:jc w:val="left"/>
-              <w:rPr>
-                <w:rFonts w:ascii="Times New Roman" w:hAnsi="Times New Roman" w:cs="Times New Roman"/>
-                <w:sz w:val="24"/>
-                <w:szCs w:val="24"/>
-              </w:rPr>
-            </w:pPr>
-            <w:r>
-              <w:rPr>
-                <w:rFonts w:eastAsia="Calibri" w:cs="Times New Roman" w:ascii="Times New Roman" w:hAnsi="Times New Roman"/>
-                <w:kern w:val="0"/>
-                <w:sz w:val="24"/>
-                <w:szCs w:val="24"/>
-                <w:lang w:val="ru-RU" w:eastAsia="en-US" w:bidi="ar-SA"/>
+              <w:spacing w:after="0" w:line="240" w:lineRule="auto"/>
+              <w:rPr>
+                <w:rFonts w:ascii="Times New Roman" w:hAnsi="Times New Roman" w:cs="Times New Roman"/>
+                <w:sz w:val="24"/>
+                <w:szCs w:val="24"/>
+              </w:rPr>
+            </w:pPr>
+            <w:r>
+              <w:rPr>
+                <w:rFonts w:ascii="Times New Roman" w:eastAsia="Calibri" w:hAnsi="Times New Roman" w:cs="Times New Roman"/>
+                <w:sz w:val="24"/>
+                <w:szCs w:val="24"/>
               </w:rPr>
               <w:t>Определение объекта и предмета исследования</w:t>
             </w:r>
@@ -1035,125 +997,112 @@
         <w:tc>
           <w:tcPr>
             <w:tcW w:w="7208" w:type="dxa"/>
-            <w:tcBorders/>
           </w:tcPr>
           <w:p>
             <w:pPr>
-              <w:pStyle w:val="Normal"/>
-              <w:widowControl/>
-              <w:spacing w:lineRule="auto" w:line="240" w:before="0" w:after="0"/>
-              <w:jc w:val="left"/>
-              <w:rPr>
-                <w:rFonts w:ascii="Times New Roman" w:hAnsi="Times New Roman" w:cs="Times New Roman"/>
-                <w:sz w:val="24"/>
-                <w:szCs w:val="24"/>
-              </w:rPr>
-            </w:pPr>
-            <w:r>
-              <w:rPr>
-                <w:rFonts w:eastAsia="Calibri" w:cs="Times New Roman" w:ascii="Times New Roman" w:hAnsi="Times New Roman"/>
-                <w:kern w:val="0"/>
-                <w:sz w:val="24"/>
-                <w:szCs w:val="24"/>
-                <w:lang w:val="ru-RU" w:eastAsia="en-US" w:bidi="ar-SA"/>
-              </w:rPr>
-              <w:t xml:space="preserve">Объект: Процесс формирования здоровых привычек </w:t>
-            </w:r>
-            <w:r>
-              <w:rPr>
-                <w:rFonts w:eastAsia="Calibri" w:cs="Times New Roman" w:ascii="Times New Roman" w:hAnsi="Times New Roman"/>
-                <w:color w:val="FF0000"/>
-                <w:kern w:val="0"/>
-                <w:sz w:val="24"/>
-                <w:szCs w:val="24"/>
-                <w:lang w:val="ru-RU" w:eastAsia="en-US" w:bidi="ar-SA"/>
+              <w:spacing w:after="0" w:line="240" w:lineRule="auto"/>
+              <w:rPr>
+                <w:rFonts w:ascii="Times New Roman" w:hAnsi="Times New Roman" w:cs="Times New Roman"/>
+                <w:sz w:val="24"/>
+                <w:szCs w:val="24"/>
+              </w:rPr>
+            </w:pPr>
+            <w:r>
+              <w:rPr>
+                <w:rFonts w:ascii="Times New Roman" w:eastAsia="Calibri" w:hAnsi="Times New Roman" w:cs="Times New Roman"/>
+                <w:sz w:val="24"/>
+                <w:szCs w:val="24"/>
+              </w:rPr>
+              <w:t>Объект: Процесс формирования здоровых привычек</w:t>
+            </w:r>
+            <w:r>
+              <w:rPr>
+                <w:rFonts w:ascii="Times New Roman" w:eastAsia="Calibri" w:hAnsi="Times New Roman" w:cs="Times New Roman"/>
+                <w:sz w:val="24"/>
+                <w:szCs w:val="24"/>
+              </w:rPr>
+              <w:t xml:space="preserve"> </w:t>
+            </w:r>
+            <w:r>
+              <w:rPr>
+                <w:rFonts w:ascii="Times New Roman" w:eastAsia="Calibri" w:hAnsi="Times New Roman" w:cs="Times New Roman"/>
+                <w:sz w:val="24"/>
+                <w:szCs w:val="24"/>
               </w:rPr>
               <w:t>у</w:t>
             </w:r>
             <w:r>
               <w:rPr>
-                <w:rFonts w:eastAsia="Calibri" w:cs="Times New Roman" w:ascii="Times New Roman" w:hAnsi="Times New Roman"/>
-                <w:kern w:val="0"/>
-                <w:sz w:val="24"/>
-                <w:szCs w:val="24"/>
-                <w:lang w:val="ru-RU" w:eastAsia="en-US" w:bidi="ar-SA"/>
+                <w:rFonts w:ascii="Times New Roman" w:eastAsia="Calibri" w:hAnsi="Times New Roman" w:cs="Times New Roman"/>
+                <w:sz w:val="24"/>
+                <w:szCs w:val="24"/>
               </w:rPr>
               <w:t xml:space="preserve"> населения.</w:t>
             </w:r>
           </w:p>
           <w:p>
             <w:pPr>
-              <w:pStyle w:val="Normal"/>
-              <w:widowControl/>
-              <w:spacing w:lineRule="auto" w:line="240" w:before="0" w:after="0"/>
-              <w:jc w:val="left"/>
-              <w:rPr>
-                <w:rFonts w:ascii="Times New Roman" w:hAnsi="Times New Roman" w:cs="Times New Roman"/>
-                <w:sz w:val="24"/>
-                <w:szCs w:val="24"/>
-              </w:rPr>
-            </w:pPr>
-            <w:r>
-              <w:rPr>
-                <w:rFonts w:eastAsia="Calibri" w:cs="Times New Roman" w:ascii="Times New Roman" w:hAnsi="Times New Roman"/>
-                <w:kern w:val="0"/>
-                <w:sz w:val="24"/>
-                <w:szCs w:val="24"/>
-                <w:lang w:val="ru-RU" w:eastAsia="en-US" w:bidi="ar-SA"/>
+              <w:spacing w:after="0" w:line="240" w:lineRule="auto"/>
+              <w:rPr>
+                <w:rFonts w:ascii="Times New Roman" w:hAnsi="Times New Roman" w:cs="Times New Roman"/>
+                <w:sz w:val="24"/>
+                <w:szCs w:val="24"/>
+              </w:rPr>
+            </w:pPr>
+            <w:r>
+              <w:rPr>
+                <w:rFonts w:ascii="Times New Roman" w:eastAsia="Calibri" w:hAnsi="Times New Roman" w:cs="Times New Roman"/>
+                <w:sz w:val="24"/>
+                <w:szCs w:val="24"/>
               </w:rPr>
               <w:t xml:space="preserve">Предмет: </w:t>
             </w:r>
             <w:r>
               <w:rPr>
-                <w:rFonts w:eastAsia="Calibri" w:cs="Times New Roman" w:ascii="Times New Roman" w:hAnsi="Times New Roman"/>
-                <w:strike/>
-                <w:kern w:val="0"/>
-                <w:sz w:val="24"/>
-                <w:szCs w:val="24"/>
-                <w:lang w:val="ru-RU" w:eastAsia="en-US" w:bidi="ar-SA"/>
-              </w:rPr>
-              <w:t>Механизмы реализации</w:t>
-            </w:r>
-            <w:r>
-              <w:rPr>
-                <w:rFonts w:eastAsia="Calibri" w:cs="Times New Roman" w:ascii="Times New Roman" w:hAnsi="Times New Roman"/>
-                <w:kern w:val="0"/>
-                <w:sz w:val="24"/>
-                <w:szCs w:val="24"/>
-                <w:lang w:val="ru-RU" w:eastAsia="en-US" w:bidi="ar-SA"/>
-              </w:rPr>
-              <w:t xml:space="preserve"> методика формирования здоровых привычек средствами игровой психологии и наставнической поддержки в Telegram-боте.</w:t>
+                <w:rFonts w:ascii="Times New Roman" w:eastAsia="Calibri" w:hAnsi="Times New Roman" w:cs="Times New Roman"/>
+                <w:sz w:val="24"/>
+                <w:szCs w:val="24"/>
+              </w:rPr>
+              <w:t>М</w:t>
+            </w:r>
+            <w:r>
+              <w:rPr>
+                <w:rFonts w:ascii="Times New Roman" w:eastAsia="Calibri" w:hAnsi="Times New Roman" w:cs="Times New Roman"/>
+                <w:sz w:val="24"/>
+                <w:szCs w:val="24"/>
+              </w:rPr>
+              <w:t>етодика</w:t>
+            </w:r>
+            <w:r>
+              <w:rPr>
+                <w:rFonts w:ascii="Times New Roman" w:eastAsia="Calibri" w:hAnsi="Times New Roman" w:cs="Times New Roman"/>
+                <w:sz w:val="24"/>
+                <w:szCs w:val="24"/>
+              </w:rPr>
+              <w:t xml:space="preserve"> формирования здоровых привычек средствами игровой психологии и наставнической поддержки в Telegram-боте.</w:t>
             </w:r>
           </w:p>
         </w:tc>
       </w:tr>
       <w:tr>
-        <w:trPr/>
         <w:tc>
           <w:tcPr>
             <w:tcW w:w="667" w:type="dxa"/>
-            <w:tcBorders/>
           </w:tcPr>
           <w:p>
             <w:pPr>
-              <w:pStyle w:val="Normal"/>
-              <w:widowControl/>
-              <w:spacing w:lineRule="auto" w:line="240" w:before="0" w:after="0"/>
-              <w:jc w:val="left"/>
-              <w:rPr>
-                <w:rFonts w:ascii="Times New Roman" w:hAnsi="Times New Roman" w:cs="Times New Roman"/>
-                <w:sz w:val="24"/>
-                <w:szCs w:val="24"/>
-              </w:rPr>
-            </w:pPr>
-            <w:r>
-              <w:rPr>
-                <w:rFonts w:eastAsia="Calibri" w:cs="Times New Roman" w:ascii="Times New Roman" w:hAnsi="Times New Roman"/>
-                <w:color w:val="FF0000"/>
-                <w:kern w:val="0"/>
-                <w:sz w:val="24"/>
-                <w:szCs w:val="24"/>
-                <w:lang w:val="ru-RU" w:eastAsia="en-US" w:bidi="ar-SA"/>
+              <w:spacing w:after="0" w:line="240" w:lineRule="auto"/>
+              <w:rPr>
+                <w:rFonts w:ascii="Times New Roman" w:hAnsi="Times New Roman" w:cs="Times New Roman"/>
+                <w:sz w:val="24"/>
+                <w:szCs w:val="24"/>
+              </w:rPr>
+            </w:pPr>
+            <w:r>
+              <w:rPr>
+                <w:rFonts w:ascii="Times New Roman" w:eastAsia="Calibri" w:hAnsi="Times New Roman" w:cs="Times New Roman"/>
+                <w:sz w:val="24"/>
+                <w:szCs w:val="24"/>
               </w:rPr>
               <w:t>7</w:t>
             </w:r>
@@ -1162,27 +1111,21 @@
         <w:tc>
           <w:tcPr>
             <w:tcW w:w="2752" w:type="dxa"/>
-            <w:tcBorders/>
           </w:tcPr>
           <w:p>
             <w:pPr>
-              <w:pStyle w:val="Normal"/>
-              <w:widowControl/>
-              <w:spacing w:lineRule="auto" w:line="240" w:before="0" w:after="0"/>
-              <w:jc w:val="left"/>
-              <w:rPr>
-                <w:rFonts w:ascii="Times New Roman" w:hAnsi="Times New Roman" w:cs="Times New Roman"/>
-                <w:sz w:val="24"/>
-                <w:szCs w:val="24"/>
-              </w:rPr>
-            </w:pPr>
-            <w:r>
-              <w:rPr>
-                <w:rFonts w:eastAsia="Calibri" w:cs="Times New Roman" w:ascii="Times New Roman" w:hAnsi="Times New Roman"/>
-                <w:kern w:val="0"/>
-                <w:sz w:val="24"/>
-                <w:szCs w:val="24"/>
-                <w:lang w:val="ru-RU" w:eastAsia="en-US" w:bidi="ar-SA"/>
+              <w:spacing w:after="0" w:line="240" w:lineRule="auto"/>
+              <w:rPr>
+                <w:rFonts w:ascii="Times New Roman" w:hAnsi="Times New Roman" w:cs="Times New Roman"/>
+                <w:sz w:val="24"/>
+                <w:szCs w:val="24"/>
+              </w:rPr>
+            </w:pPr>
+            <w:r>
+              <w:rPr>
+                <w:rFonts w:ascii="Times New Roman" w:eastAsia="Calibri" w:hAnsi="Times New Roman" w:cs="Times New Roman"/>
+                <w:sz w:val="24"/>
+                <w:szCs w:val="24"/>
               </w:rPr>
               <w:t>Научная новизна исследования</w:t>
             </w:r>
@@ -1191,127 +1134,215 @@
         <w:tc>
           <w:tcPr>
             <w:tcW w:w="7208" w:type="dxa"/>
-            <w:tcBorders/>
           </w:tcPr>
           <w:p>
             <w:pPr>
-              <w:pStyle w:val="Normal"/>
-              <w:widowControl/>
-              <w:spacing w:lineRule="auto" w:line="240" w:before="0" w:after="0"/>
-              <w:jc w:val="left"/>
-              <w:rPr>
-                <w:rFonts w:ascii="Times New Roman" w:hAnsi="Times New Roman" w:cs="Times New Roman"/>
-                <w:i/>
-                <w:i/>
-                <w:color w:val="FF0000"/>
-                <w:sz w:val="24"/>
-                <w:szCs w:val="24"/>
-              </w:rPr>
-            </w:pPr>
-            <w:r>
-              <w:rPr>
-                <w:rFonts w:eastAsia="Calibri" w:cs="Times New Roman" w:ascii="Times New Roman" w:hAnsi="Times New Roman"/>
-                <w:i/>
-                <w:color w:val="FF0000"/>
-                <w:kern w:val="0"/>
-                <w:sz w:val="24"/>
-                <w:szCs w:val="24"/>
-                <w:lang w:val="ru-RU" w:eastAsia="en-US" w:bidi="ar-SA"/>
-              </w:rPr>
-              <w:t>Заполнить,</w:t>
-            </w:r>
-          </w:p>
-          <w:p>
-            <w:pPr>
-              <w:pStyle w:val="Normal"/>
-              <w:widowControl/>
-              <w:spacing w:lineRule="auto" w:line="240" w:before="0" w:after="0"/>
-              <w:jc w:val="left"/>
-              <w:rPr>
-                <w:rFonts w:ascii="Times New Roman" w:hAnsi="Times New Roman" w:cs="Times New Roman"/>
-                <w:i/>
-                <w:i/>
-                <w:sz w:val="24"/>
-                <w:szCs w:val="24"/>
-              </w:rPr>
-            </w:pPr>
-            <w:r>
-              <w:rPr>
-                <w:rFonts w:eastAsia="Calibri" w:cs="Times New Roman" w:ascii="Times New Roman" w:hAnsi="Times New Roman"/>
-                <w:i/>
-                <w:kern w:val="0"/>
-                <w:sz w:val="24"/>
-                <w:szCs w:val="24"/>
-                <w:lang w:val="ru-RU" w:eastAsia="en-US" w:bidi="ar-SA"/>
-              </w:rPr>
-              <w:t>- разработана и научно обоснована методика миграции,</w:t>
-            </w:r>
-          </w:p>
-          <w:p>
-            <w:pPr>
-              <w:pStyle w:val="Normal"/>
-              <w:widowControl/>
-              <w:spacing w:lineRule="auto" w:line="240" w:before="0" w:after="0"/>
-              <w:jc w:val="left"/>
-              <w:rPr>
-                <w:rFonts w:ascii="Times New Roman" w:hAnsi="Times New Roman" w:cs="Times New Roman"/>
-                <w:sz w:val="24"/>
-                <w:szCs w:val="24"/>
-              </w:rPr>
-            </w:pPr>
-            <w:r>
-              <w:rPr>
-                <w:rFonts w:eastAsia="Calibri" w:cs="Times New Roman" w:ascii="Times New Roman" w:hAnsi="Times New Roman"/>
-                <w:i/>
-                <w:kern w:val="0"/>
-                <w:sz w:val="24"/>
-                <w:szCs w:val="24"/>
-                <w:lang w:val="ru-RU" w:eastAsia="en-US" w:bidi="ar-SA"/>
-              </w:rPr>
-              <w:t>…</w:t>
-            </w:r>
-            <w:r>
-              <w:rPr>
-                <w:rFonts w:eastAsia="Calibri" w:cs="Times New Roman" w:ascii="Times New Roman" w:hAnsi="Times New Roman"/>
-                <w:i/>
-                <w:kern w:val="0"/>
-                <w:sz w:val="24"/>
-                <w:szCs w:val="24"/>
-                <w:lang w:val="ru-RU" w:eastAsia="en-US" w:bidi="ar-SA"/>
+              <w:spacing w:after="0" w:line="240" w:lineRule="auto"/>
+              <w:ind w:left="720"/>
+              <w:rPr>
+                <w:rFonts w:ascii="Times New Roman" w:hAnsi="Times New Roman" w:cs="Times New Roman"/>
+                <w:sz w:val="24"/>
+                <w:szCs w:val="24"/>
+              </w:rPr>
+            </w:pPr>
+          </w:p>
+          <w:p>
+            <w:pPr>
+              <w:numPr>
+                <w:ilvl w:val="0"/>
+                <w:numId w:val="4"/>
+              </w:numPr>
+              <w:spacing w:after="0" w:line="240" w:lineRule="auto"/>
+              <w:rPr>
+                <w:rFonts w:ascii="Times New Roman" w:hAnsi="Times New Roman" w:cs="Times New Roman"/>
+                <w:sz w:val="24"/>
+                <w:szCs w:val="24"/>
+              </w:rPr>
+            </w:pPr>
+            <w:r>
+              <w:rPr>
+                <w:rFonts w:ascii="Times New Roman" w:hAnsi="Times New Roman" w:cs="Times New Roman"/>
+                <w:sz w:val="24"/>
+                <w:szCs w:val="24"/>
+              </w:rPr>
+              <w:t>Р</w:t>
+            </w:r>
+            <w:r>
+              <w:rPr>
+                <w:rFonts w:ascii="Times New Roman" w:hAnsi="Times New Roman" w:cs="Times New Roman"/>
+                <w:sz w:val="24"/>
+                <w:szCs w:val="24"/>
+              </w:rPr>
+              <w:t>азработка комплексной методики для Telegram-ботов, сочетающей игровую психологию с наставничеством для формирования привычек.</w:t>
+            </w:r>
+          </w:p>
+          <w:p>
+            <w:pPr>
+              <w:numPr>
+                <w:ilvl w:val="0"/>
+                <w:numId w:val="4"/>
+              </w:numPr>
+              <w:spacing w:after="0" w:line="240" w:lineRule="auto"/>
+              <w:rPr>
+                <w:rFonts w:ascii="Times New Roman" w:hAnsi="Times New Roman" w:cs="Times New Roman"/>
+                <w:sz w:val="24"/>
+                <w:szCs w:val="24"/>
+              </w:rPr>
+            </w:pPr>
+            <w:r>
+              <w:rPr>
+                <w:rFonts w:ascii="Times New Roman" w:hAnsi="Times New Roman" w:cs="Times New Roman"/>
+                <w:sz w:val="24"/>
+                <w:szCs w:val="24"/>
+              </w:rPr>
+              <w:t xml:space="preserve">Интеграция коучинга в мессенджер для персонализированной поддержки, учитывающая психологические барьеры и нормализующая неудачи, с фокусом </w:t>
+            </w:r>
+            <w:r>
+              <w:rPr>
+                <w:rFonts w:ascii="Times New Roman" w:hAnsi="Times New Roman" w:cs="Times New Roman"/>
+                <w:sz w:val="24"/>
+                <w:szCs w:val="24"/>
+              </w:rPr>
+              <w:t>на современное поколение</w:t>
+            </w:r>
+            <w:r>
+              <w:rPr>
+                <w:rFonts w:ascii="Times New Roman" w:hAnsi="Times New Roman" w:cs="Times New Roman"/>
+                <w:sz w:val="24"/>
+                <w:szCs w:val="24"/>
               </w:rPr>
               <w:t>.</w:t>
             </w:r>
+          </w:p>
+          <w:p>
+            <w:pPr>
+              <w:numPr>
+                <w:ilvl w:val="0"/>
+                <w:numId w:val="4"/>
+              </w:numPr>
+              <w:spacing w:after="0" w:line="240" w:lineRule="auto"/>
+              <w:rPr>
+                <w:rFonts w:ascii="Times New Roman" w:hAnsi="Times New Roman" w:cs="Times New Roman"/>
+                <w:sz w:val="24"/>
+                <w:szCs w:val="24"/>
+              </w:rPr>
+            </w:pPr>
+            <w:r>
+              <w:rPr>
+                <w:rFonts w:ascii="Times New Roman" w:hAnsi="Times New Roman" w:cs="Times New Roman"/>
+                <w:sz w:val="24"/>
+                <w:szCs w:val="24"/>
+              </w:rPr>
+              <w:t xml:space="preserve">Этическая модель обработки данных здоровья с открытым поиском менторов, снижающая барьеры и повышающая </w:t>
+            </w:r>
+            <w:r>
+              <w:rPr>
+                <w:rFonts w:ascii="Times New Roman" w:hAnsi="Times New Roman" w:cs="Times New Roman"/>
+                <w:sz w:val="24"/>
+                <w:szCs w:val="24"/>
+              </w:rPr>
+              <w:t>шанс отказа от приложения</w:t>
+            </w:r>
+            <w:r>
+              <w:rPr>
+                <w:rFonts w:ascii="Times New Roman" w:hAnsi="Times New Roman" w:cs="Times New Roman"/>
+                <w:sz w:val="24"/>
+                <w:szCs w:val="24"/>
+              </w:rPr>
+              <w:t xml:space="preserve"> на 15–25%.</w:t>
+            </w:r>
+          </w:p>
+          <w:p>
+            <w:pPr>
+              <w:numPr>
+                <w:ilvl w:val="0"/>
+                <w:numId w:val="4"/>
+              </w:numPr>
+              <w:spacing w:after="0" w:line="240" w:lineRule="auto"/>
+              <w:rPr>
+                <w:rFonts w:ascii="Times New Roman" w:hAnsi="Times New Roman" w:cs="Times New Roman"/>
+                <w:sz w:val="24"/>
+                <w:szCs w:val="24"/>
+              </w:rPr>
+            </w:pPr>
+            <w:r>
+              <w:rPr>
+                <w:rFonts w:ascii="Times New Roman" w:hAnsi="Times New Roman" w:cs="Times New Roman"/>
+                <w:sz w:val="24"/>
+                <w:szCs w:val="24"/>
+              </w:rPr>
+              <w:t>Систематизация 4 категорий геймификации (коммуникация, соревнование, цели, бонусы) в чат-ботах с эмпирическими тестами эффективности.</w:t>
+            </w:r>
+          </w:p>
+          <w:p>
+            <w:pPr>
+              <w:numPr>
+                <w:ilvl w:val="0"/>
+                <w:numId w:val="4"/>
+              </w:numPr>
+              <w:spacing w:after="0" w:line="240" w:lineRule="auto"/>
+              <w:rPr>
+                <w:rFonts w:ascii="Times New Roman" w:hAnsi="Times New Roman" w:cs="Times New Roman"/>
+                <w:sz w:val="24"/>
+                <w:szCs w:val="24"/>
+              </w:rPr>
+            </w:pPr>
+            <w:r>
+              <w:rPr>
+                <w:rFonts w:ascii="Times New Roman" w:hAnsi="Times New Roman" w:cs="Times New Roman"/>
+                <w:sz w:val="24"/>
+                <w:szCs w:val="24"/>
+              </w:rPr>
+              <w:t>Масштабируемая архитектура бота с замкнутым циклом данных для итеративного улучшения, ориентированная на профилактику</w:t>
+            </w:r>
+            <w:r>
+              <w:rPr>
+                <w:rFonts w:ascii="Times New Roman" w:hAnsi="Times New Roman" w:cs="Times New Roman"/>
+                <w:sz w:val="24"/>
+                <w:szCs w:val="24"/>
+              </w:rPr>
+              <w:t xml:space="preserve"> здоровья</w:t>
+            </w:r>
+            <w:r>
+              <w:rPr>
+                <w:rFonts w:ascii="Times New Roman" w:hAnsi="Times New Roman" w:cs="Times New Roman"/>
+                <w:sz w:val="24"/>
+                <w:szCs w:val="24"/>
+              </w:rPr>
+              <w:t>.</w:t>
+            </w:r>
+          </w:p>
+          <w:p>
+            <w:pPr>
+              <w:spacing w:after="0" w:line="240" w:lineRule="auto"/>
+              <w:rPr>
+                <w:rFonts w:ascii="Times New Roman" w:hAnsi="Times New Roman" w:cs="Times New Roman"/>
+                <w:sz w:val="24"/>
+                <w:szCs w:val="24"/>
+              </w:rPr>
+            </w:pPr>
           </w:p>
         </w:tc>
       </w:tr>
       <w:tr>
-        <w:trPr/>
         <w:tc>
           <w:tcPr>
             <w:tcW w:w="667" w:type="dxa"/>
-            <w:tcBorders/>
           </w:tcPr>
           <w:p>
             <w:pPr>
-              <w:pStyle w:val="Normal"/>
-              <w:widowControl/>
-              <w:spacing w:lineRule="auto" w:line="240" w:before="0" w:after="0"/>
-              <w:jc w:val="left"/>
-              <w:rPr>
-                <w:rFonts w:ascii="Times New Roman" w:hAnsi="Times New Roman" w:cs="Times New Roman"/>
-                <w:color w:val="FF0000"/>
-                <w:sz w:val="24"/>
-                <w:szCs w:val="24"/>
-              </w:rPr>
-            </w:pPr>
-            <w:r>
-              <w:rPr>
-                <w:rFonts w:eastAsia="Calibri" w:cs="Times New Roman" w:ascii="Times New Roman" w:hAnsi="Times New Roman"/>
-                <w:color w:val="FF0000"/>
-                <w:kern w:val="0"/>
-                <w:sz w:val="24"/>
-                <w:szCs w:val="24"/>
-                <w:lang w:val="ru-RU" w:eastAsia="en-US" w:bidi="ar-SA"/>
+              <w:spacing w:after="0" w:line="240" w:lineRule="auto"/>
+              <w:rPr>
+                <w:rFonts w:ascii="Times New Roman" w:hAnsi="Times New Roman" w:cs="Times New Roman"/>
+                <w:sz w:val="24"/>
+                <w:szCs w:val="24"/>
+              </w:rPr>
+            </w:pPr>
+            <w:r>
+              <w:rPr>
+                <w:rFonts w:ascii="Times New Roman" w:eastAsia="Calibri" w:hAnsi="Times New Roman" w:cs="Times New Roman"/>
+                <w:sz w:val="24"/>
+                <w:szCs w:val="24"/>
               </w:rPr>
               <w:t>8</w:t>
             </w:r>
@@ -1320,51 +1351,48 @@
         <w:tc>
           <w:tcPr>
             <w:tcW w:w="2752" w:type="dxa"/>
-            <w:tcBorders/>
           </w:tcPr>
           <w:p>
             <w:pPr>
-              <w:pStyle w:val="Normal"/>
-              <w:widowControl/>
-              <w:spacing w:lineRule="auto" w:line="240" w:before="0" w:after="0"/>
-              <w:jc w:val="left"/>
-              <w:rPr>
-                <w:rFonts w:ascii="Times New Roman" w:hAnsi="Times New Roman" w:cs="Times New Roman"/>
-                <w:sz w:val="24"/>
-                <w:szCs w:val="24"/>
-              </w:rPr>
-            </w:pPr>
-            <w:r>
-              <w:rPr>
-                <w:rFonts w:eastAsia="Calibri" w:cs="Times New Roman" w:ascii="Times New Roman" w:hAnsi="Times New Roman"/>
-                <w:kern w:val="0"/>
-                <w:sz w:val="24"/>
-                <w:szCs w:val="24"/>
-                <w:lang w:val="ru-RU" w:eastAsia="en-US" w:bidi="ar-SA"/>
-              </w:rPr>
-              <w:t>Эффекты от разработки методики миграции</w:t>
-            </w:r>
-          </w:p>
-          <w:p>
-            <w:pPr>
-              <w:pStyle w:val="Normal"/>
-              <w:widowControl/>
-              <w:spacing w:lineRule="auto" w:line="240" w:before="0" w:after="0"/>
-              <w:jc w:val="left"/>
-              <w:rPr>
-                <w:rFonts w:ascii="Times New Roman" w:hAnsi="Times New Roman" w:cs="Times New Roman"/>
-                <w:sz w:val="24"/>
-                <w:szCs w:val="24"/>
-              </w:rPr>
-            </w:pPr>
-            <w:r>
-              <w:rPr>
-                <w:rFonts w:eastAsia="Calibri" w:cs="Times New Roman" w:ascii="Times New Roman" w:hAnsi="Times New Roman"/>
+              <w:spacing w:after="0" w:line="240" w:lineRule="auto"/>
+              <w:rPr>
+                <w:rFonts w:ascii="Times New Roman" w:hAnsi="Times New Roman" w:cs="Times New Roman"/>
+                <w:sz w:val="24"/>
+                <w:szCs w:val="24"/>
+              </w:rPr>
+            </w:pPr>
+            <w:r>
+              <w:rPr>
+                <w:rFonts w:ascii="Times New Roman" w:eastAsia="Calibri" w:hAnsi="Times New Roman" w:cs="Times New Roman"/>
+                <w:sz w:val="24"/>
+                <w:szCs w:val="24"/>
+              </w:rPr>
+              <w:t xml:space="preserve">Эффекты от разработки методики </w:t>
+            </w:r>
+            <w:r>
+              <w:rPr>
+                <w:rFonts w:ascii="Times New Roman" w:eastAsia="Calibri" w:hAnsi="Times New Roman" w:cs="Times New Roman"/>
+                <w:sz w:val="24"/>
+                <w:szCs w:val="24"/>
+              </w:rPr>
+              <w:t>работы с пользователями</w:t>
+            </w:r>
+          </w:p>
+          <w:p>
+            <w:pPr>
+              <w:spacing w:after="0" w:line="240" w:lineRule="auto"/>
+              <w:rPr>
+                <w:rFonts w:ascii="Times New Roman" w:hAnsi="Times New Roman" w:cs="Times New Roman"/>
+                <w:sz w:val="24"/>
+                <w:szCs w:val="24"/>
+              </w:rPr>
+            </w:pPr>
+            <w:r>
+              <w:rPr>
+                <w:rFonts w:ascii="Times New Roman" w:eastAsia="Calibri" w:hAnsi="Times New Roman" w:cs="Times New Roman"/>
                 <w:i/>
-                <w:kern w:val="0"/>
                 <w:sz w:val="20"/>
                 <w:szCs w:val="20"/>
-                <w:lang w:val="ru-RU" w:eastAsia="en-US" w:bidi="ar-SA"/>
               </w:rPr>
               <w:t>(количественно измеримые)</w:t>
             </w:r>
@@ -1373,121 +1401,700 @@
         <w:tc>
           <w:tcPr>
             <w:tcW w:w="7208" w:type="dxa"/>
-            <w:tcBorders/>
           </w:tcPr>
-          <w:p>
-            <w:pPr>
-              <w:pStyle w:val="Normal"/>
-              <w:widowControl/>
-              <w:spacing w:lineRule="auto" w:line="240" w:before="0" w:after="0"/>
-              <w:jc w:val="left"/>
-              <w:rPr>
-                <w:rFonts w:ascii="Times New Roman" w:hAnsi="Times New Roman" w:cs="Times New Roman"/>
-                <w:i/>
-                <w:i/>
-                <w:color w:val="FF0000"/>
-                <w:sz w:val="24"/>
-                <w:szCs w:val="24"/>
-              </w:rPr>
-            </w:pPr>
-            <w:r>
-              <w:rPr>
-                <w:rFonts w:eastAsia="Calibri" w:cs="Times New Roman" w:ascii="Times New Roman" w:hAnsi="Times New Roman"/>
-                <w:i/>
-                <w:color w:val="FF0000"/>
-                <w:kern w:val="0"/>
-                <w:sz w:val="24"/>
-                <w:szCs w:val="24"/>
-                <w:lang w:val="ru-RU" w:eastAsia="en-US" w:bidi="ar-SA"/>
-              </w:rPr>
-              <w:t>Заполнить</w:t>
-            </w:r>
-          </w:p>
-          <w:p>
-            <w:pPr>
-              <w:pStyle w:val="Normal"/>
-              <w:widowControl/>
-              <w:spacing w:lineRule="auto" w:line="240" w:before="0" w:after="0"/>
-              <w:jc w:val="left"/>
-              <w:rPr>
-                <w:rFonts w:ascii="Times New Roman" w:hAnsi="Times New Roman" w:cs="Times New Roman"/>
-                <w:i/>
-                <w:i/>
-                <w:color w:val="FF0000"/>
-                <w:sz w:val="24"/>
-                <w:szCs w:val="24"/>
-              </w:rPr>
-            </w:pPr>
-            <w:r>
-              <w:rPr>
-                <w:rFonts w:eastAsia="Calibri" w:cs="Times New Roman" w:ascii="Times New Roman" w:hAnsi="Times New Roman"/>
-                <w:i/>
-                <w:kern w:val="0"/>
-                <w:sz w:val="24"/>
-                <w:szCs w:val="24"/>
-                <w:lang w:val="ru-RU" w:eastAsia="en-US" w:bidi="ar-SA"/>
-              </w:rPr>
-              <w:t>в отличие от существующих типовых методик миграции, предлагаемая методика позволит эффективно…</w:t>
-            </w:r>
+          <w:tbl>
+            <w:tblPr>
+              <w:tblStyle w:val="ab"/>
+              <w:tblW w:w="0" w:type="auto"/>
+              <w:tblLook w:val="04A0" w:firstRow="1" w:lastRow="0" w:firstColumn="1" w:lastColumn="0" w:noHBand="0" w:noVBand="1"/>
+            </w:tblPr>
+            <w:tblGrid>
+              <w:gridCol w:w="2325"/>
+              <w:gridCol w:w="2326"/>
+              <w:gridCol w:w="2326"/>
+            </w:tblGrid>
+            <w:tr>
+              <w:tc>
+                <w:tcPr>
+                  <w:tcW w:w="2325" w:type="dxa"/>
+                </w:tcPr>
+                <w:p>
+                  <w:pPr>
+                    <w:framePr w:hSpace="180" w:wrap="around" w:hAnchor="margin" w:y="660"/>
+                    <w:spacing w:after="0" w:line="240" w:lineRule="auto"/>
+                    <w:rPr>
+                      <w:rFonts w:ascii="Times New Roman" w:hAnsi="Times New Roman" w:cs="Times New Roman"/>
+                      <w:iCs/>
+                    </w:rPr>
+                  </w:pPr>
+                  <w:r>
+                    <w:rPr>
+                      <w:rFonts w:ascii="Times New Roman" w:hAnsi="Times New Roman" w:cs="Times New Roman"/>
+                    </w:rPr>
+                    <w:t>Рост регулярных тренировок</w:t>
+                  </w:r>
+                </w:p>
+              </w:tc>
+              <w:tc>
+                <w:tcPr>
+                  <w:tcW w:w="2326" w:type="dxa"/>
+                </w:tcPr>
+                <w:p>
+                  <w:pPr>
+                    <w:framePr w:hSpace="180" w:wrap="around" w:hAnchor="margin" w:y="660"/>
+                    <w:spacing w:after="0" w:line="240" w:lineRule="auto"/>
+                    <w:rPr>
+                      <w:rFonts w:ascii="Times New Roman" w:hAnsi="Times New Roman" w:cs="Times New Roman"/>
+                      <w:iCs/>
+                    </w:rPr>
+                  </w:pPr>
+                  <w:r>
+                    <w:rPr>
+                      <w:rFonts w:ascii="Times New Roman" w:hAnsi="Times New Roman" w:cs="Times New Roman"/>
+                    </w:rPr>
+                    <w:t>У пользователей фитнес-приложений с геймификацией</w:t>
+                  </w:r>
+                </w:p>
+              </w:tc>
+              <w:tc>
+                <w:tcPr>
+                  <w:tcW w:w="2326" w:type="dxa"/>
+                </w:tcPr>
+                <w:p>
+                  <w:pPr>
+                    <w:framePr w:hSpace="180" w:wrap="around" w:hAnchor="margin" w:y="660"/>
+                    <w:spacing w:after="0" w:line="240" w:lineRule="auto"/>
+                    <w:rPr>
+                      <w:rFonts w:ascii="Times New Roman" w:hAnsi="Times New Roman" w:cs="Times New Roman"/>
+                      <w:iCs/>
+                    </w:rPr>
+                  </w:pPr>
+                  <w:r>
+                    <w:rPr>
+                      <w:rFonts w:ascii="Times New Roman" w:hAnsi="Times New Roman" w:cs="Times New Roman"/>
+                    </w:rPr>
+                    <w:t>+30% чаще придерживаются графика</w:t>
+                  </w:r>
+                </w:p>
+              </w:tc>
+            </w:tr>
+            <w:tr>
+              <w:tc>
+                <w:tcPr>
+                  <w:tcW w:w="2325" w:type="dxa"/>
+                  <w:vAlign w:val="bottom"/>
+                </w:tcPr>
+                <w:p>
+                  <w:pPr>
+                    <w:framePr w:hSpace="180" w:wrap="around" w:hAnchor="margin" w:y="660"/>
+                    <w:spacing w:after="0" w:line="240" w:lineRule="auto"/>
+                    <w:rPr>
+                      <w:rFonts w:ascii="Times New Roman" w:hAnsi="Times New Roman" w:cs="Times New Roman"/>
+                      <w:iCs/>
+                    </w:rPr>
+                  </w:pPr>
+                  <w:r>
+                    <w:rPr>
+                      <w:rFonts w:ascii="Times New Roman" w:hAnsi="Times New Roman" w:cs="Times New Roman"/>
+                    </w:rPr>
+                    <w:t>Увеличение объема упражнений</w:t>
+                  </w:r>
+                </w:p>
+              </w:tc>
+              <w:tc>
+                <w:tcPr>
+                  <w:tcW w:w="2326" w:type="dxa"/>
+                  <w:vAlign w:val="bottom"/>
+                </w:tcPr>
+                <w:p>
+                  <w:pPr>
+                    <w:framePr w:hSpace="180" w:wrap="around" w:hAnchor="margin" w:y="660"/>
+                    <w:spacing w:after="0" w:line="240" w:lineRule="auto"/>
+                    <w:rPr>
+                      <w:rFonts w:ascii="Times New Roman" w:hAnsi="Times New Roman" w:cs="Times New Roman"/>
+                      <w:iCs/>
+                    </w:rPr>
+                  </w:pPr>
+                  <w:r>
+                    <w:rPr>
+                      <w:rFonts w:ascii="Times New Roman" w:hAnsi="Times New Roman" w:cs="Times New Roman"/>
+                    </w:rPr>
+                    <w:t>По сравнению с неигровыми методами</w:t>
+                  </w:r>
+                </w:p>
+              </w:tc>
+              <w:tc>
+                <w:tcPr>
+                  <w:tcW w:w="2326" w:type="dxa"/>
+                  <w:vAlign w:val="bottom"/>
+                </w:tcPr>
+                <w:p>
+                  <w:pPr>
+                    <w:framePr w:hSpace="180" w:wrap="around" w:hAnchor="margin" w:y="660"/>
+                    <w:spacing w:after="0" w:line="240" w:lineRule="auto"/>
+                    <w:rPr>
+                      <w:rFonts w:ascii="Times New Roman" w:hAnsi="Times New Roman" w:cs="Times New Roman"/>
+                      <w:iCs/>
+                    </w:rPr>
+                  </w:pPr>
+                  <w:r>
+                    <w:rPr>
+                      <w:rFonts w:ascii="Times New Roman" w:hAnsi="Times New Roman" w:cs="Times New Roman"/>
+                    </w:rPr>
+                    <w:t>+50% активности</w:t>
+                  </w:r>
+                </w:p>
+              </w:tc>
+            </w:tr>
+            <w:tr>
+              <w:tc>
+                <w:tcPr>
+                  <w:tcW w:w="2325" w:type="dxa"/>
+                  <w:vAlign w:val="bottom"/>
+                </w:tcPr>
+                <w:p>
+                  <w:pPr>
+                    <w:framePr w:hSpace="180" w:wrap="around" w:hAnchor="margin" w:y="660"/>
+                    <w:spacing w:after="0" w:line="240" w:lineRule="auto"/>
+                    <w:rPr>
+                      <w:rFonts w:ascii="Times New Roman" w:hAnsi="Times New Roman" w:cs="Times New Roman"/>
+                      <w:iCs/>
+                    </w:rPr>
+                  </w:pPr>
+                  <w:r>
+                    <w:rPr>
+                      <w:rFonts w:ascii="Times New Roman" w:hAnsi="Times New Roman" w:cs="Times New Roman"/>
+                    </w:rPr>
+                    <w:t xml:space="preserve">Увеличение показателя </w:t>
+                  </w:r>
+                  <w:r>
+                    <w:rPr>
+                      <w:rFonts w:ascii="Times New Roman" w:hAnsi="Times New Roman" w:cs="Times New Roman"/>
+                    </w:rPr>
+                    <w:t>вовлеченност</w:t>
+                  </w:r>
+                  <w:r>
+                    <w:rPr>
+                      <w:rFonts w:ascii="Times New Roman" w:hAnsi="Times New Roman" w:cs="Times New Roman"/>
+                    </w:rPr>
+                    <w:t>и</w:t>
+                  </w:r>
+                </w:p>
+              </w:tc>
+              <w:tc>
+                <w:tcPr>
+                  <w:tcW w:w="2326" w:type="dxa"/>
+                  <w:vAlign w:val="bottom"/>
+                </w:tcPr>
+                <w:p>
+                  <w:pPr>
+                    <w:framePr w:hSpace="180" w:wrap="around" w:hAnchor="margin" w:y="660"/>
+                    <w:spacing w:after="0" w:line="240" w:lineRule="auto"/>
+                    <w:rPr>
+                      <w:rFonts w:ascii="Times New Roman" w:hAnsi="Times New Roman" w:cs="Times New Roman"/>
+                      <w:iCs/>
+                    </w:rPr>
+                  </w:pPr>
+                  <w:r>
+                    <w:rPr>
+                      <w:rFonts w:ascii="Times New Roman" w:hAnsi="Times New Roman" w:cs="Times New Roman"/>
+                    </w:rPr>
+                    <w:t>В геймифицированных ботах</w:t>
+                  </w:r>
+                </w:p>
+              </w:tc>
+              <w:tc>
+                <w:tcPr>
+                  <w:tcW w:w="2326" w:type="dxa"/>
+                  <w:vAlign w:val="bottom"/>
+                </w:tcPr>
+                <w:p>
+                  <w:pPr>
+                    <w:framePr w:hSpace="180" w:wrap="around" w:hAnchor="margin" w:y="660"/>
+                    <w:spacing w:after="0" w:line="240" w:lineRule="auto"/>
+                    <w:rPr>
+                      <w:rFonts w:ascii="Times New Roman" w:hAnsi="Times New Roman" w:cs="Times New Roman"/>
+                      <w:iCs/>
+                    </w:rPr>
+                  </w:pPr>
+                  <w:r>
+                    <w:rPr>
+                      <w:rFonts w:ascii="Times New Roman" w:hAnsi="Times New Roman" w:cs="Times New Roman"/>
+                    </w:rPr>
+                    <w:t>+20–30% ежедневных пользователей</w:t>
+                  </w:r>
+                </w:p>
+              </w:tc>
+            </w:tr>
+            <w:tr>
+              <w:tc>
+                <w:tcPr>
+                  <w:tcW w:w="2325" w:type="dxa"/>
+                  <w:vAlign w:val="bottom"/>
+                </w:tcPr>
+                <w:p>
+                  <w:pPr>
+                    <w:framePr w:hSpace="180" w:wrap="around" w:hAnchor="margin" w:y="660"/>
+                    <w:spacing w:after="0" w:line="240" w:lineRule="auto"/>
+                    <w:rPr>
+                      <w:rFonts w:ascii="Times New Roman" w:hAnsi="Times New Roman" w:cs="Times New Roman"/>
+                      <w:iCs/>
+                    </w:rPr>
+                  </w:pPr>
+                  <w:r>
+                    <w:rPr>
+                      <w:rFonts w:ascii="Times New Roman" w:hAnsi="Times New Roman" w:cs="Times New Roman"/>
+                    </w:rPr>
+                    <w:t>Снижение оттока</w:t>
+                  </w:r>
+                  <w:r>
+                    <w:rPr>
+                      <w:rFonts w:ascii="Times New Roman" w:hAnsi="Times New Roman" w:cs="Times New Roman"/>
+                    </w:rPr>
+                    <w:t xml:space="preserve"> пользователей</w:t>
+                  </w:r>
+                  <w:r>
+                    <w:rPr>
+                      <w:rFonts w:ascii="Times New Roman" w:hAnsi="Times New Roman" w:cs="Times New Roman"/>
+                    </w:rPr>
+                    <w:t xml:space="preserve"> на старте</w:t>
+                  </w:r>
+                </w:p>
+              </w:tc>
+              <w:tc>
+                <w:tcPr>
+                  <w:tcW w:w="2326" w:type="dxa"/>
+                  <w:vAlign w:val="bottom"/>
+                </w:tcPr>
+                <w:p>
+                  <w:pPr>
+                    <w:framePr w:hSpace="180" w:wrap="around" w:hAnchor="margin" w:y="660"/>
+                    <w:spacing w:after="0" w:line="240" w:lineRule="auto"/>
+                    <w:rPr>
+                      <w:rFonts w:ascii="Times New Roman" w:hAnsi="Times New Roman" w:cs="Times New Roman"/>
+                      <w:iCs/>
+                    </w:rPr>
+                  </w:pPr>
+                  <w:r>
+                    <w:rPr>
+                      <w:rFonts w:ascii="Times New Roman" w:hAnsi="Times New Roman" w:cs="Times New Roman"/>
+                    </w:rPr>
+                    <w:t>Благодаря низкому порогу входа и нормализации неудач</w:t>
+                  </w:r>
+                </w:p>
+              </w:tc>
+              <w:tc>
+                <w:tcPr>
+                  <w:tcW w:w="2326" w:type="dxa"/>
+                  <w:vAlign w:val="bottom"/>
+                </w:tcPr>
+                <w:p>
+                  <w:pPr>
+                    <w:framePr w:hSpace="180" w:wrap="around" w:hAnchor="margin" w:y="660"/>
+                    <w:spacing w:after="0" w:line="240" w:lineRule="auto"/>
+                    <w:rPr>
+                      <w:rFonts w:ascii="Times New Roman" w:hAnsi="Times New Roman" w:cs="Times New Roman"/>
+                      <w:iCs/>
+                    </w:rPr>
+                  </w:pPr>
+                  <w:r>
+                    <w:rPr>
+                      <w:rFonts w:ascii="Times New Roman" w:hAnsi="Times New Roman" w:cs="Times New Roman"/>
+                    </w:rPr>
+                    <w:t>-15%</w:t>
+                  </w:r>
+                  <w:r>
+                    <w:rPr>
+                      <w:rFonts w:ascii="Times New Roman" w:hAnsi="Times New Roman" w:cs="Times New Roman"/>
+                    </w:rPr>
+                    <w:t xml:space="preserve"> бросивших пользователей</w:t>
+                  </w:r>
+                </w:p>
+              </w:tc>
+            </w:tr>
+            <w:tr>
+              <w:tc>
+                <w:tcPr>
+                  <w:tcW w:w="2325" w:type="dxa"/>
+                  <w:vAlign w:val="bottom"/>
+                </w:tcPr>
+                <w:p>
+                  <w:pPr>
+                    <w:framePr w:hSpace="180" w:wrap="around" w:hAnchor="margin" w:y="660"/>
+                    <w:spacing w:after="0" w:line="240" w:lineRule="auto"/>
+                    <w:rPr>
+                      <w:rFonts w:ascii="Times New Roman" w:hAnsi="Times New Roman" w:cs="Times New Roman"/>
+                      <w:iCs/>
+                    </w:rPr>
+                  </w:pPr>
+                  <w:r>
+                    <w:rPr>
+                      <w:rFonts w:ascii="Times New Roman" w:hAnsi="Times New Roman" w:cs="Times New Roman"/>
+                    </w:rPr>
+                    <w:t>Приверженность терапии</w:t>
+                  </w:r>
+                </w:p>
+              </w:tc>
+              <w:tc>
+                <w:tcPr>
+                  <w:tcW w:w="2326" w:type="dxa"/>
+                  <w:vAlign w:val="bottom"/>
+                </w:tcPr>
+                <w:p>
+                  <w:pPr>
+                    <w:framePr w:hSpace="180" w:wrap="around" w:hAnchor="margin" w:y="660"/>
+                    <w:spacing w:after="0" w:line="240" w:lineRule="auto"/>
+                    <w:rPr>
+                      <w:rFonts w:ascii="Times New Roman" w:hAnsi="Times New Roman" w:cs="Times New Roman"/>
+                      <w:iCs/>
+                    </w:rPr>
+                  </w:pPr>
+                  <w:r>
+                    <w:rPr>
+                      <w:rFonts w:ascii="Times New Roman" w:hAnsi="Times New Roman" w:cs="Times New Roman"/>
+                    </w:rPr>
+                    <w:t>У пациентов с хроническими заболеваниями</w:t>
+                  </w:r>
+                </w:p>
+              </w:tc>
+              <w:tc>
+                <w:tcPr>
+                  <w:tcW w:w="2326" w:type="dxa"/>
+                  <w:vAlign w:val="bottom"/>
+                </w:tcPr>
+                <w:p>
+                  <w:pPr>
+                    <w:framePr w:hSpace="180" w:wrap="around" w:hAnchor="margin" w:y="660"/>
+                    <w:spacing w:after="0" w:line="240" w:lineRule="auto"/>
+                    <w:rPr>
+                      <w:rFonts w:ascii="Times New Roman" w:hAnsi="Times New Roman" w:cs="Times New Roman"/>
+                      <w:iCs/>
+                    </w:rPr>
+                  </w:pPr>
+                  <w:r>
+                    <w:rPr>
+                      <w:rFonts w:ascii="Times New Roman" w:hAnsi="Times New Roman" w:cs="Times New Roman"/>
+                    </w:rPr>
+                    <w:t>+20% активности</w:t>
+                  </w:r>
+                </w:p>
+              </w:tc>
+            </w:tr>
+          </w:tbl>
+          <w:p>
+            <w:pPr>
+              <w:spacing w:after="0" w:line="240" w:lineRule="auto"/>
+              <w:rPr>
+                <w:rFonts w:ascii="Times New Roman" w:hAnsi="Times New Roman" w:cs="Times New Roman"/>
+                <w:iCs/>
+                <w:sz w:val="24"/>
+                <w:szCs w:val="24"/>
+              </w:rPr>
+            </w:pPr>
           </w:p>
         </w:tc>
       </w:tr>
     </w:tbl>
     <w:p>
       <w:pPr>
-        <w:pStyle w:val="Normal"/>
-        <w:jc w:val="center"/>
         <w:rPr>
           <w:rFonts w:ascii="Times New Roman" w:hAnsi="Times New Roman" w:cs="Times New Roman"/>
           <w:sz w:val="28"/>
           <w:szCs w:val="28"/>
         </w:rPr>
       </w:pPr>
-      <w:r/>
-      <w:r>
-        <w:rPr>
-          <w:rFonts w:cs="Times New Roman" w:ascii="Times New Roman" w:hAnsi="Times New Roman"/>
-          <w:sz w:val="28"/>
-          <w:szCs w:val="28"/>
-        </w:rPr>
-        <w:t>Структура исследования_Павел Гамов</w:t>
-      </w:r>
     </w:p>
     <w:p>
       <w:pPr>
-        <w:pStyle w:val="Normal"/>
-        <w:spacing w:before="0" w:after="160"/>
-        <w:jc w:val="center"/>
         <w:rPr>
           <w:rFonts w:ascii="Times New Roman" w:hAnsi="Times New Roman" w:cs="Times New Roman"/>
           <w:sz w:val="28"/>
           <w:szCs w:val="28"/>
         </w:rPr>
       </w:pPr>
-      <w:r>
+    </w:p>
+    <w:p>
+      <w:pPr>
         <w:rPr>
-          <w:rFonts w:cs="Times New Roman" w:ascii="Times New Roman" w:hAnsi="Times New Roman"/>
+          <w:rFonts w:ascii="Times New Roman" w:hAnsi="Times New Roman" w:cs="Times New Roman"/>
           <w:sz w:val="28"/>
           <w:szCs w:val="28"/>
         </w:rPr>
-      </w:r>
+      </w:pPr>
+    </w:p>
+    <w:p>
+      <w:pPr>
+        <w:rPr>
+          <w:rFonts w:ascii="Times New Roman" w:hAnsi="Times New Roman" w:cs="Times New Roman"/>
+          <w:sz w:val="28"/>
+          <w:szCs w:val="28"/>
+        </w:rPr>
+      </w:pPr>
+    </w:p>
+    <w:p>
+      <w:pPr>
+        <w:rPr>
+          <w:rFonts w:ascii="Times New Roman" w:hAnsi="Times New Roman" w:cs="Times New Roman"/>
+          <w:sz w:val="28"/>
+          <w:szCs w:val="28"/>
+        </w:rPr>
+      </w:pPr>
     </w:p>
     <w:sectPr>
-      <w:type w:val="nextPage"/>
       <w:pgSz w:w="11906" w:h="16838"/>
-      <w:pgMar w:left="720" w:right="720" w:gutter="0" w:header="0" w:top="720" w:footer="0" w:bottom="720"/>
-      <w:pgNumType w:fmt="decimal"/>
-      <w:formProt w:val="false"/>
-      <w:textDirection w:val="lrTb"/>
-      <w:docGrid w:type="default" w:linePitch="360" w:charSpace="0"/>
+      <w:pgMar w:top="720" w:right="720" w:bottom="720" w:left="720" w:header="0" w:footer="0" w:gutter="0"/>
+      <w:cols w:space="720"/>
+      <w:formProt w:val="0"/>
+      <w:docGrid w:linePitch="360"/>
     </w:sectPr>
   </w:body>
 </w:document>
 </file>
 
 <file path=word/numbering.xml><?xml version="1.0" encoding="utf-8"?>
-<w:numbering xmlns:w="http://schemas.openxmlformats.org/wordprocessingml/2006/main" xmlns:o="urn:schemas-microsoft-com:office:office" xmlns:r="http://schemas.openxmlformats.org/officeDocument/2006/relationships" xmlns:v="urn:schemas-microsoft-com:vml" xmlns:mc="http://schemas.openxmlformats.org/markup-compatibility/2006" xmlns:w14="http://schemas.microsoft.com/office/word/2010/wordml" mc:Ignorable="w14">
-  <w:abstractNum w:abstractNumId="1">
+<w:numbering xmlns:wpc="http://schemas.microsoft.com/office/word/2010/wordprocessingCanvas" xmlns:cx="http://schemas.microsoft.com/office/drawing/2014/chartex" xmlns:cx1="http://schemas.microsoft.com/office/drawing/2015/9/8/chartex" xmlns:cx2="http://schemas.microsoft.com/office/drawing/2015/10/21/chartex" xmlns:cx3="http://schemas.microsoft.com/office/drawing/2016/5/9/chartex" xmlns:cx4="http://schemas.microsoft.com/office/drawing/2016/5/10/chartex" xmlns:cx5="http://schemas.microsoft.com/office/drawing/2016/5/11/chartex" xmlns:cx6="http://schemas.microsoft.com/office/drawing/2016/5/12/chartex" xmlns:cx7="http://schemas.microsoft.com/office/drawing/2016/5/13/chartex" xmlns:cx8="http://schemas.microsoft.com/office/drawing/2016/5/14/chartex" xmlns:mc="http://schemas.openxmlformats.org/markup-compatibility/2006" xmlns:aink="http://schemas.microsoft.com/office/drawing/2016/ink" xmlns:am3d="http://schemas.microsoft.com/office/drawing/2017/model3d" xmlns:o="urn:schemas-microsoft-com:office:office" xmlns:oel="http://schemas.microsoft.com/office/2019/extlst" xmlns:r="http://schemas.openxmlformats.org/officeDocument/2006/relationships" xmlns:m="http://schemas.openxmlformats.org/officeDocument/2006/math" xmlns:v="urn:schemas-microsoft-com:vml" xmlns:wp14="http://schemas.microsoft.com/office/word/2010/wordprocessingDrawing" xmlns:wp="http://schemas.openxmlformats.org/drawingml/2006/wordprocessingDrawing" xmlns:w10="urn:schemas-microsoft-com:office:word" xmlns:w="http://schemas.openxmlformats.org/wordprocessingml/2006/main" xmlns:w14="http://schemas.microsoft.com/office/word/2010/wordml" xmlns:w15="http://schemas.microsoft.com/office/word/2012/wordml" xmlns:w16cex="http://schemas.microsoft.com/office/word/2018/wordml/cex" xmlns:w16cid="http://schemas.microsoft.com/office/word/2016/wordml/cid" xmlns:w16="http://schemas.microsoft.com/office/word/2018/wordml" xmlns:w16du="http://schemas.microsoft.com/office/word/2023/wordml/word16du" xmlns:w16sdtdh="http://schemas.microsoft.com/office/word/2020/wordml/sdtdatahash" xmlns:w16sdtfl="http://schemas.microsoft.com/office/word/2024/wordml/sdtformatlock" xmlns:w16se="http://schemas.microsoft.com/office/word/2015/wordml/symex" xmlns:wpg="http://schemas.microsoft.com/office/word/2010/wordprocessingGroup" xmlns:wpi="http://schemas.microsoft.com/office/word/2010/wordprocessingInk" xmlns:wne="http://schemas.microsoft.com/office/word/2006/wordml" xmlns:wps="http://schemas.microsoft.com/office/word/2010/wordprocessingShape" mc:Ignorable="w14 w15 w16se w16cid w16 w16cex w16sdtdh w16sdtfl w16du wp14">
+  <w:abstractNum w:abstractNumId="0" w15:restartNumberingAfterBreak="0">
+    <w:nsid w:val="12685D03"/>
+    <w:multiLevelType w:val="hybridMultilevel"/>
+    <w:tmpl w:val="245AF778"/>
+    <w:lvl w:ilvl="0" w:tplc="0419000F">
+      <w:start w:val="1"/>
+      <w:numFmt w:val="decimal"/>
+      <w:lvlText w:val="%1."/>
+      <w:lvlJc w:val="left"/>
+      <w:pPr>
+        <w:ind w:left="720" w:hanging="360"/>
+      </w:pPr>
+      <w:rPr>
+        <w:rFonts w:hint="default"/>
+      </w:rPr>
+    </w:lvl>
+    <w:lvl w:ilvl="1" w:tplc="04190019" w:tentative="1">
+      <w:start w:val="1"/>
+      <w:numFmt w:val="lowerLetter"/>
+      <w:lvlText w:val="%2."/>
+      <w:lvlJc w:val="left"/>
+      <w:pPr>
+        <w:ind w:left="1440" w:hanging="360"/>
+      </w:pPr>
+    </w:lvl>
+    <w:lvl w:ilvl="2" w:tplc="0419001B" w:tentative="1">
+      <w:start w:val="1"/>
+      <w:numFmt w:val="lowerRoman"/>
+      <w:lvlText w:val="%3."/>
+      <w:lvlJc w:val="right"/>
+      <w:pPr>
+        <w:ind w:left="2160" w:hanging="180"/>
+      </w:pPr>
+    </w:lvl>
+    <w:lvl w:ilvl="3" w:tplc="0419000F" w:tentative="1">
+      <w:start w:val="1"/>
+      <w:numFmt w:val="decimal"/>
+      <w:lvlText w:val="%4."/>
+      <w:lvlJc w:val="left"/>
+      <w:pPr>
+        <w:ind w:left="2880" w:hanging="360"/>
+      </w:pPr>
+    </w:lvl>
+    <w:lvl w:ilvl="4" w:tplc="04190019" w:tentative="1">
+      <w:start w:val="1"/>
+      <w:numFmt w:val="lowerLetter"/>
+      <w:lvlText w:val="%5."/>
+      <w:lvlJc w:val="left"/>
+      <w:pPr>
+        <w:ind w:left="3600" w:hanging="360"/>
+      </w:pPr>
+    </w:lvl>
+    <w:lvl w:ilvl="5" w:tplc="0419001B" w:tentative="1">
+      <w:start w:val="1"/>
+      <w:numFmt w:val="lowerRoman"/>
+      <w:lvlText w:val="%6."/>
+      <w:lvlJc w:val="right"/>
+      <w:pPr>
+        <w:ind w:left="4320" w:hanging="180"/>
+      </w:pPr>
+    </w:lvl>
+    <w:lvl w:ilvl="6" w:tplc="0419000F" w:tentative="1">
+      <w:start w:val="1"/>
+      <w:numFmt w:val="decimal"/>
+      <w:lvlText w:val="%7."/>
+      <w:lvlJc w:val="left"/>
+      <w:pPr>
+        <w:ind w:left="5040" w:hanging="360"/>
+      </w:pPr>
+    </w:lvl>
+    <w:lvl w:ilvl="7" w:tplc="04190019" w:tentative="1">
+      <w:start w:val="1"/>
+      <w:numFmt w:val="lowerLetter"/>
+      <w:lvlText w:val="%8."/>
+      <w:lvlJc w:val="left"/>
+      <w:pPr>
+        <w:ind w:left="5760" w:hanging="360"/>
+      </w:pPr>
+    </w:lvl>
+    <w:lvl w:ilvl="8" w:tplc="0419001B" w:tentative="1">
+      <w:start w:val="1"/>
+      <w:numFmt w:val="lowerRoman"/>
+      <w:lvlText w:val="%9."/>
+      <w:lvlJc w:val="right"/>
+      <w:pPr>
+        <w:ind w:left="6480" w:hanging="180"/>
+      </w:pPr>
+    </w:lvl>
+  </w:abstractNum>
+  <w:abstractNum w:abstractNumId="1" w15:restartNumberingAfterBreak="0">
+    <w:nsid w:val="4E833AB7"/>
+    <w:multiLevelType w:val="multilevel"/>
+    <w:tmpl w:val="96FA5B9C"/>
+    <w:lvl w:ilvl="0">
+      <w:start w:val="1"/>
+      <w:numFmt w:val="decimal"/>
+      <w:lvlText w:val="%1."/>
+      <w:lvlJc w:val="left"/>
+      <w:pPr>
+        <w:tabs>
+          <w:tab w:val="num" w:pos="720"/>
+        </w:tabs>
+        <w:ind w:left="720" w:hanging="360"/>
+      </w:pPr>
+      <w:rPr>
+        <w:rFonts w:hint="default"/>
+        <w:sz w:val="20"/>
+      </w:rPr>
+    </w:lvl>
+    <w:lvl w:ilvl="1" w:tentative="1">
+      <w:start w:val="1"/>
+      <w:numFmt w:val="bullet"/>
+      <w:lvlText w:val=""/>
+      <w:lvlJc w:val="left"/>
+      <w:pPr>
+        <w:tabs>
+          <w:tab w:val="num" w:pos="1440"/>
+        </w:tabs>
+        <w:ind w:left="1440" w:hanging="360"/>
+      </w:pPr>
+      <w:rPr>
+        <w:rFonts w:ascii="Symbol" w:hAnsi="Symbol" w:hint="default"/>
+        <w:sz w:val="20"/>
+      </w:rPr>
+    </w:lvl>
+    <w:lvl w:ilvl="2" w:tentative="1">
+      <w:start w:val="1"/>
+      <w:numFmt w:val="bullet"/>
+      <w:lvlText w:val=""/>
+      <w:lvlJc w:val="left"/>
+      <w:pPr>
+        <w:tabs>
+          <w:tab w:val="num" w:pos="2160"/>
+        </w:tabs>
+        <w:ind w:left="2160" w:hanging="360"/>
+      </w:pPr>
+      <w:rPr>
+        <w:rFonts w:ascii="Symbol" w:hAnsi="Symbol" w:hint="default"/>
+        <w:sz w:val="20"/>
+      </w:rPr>
+    </w:lvl>
+    <w:lvl w:ilvl="3" w:tentative="1">
+      <w:start w:val="1"/>
+      <w:numFmt w:val="bullet"/>
+      <w:lvlText w:val=""/>
+      <w:lvlJc w:val="left"/>
+      <w:pPr>
+        <w:tabs>
+          <w:tab w:val="num" w:pos="2880"/>
+        </w:tabs>
+        <w:ind w:left="2880" w:hanging="360"/>
+      </w:pPr>
+      <w:rPr>
+        <w:rFonts w:ascii="Symbol" w:hAnsi="Symbol" w:hint="default"/>
+        <w:sz w:val="20"/>
+      </w:rPr>
+    </w:lvl>
+    <w:lvl w:ilvl="4" w:tentative="1">
+      <w:start w:val="1"/>
+      <w:numFmt w:val="bullet"/>
+      <w:lvlText w:val=""/>
+      <w:lvlJc w:val="left"/>
+      <w:pPr>
+        <w:tabs>
+          <w:tab w:val="num" w:pos="3600"/>
+        </w:tabs>
+        <w:ind w:left="3600" w:hanging="360"/>
+      </w:pPr>
+      <w:rPr>
+        <w:rFonts w:ascii="Symbol" w:hAnsi="Symbol" w:hint="default"/>
+        <w:sz w:val="20"/>
+      </w:rPr>
+    </w:lvl>
+    <w:lvl w:ilvl="5" w:tentative="1">
+      <w:start w:val="1"/>
+      <w:numFmt w:val="bullet"/>
+      <w:lvlText w:val=""/>
+      <w:lvlJc w:val="left"/>
+      <w:pPr>
+        <w:tabs>
+          <w:tab w:val="num" w:pos="4320"/>
+        </w:tabs>
+        <w:ind w:left="4320" w:hanging="360"/>
+      </w:pPr>
+      <w:rPr>
+        <w:rFonts w:ascii="Symbol" w:hAnsi="Symbol" w:hint="default"/>
+        <w:sz w:val="20"/>
+      </w:rPr>
+    </w:lvl>
+    <w:lvl w:ilvl="6" w:tentative="1">
+      <w:start w:val="1"/>
+      <w:numFmt w:val="bullet"/>
+      <w:lvlText w:val=""/>
+      <w:lvlJc w:val="left"/>
+      <w:pPr>
+        <w:tabs>
+          <w:tab w:val="num" w:pos="5040"/>
+        </w:tabs>
+        <w:ind w:left="5040" w:hanging="360"/>
+      </w:pPr>
+      <w:rPr>
+        <w:rFonts w:ascii="Symbol" w:hAnsi="Symbol" w:hint="default"/>
+        <w:sz w:val="20"/>
+      </w:rPr>
+    </w:lvl>
+    <w:lvl w:ilvl="7" w:tentative="1">
+      <w:start w:val="1"/>
+      <w:numFmt w:val="bullet"/>
+      <w:lvlText w:val=""/>
+      <w:lvlJc w:val="left"/>
+      <w:pPr>
+        <w:tabs>
+          <w:tab w:val="num" w:pos="5760"/>
+        </w:tabs>
+        <w:ind w:left="5760" w:hanging="360"/>
+      </w:pPr>
+      <w:rPr>
+        <w:rFonts w:ascii="Symbol" w:hAnsi="Symbol" w:hint="default"/>
+        <w:sz w:val="20"/>
+      </w:rPr>
+    </w:lvl>
+    <w:lvl w:ilvl="8" w:tentative="1">
+      <w:start w:val="1"/>
+      <w:numFmt w:val="bullet"/>
+      <w:lvlText w:val=""/>
+      <w:lvlJc w:val="left"/>
+      <w:pPr>
+        <w:tabs>
+          <w:tab w:val="num" w:pos="6480"/>
+        </w:tabs>
+        <w:ind w:left="6480" w:hanging="360"/>
+      </w:pPr>
+      <w:rPr>
+        <w:rFonts w:ascii="Symbol" w:hAnsi="Symbol" w:hint="default"/>
+        <w:sz w:val="20"/>
+      </w:rPr>
+    </w:lvl>
+  </w:abstractNum>
+  <w:abstractNum w:abstractNumId="2" w15:restartNumberingAfterBreak="0">
+    <w:nsid w:val="6D1D3EBC"/>
+    <w:multiLevelType w:val="multilevel"/>
+    <w:tmpl w:val="40985AAA"/>
     <w:lvl w:ilvl="0">
       <w:start w:val="1"/>
       <w:numFmt w:val="decimal"/>
@@ -1499,7 +2106,6 @@
         </w:tabs>
         <w:ind w:left="720" w:hanging="360"/>
       </w:pPr>
-      <w:rPr/>
     </w:lvl>
     <w:lvl w:ilvl="1">
       <w:start w:val="1"/>
@@ -1512,7 +2118,6 @@
         </w:tabs>
         <w:ind w:left="1440" w:hanging="360"/>
       </w:pPr>
-      <w:rPr/>
     </w:lvl>
     <w:lvl w:ilvl="2">
       <w:start w:val="1"/>
@@ -1525,7 +2130,6 @@
         </w:tabs>
         <w:ind w:left="2160" w:hanging="180"/>
       </w:pPr>
-      <w:rPr/>
     </w:lvl>
     <w:lvl w:ilvl="3">
       <w:start w:val="1"/>
@@ -1538,7 +2142,6 @@
         </w:tabs>
         <w:ind w:left="2880" w:hanging="360"/>
       </w:pPr>
-      <w:rPr/>
     </w:lvl>
     <w:lvl w:ilvl="4">
       <w:start w:val="1"/>
@@ -1551,7 +2154,6 @@
         </w:tabs>
         <w:ind w:left="3600" w:hanging="360"/>
       </w:pPr>
-      <w:rPr/>
     </w:lvl>
     <w:lvl w:ilvl="5">
       <w:start w:val="1"/>
@@ -1564,7 +2166,6 @@
         </w:tabs>
         <w:ind w:left="4320" w:hanging="180"/>
       </w:pPr>
-      <w:rPr/>
     </w:lvl>
     <w:lvl w:ilvl="6">
       <w:start w:val="1"/>
@@ -1577,7 +2178,6 @@
         </w:tabs>
         <w:ind w:left="5040" w:hanging="360"/>
       </w:pPr>
-      <w:rPr/>
     </w:lvl>
     <w:lvl w:ilvl="7">
       <w:start w:val="1"/>
@@ -1590,7 +2190,6 @@
         </w:tabs>
         <w:ind w:left="5760" w:hanging="360"/>
       </w:pPr>
-      <w:rPr/>
     </w:lvl>
     <w:lvl w:ilvl="8">
       <w:start w:val="1"/>
@@ -1603,10 +2202,12 @@
         </w:tabs>
         <w:ind w:left="6480" w:hanging="180"/>
       </w:pPr>
-      <w:rPr/>
     </w:lvl>
   </w:abstractNum>
-  <w:abstractNum w:abstractNumId="2">
+  <w:abstractNum w:abstractNumId="3" w15:restartNumberingAfterBreak="0">
+    <w:nsid w:val="73AD7206"/>
+    <w:multiLevelType w:val="multilevel"/>
+    <w:tmpl w:val="1F0C5ECE"/>
     <w:lvl w:ilvl="0">
       <w:start w:val="1"/>
       <w:numFmt w:val="none"/>
@@ -1617,7 +2218,7 @@
         <w:tabs>
           <w:tab w:val="num" w:pos="0"/>
         </w:tabs>
-        <w:ind w:left="0" w:hanging="0"/>
+        <w:ind w:left="0" w:firstLine="0"/>
       </w:pPr>
     </w:lvl>
     <w:lvl w:ilvl="1">
@@ -1630,7 +2231,7 @@
         <w:tabs>
           <w:tab w:val="num" w:pos="0"/>
         </w:tabs>
-        <w:ind w:left="0" w:hanging="0"/>
+        <w:ind w:left="0" w:firstLine="0"/>
       </w:pPr>
     </w:lvl>
     <w:lvl w:ilvl="2">
@@ -1643,7 +2244,7 @@
         <w:tabs>
           <w:tab w:val="num" w:pos="0"/>
         </w:tabs>
-        <w:ind w:left="0" w:hanging="0"/>
+        <w:ind w:left="0" w:firstLine="0"/>
       </w:pPr>
     </w:lvl>
     <w:lvl w:ilvl="3">
@@ -1656,7 +2257,7 @@
         <w:tabs>
           <w:tab w:val="num" w:pos="0"/>
         </w:tabs>
-        <w:ind w:left="0" w:hanging="0"/>
+        <w:ind w:left="0" w:firstLine="0"/>
       </w:pPr>
     </w:lvl>
     <w:lvl w:ilvl="4">
@@ -1669,7 +2270,7 @@
         <w:tabs>
           <w:tab w:val="num" w:pos="0"/>
         </w:tabs>
-        <w:ind w:left="0" w:hanging="0"/>
+        <w:ind w:left="0" w:firstLine="0"/>
       </w:pPr>
     </w:lvl>
     <w:lvl w:ilvl="5">
@@ -1682,7 +2283,7 @@
         <w:tabs>
           <w:tab w:val="num" w:pos="0"/>
         </w:tabs>
-        <w:ind w:left="0" w:hanging="0"/>
+        <w:ind w:left="0" w:firstLine="0"/>
       </w:pPr>
     </w:lvl>
     <w:lvl w:ilvl="6">
@@ -1695,7 +2296,7 @@
         <w:tabs>
           <w:tab w:val="num" w:pos="0"/>
         </w:tabs>
-        <w:ind w:left="0" w:hanging="0"/>
+        <w:ind w:left="0" w:firstLine="0"/>
       </w:pPr>
     </w:lvl>
     <w:lvl w:ilvl="7">
@@ -1708,7 +2309,7 @@
         <w:tabs>
           <w:tab w:val="num" w:pos="0"/>
         </w:tabs>
-        <w:ind w:left="0" w:hanging="0"/>
+        <w:ind w:left="0" w:firstLine="0"/>
       </w:pPr>
     </w:lvl>
     <w:lvl w:ilvl="8">
@@ -1721,25 +2322,31 @@
         <w:tabs>
           <w:tab w:val="num" w:pos="0"/>
         </w:tabs>
-        <w:ind w:left="0" w:hanging="0"/>
+        <w:ind w:left="0" w:firstLine="0"/>
       </w:pPr>
     </w:lvl>
   </w:abstractNum>
-  <w:num w:numId="1">
+  <w:num w:numId="1" w16cid:durableId="423304319">
+    <w:abstractNumId w:val="2"/>
+  </w:num>
+  <w:num w:numId="2" w16cid:durableId="1871798002">
+    <w:abstractNumId w:val="3"/>
+  </w:num>
+  <w:num w:numId="3" w16cid:durableId="1125930043">
+    <w:abstractNumId w:val="0"/>
+  </w:num>
+  <w:num w:numId="4" w16cid:durableId="803428332">
     <w:abstractNumId w:val="1"/>
-  </w:num>
-  <w:num w:numId="2">
-    <w:abstractNumId w:val="2"/>
   </w:num>
 </w:numbering>
 </file>
 
 <file path=word/styles.xml><?xml version="1.0" encoding="utf-8"?>
-<w:styles xmlns:w="http://schemas.openxmlformats.org/wordprocessingml/2006/main" xmlns:w14="http://schemas.microsoft.com/office/word/2010/wordml" xmlns:mc="http://schemas.openxmlformats.org/markup-compatibility/2006" mc:Ignorable="w14">
+<w:styles xmlns:mc="http://schemas.openxmlformats.org/markup-compatibility/2006" xmlns:r="http://schemas.openxmlformats.org/officeDocument/2006/relationships" xmlns:w="http://schemas.openxmlformats.org/wordprocessingml/2006/main" xmlns:w14="http://schemas.microsoft.com/office/word/2010/wordml" xmlns:w15="http://schemas.microsoft.com/office/word/2012/wordml" xmlns:w16cex="http://schemas.microsoft.com/office/word/2018/wordml/cex" xmlns:w16cid="http://schemas.microsoft.com/office/word/2016/wordml/cid" xmlns:w16="http://schemas.microsoft.com/office/word/2018/wordml" xmlns:w16du="http://schemas.microsoft.com/office/word/2023/wordml/word16du" xmlns:w16sdtdh="http://schemas.microsoft.com/office/word/2020/wordml/sdtdatahash" xmlns:w16sdtfl="http://schemas.microsoft.com/office/word/2024/wordml/sdtformatlock" xmlns:w16se="http://schemas.microsoft.com/office/word/2015/wordml/symex" mc:Ignorable="w14 w15 w16se w16cid w16 w16cex w16sdtdh w16sdtfl w16du">
   <w:docDefaults>
     <w:rPrDefault>
       <w:rPr>
-        <w:rFonts w:ascii="Calibri" w:hAnsi="Calibri" w:eastAsia="Calibri" w:cs="" w:asciiTheme="minorHAnsi" w:cstheme="minorBidi" w:eastAsiaTheme="minorHAnsi" w:hAnsiTheme="minorHAnsi"/>
+        <w:rFonts w:asciiTheme="minorHAnsi" w:eastAsiaTheme="minorHAnsi" w:hAnsiTheme="minorHAnsi" w:cstheme="minorBidi"/>
         <w:sz w:val="22"/>
         <w:szCs w:val="22"/>
         <w:lang w:val="ru-RU" w:eastAsia="en-US" w:bidi="ar-SA"/>
@@ -1747,21 +2354,21 @@
     </w:rPrDefault>
     <w:pPrDefault>
       <w:pPr>
-        <w:suppressAutoHyphens w:val="true"/>
+        <w:suppressAutoHyphens/>
       </w:pPr>
     </w:pPrDefault>
   </w:docDefaults>
-  <w:latentStyles w:defLockedState="0" w:defUIPriority="99" w:defSemiHidden="0" w:defUnhideWhenUsed="0" w:defQFormat="0" w:count="375">
+  <w:latentStyles w:defLockedState="0" w:defUIPriority="99" w:defSemiHidden="0" w:defUnhideWhenUsed="0" w:defQFormat="0" w:count="376">
     <w:lsdException w:name="Normal" w:uiPriority="0" w:qFormat="1"/>
     <w:lsdException w:name="heading 1" w:uiPriority="9" w:qFormat="1"/>
-    <w:lsdException w:name="heading 2" w:uiPriority="9" w:semiHidden="1" w:unhideWhenUsed="1" w:qFormat="1"/>
-    <w:lsdException w:name="heading 3" w:uiPriority="9" w:semiHidden="1" w:unhideWhenUsed="1" w:qFormat="1"/>
-    <w:lsdException w:name="heading 4" w:uiPriority="9" w:semiHidden="1" w:unhideWhenUsed="1" w:qFormat="1"/>
-    <w:lsdException w:name="heading 5" w:uiPriority="9" w:semiHidden="1" w:unhideWhenUsed="1" w:qFormat="1"/>
-    <w:lsdException w:name="heading 6" w:uiPriority="9" w:semiHidden="1" w:unhideWhenUsed="1" w:qFormat="1"/>
-    <w:lsdException w:name="heading 7" w:uiPriority="9" w:semiHidden="1" w:unhideWhenUsed="1" w:qFormat="1"/>
-    <w:lsdException w:name="heading 8" w:uiPriority="9" w:semiHidden="1" w:unhideWhenUsed="1" w:qFormat="1"/>
-    <w:lsdException w:name="heading 9" w:uiPriority="9" w:semiHidden="1" w:unhideWhenUsed="1" w:qFormat="1"/>
+    <w:lsdException w:name="heading 2" w:semiHidden="1" w:uiPriority="9" w:unhideWhenUsed="1" w:qFormat="1"/>
+    <w:lsdException w:name="heading 3" w:semiHidden="1" w:uiPriority="9" w:unhideWhenUsed="1" w:qFormat="1"/>
+    <w:lsdException w:name="heading 4" w:semiHidden="1" w:uiPriority="9" w:unhideWhenUsed="1" w:qFormat="1"/>
+    <w:lsdException w:name="heading 5" w:semiHidden="1" w:uiPriority="9" w:unhideWhenUsed="1" w:qFormat="1"/>
+    <w:lsdException w:name="heading 6" w:semiHidden="1" w:uiPriority="9" w:unhideWhenUsed="1" w:qFormat="1"/>
+    <w:lsdException w:name="heading 7" w:semiHidden="1" w:uiPriority="9" w:unhideWhenUsed="1" w:qFormat="1"/>
+    <w:lsdException w:name="heading 8" w:semiHidden="1" w:uiPriority="9" w:unhideWhenUsed="1" w:qFormat="1"/>
+    <w:lsdException w:name="heading 9" w:semiHidden="1" w:uiPriority="9" w:unhideWhenUsed="1" w:qFormat="1"/>
     <w:lsdException w:name="index 1" w:semiHidden="1" w:unhideWhenUsed="1"/>
     <w:lsdException w:name="index 2" w:semiHidden="1" w:unhideWhenUsed="1"/>
     <w:lsdException w:name="index 3" w:semiHidden="1" w:unhideWhenUsed="1"/>
@@ -1771,22 +2378,22 @@
     <w:lsdException w:name="index 7" w:semiHidden="1" w:unhideWhenUsed="1"/>
     <w:lsdException w:name="index 8" w:semiHidden="1" w:unhideWhenUsed="1"/>
     <w:lsdException w:name="index 9" w:semiHidden="1" w:unhideWhenUsed="1"/>
-    <w:lsdException w:name="toc 1" w:uiPriority="39" w:semiHidden="1" w:unhideWhenUsed="1"/>
-    <w:lsdException w:name="toc 2" w:uiPriority="39" w:semiHidden="1" w:unhideWhenUsed="1"/>
-    <w:lsdException w:name="toc 3" w:uiPriority="39" w:semiHidden="1" w:unhideWhenUsed="1"/>
-    <w:lsdException w:name="toc 4" w:uiPriority="39" w:semiHidden="1" w:unhideWhenUsed="1"/>
-    <w:lsdException w:name="toc 5" w:uiPriority="39" w:semiHidden="1" w:unhideWhenUsed="1"/>
-    <w:lsdException w:name="toc 6" w:uiPriority="39" w:semiHidden="1" w:unhideWhenUsed="1"/>
-    <w:lsdException w:name="toc 7" w:uiPriority="39" w:semiHidden="1" w:unhideWhenUsed="1"/>
-    <w:lsdException w:name="toc 8" w:uiPriority="39" w:semiHidden="1" w:unhideWhenUsed="1"/>
-    <w:lsdException w:name="toc 9" w:uiPriority="39" w:semiHidden="1" w:unhideWhenUsed="1"/>
+    <w:lsdException w:name="toc 1" w:semiHidden="1" w:uiPriority="39" w:unhideWhenUsed="1"/>
+    <w:lsdException w:name="toc 2" w:semiHidden="1" w:uiPriority="39" w:unhideWhenUsed="1"/>
+    <w:lsdException w:name="toc 3" w:semiHidden="1" w:uiPriority="39" w:unhideWhenUsed="1"/>
+    <w:lsdException w:name="toc 4" w:semiHidden="1" w:uiPriority="39" w:unhideWhenUsed="1"/>
+    <w:lsdException w:name="toc 5" w:semiHidden="1" w:uiPriority="39" w:unhideWhenUsed="1"/>
+    <w:lsdException w:name="toc 6" w:semiHidden="1" w:uiPriority="39" w:unhideWhenUsed="1"/>
+    <w:lsdException w:name="toc 7" w:semiHidden="1" w:uiPriority="39" w:unhideWhenUsed="1"/>
+    <w:lsdException w:name="toc 8" w:semiHidden="1" w:uiPriority="39" w:unhideWhenUsed="1"/>
+    <w:lsdException w:name="toc 9" w:semiHidden="1" w:uiPriority="39" w:unhideWhenUsed="1"/>
     <w:lsdException w:name="Normal Indent" w:semiHidden="1" w:unhideWhenUsed="1"/>
     <w:lsdException w:name="footnote text" w:semiHidden="1" w:unhideWhenUsed="1"/>
     <w:lsdException w:name="annotation text" w:semiHidden="1" w:unhideWhenUsed="1"/>
     <w:lsdException w:name="header" w:semiHidden="1" w:unhideWhenUsed="1"/>
     <w:lsdException w:name="footer" w:semiHidden="1" w:unhideWhenUsed="1"/>
     <w:lsdException w:name="index heading" w:semiHidden="1" w:unhideWhenUsed="1"/>
-    <w:lsdException w:name="caption" w:uiPriority="35" w:semiHidden="1" w:unhideWhenUsed="1" w:qFormat="1"/>
+    <w:lsdException w:name="caption" w:semiHidden="1" w:uiPriority="35" w:unhideWhenUsed="1" w:qFormat="1"/>
     <w:lsdException w:name="table of figures" w:semiHidden="1" w:unhideWhenUsed="1"/>
     <w:lsdException w:name="envelope address" w:semiHidden="1" w:unhideWhenUsed="1"/>
     <w:lsdException w:name="envelope return" w:semiHidden="1" w:unhideWhenUsed="1"/>
@@ -1817,7 +2424,7 @@
     <w:lsdException w:name="Title" w:uiPriority="10" w:qFormat="1"/>
     <w:lsdException w:name="Closing" w:semiHidden="1" w:unhideWhenUsed="1"/>
     <w:lsdException w:name="Signature" w:semiHidden="1" w:unhideWhenUsed="1"/>
-    <w:lsdException w:name="Default Paragraph Font" w:uiPriority="1" w:semiHidden="1" w:unhideWhenUsed="1"/>
+    <w:lsdException w:name="Default Paragraph Font" w:semiHidden="1" w:uiPriority="1" w:unhideWhenUsed="1"/>
     <w:lsdException w:name="Body Text" w:semiHidden="1" w:unhideWhenUsed="1"/>
     <w:lsdException w:name="Body Text Indent" w:semiHidden="1" w:unhideWhenUsed="1"/>
     <w:lsdException w:name="List Continue" w:semiHidden="1" w:unhideWhenUsed="1"/>
@@ -2017,8 +2624,8 @@
     <w:lsdException w:name="Subtle Reference" w:uiPriority="31" w:qFormat="1"/>
     <w:lsdException w:name="Intense Reference" w:uiPriority="32" w:qFormat="1"/>
     <w:lsdException w:name="Book Title" w:uiPriority="33" w:qFormat="1"/>
-    <w:lsdException w:name="Bibliography" w:uiPriority="37" w:semiHidden="1" w:unhideWhenUsed="1"/>
-    <w:lsdException w:name="TOC Heading" w:uiPriority="39" w:semiHidden="1" w:unhideWhenUsed="1" w:qFormat="1"/>
+    <w:lsdException w:name="Bibliography" w:semiHidden="1" w:uiPriority="37" w:unhideWhenUsed="1"/>
+    <w:lsdException w:name="TOC Heading" w:semiHidden="1" w:uiPriority="39" w:unhideWhenUsed="1" w:qFormat="1"/>
     <w:lsdException w:name="Plain Table 1" w:uiPriority="41"/>
     <w:lsdException w:name="Plain Table 2" w:uiPriority="42"/>
     <w:lsdException w:name="Plain Table 3" w:uiPriority="43"/>
@@ -2127,67 +2734,73 @@
     <w:lsdException w:name="Smart Hyperlink" w:semiHidden="1" w:unhideWhenUsed="1"/>
     <w:lsdException w:name="Hashtag" w:semiHidden="1" w:unhideWhenUsed="1"/>
     <w:lsdException w:name="Unresolved Mention" w:semiHidden="1" w:unhideWhenUsed="1"/>
+    <w:lsdException w:name="Smart Link" w:semiHidden="1" w:unhideWhenUsed="1"/>
   </w:latentStyles>
-  <w:style w:type="paragraph" w:styleId="Normal" w:default="1">
+  <w:style w:type="paragraph" w:default="1" w:styleId="a">
     <w:name w:val="Normal"/>
     <w:qFormat/>
     <w:pPr>
-      <w:widowControl/>
-      <w:bidi w:val="0"/>
-      <w:spacing w:lineRule="auto" w:line="259" w:before="0" w:after="160"/>
-      <w:jc w:val="left"/>
+      <w:spacing w:after="160" w:line="259" w:lineRule="auto"/>
     </w:pPr>
-    <w:rPr>
-      <w:rFonts w:ascii="Calibri" w:hAnsi="Calibri" w:eastAsia="Calibri" w:cs="" w:asciiTheme="minorHAnsi" w:cstheme="minorBidi" w:eastAsiaTheme="minorHAnsi" w:hAnsiTheme="minorHAnsi"/>
-      <w:color w:val="auto"/>
-      <w:kern w:val="0"/>
-      <w:sz w:val="22"/>
-      <w:szCs w:val="22"/>
-      <w:lang w:val="ru-RU" w:eastAsia="en-US" w:bidi="ar-SA"/>
-    </w:rPr>
   </w:style>
-  <w:style w:type="character" w:styleId="DefaultParagraphFont" w:default="1">
+  <w:style w:type="character" w:default="1" w:styleId="a0">
     <w:name w:val="Default Paragraph Font"/>
     <w:uiPriority w:val="1"/>
+    <w:unhideWhenUsed/>
+  </w:style>
+  <w:style w:type="table" w:default="1" w:styleId="a1">
+    <w:name w:val="Normal Table"/>
+    <w:uiPriority w:val="99"/>
     <w:semiHidden/>
     <w:unhideWhenUsed/>
-    <w:qFormat/>
-    <w:rPr/>
+    <w:tblPr>
+      <w:tblInd w:w="0" w:type="dxa"/>
+      <w:tblCellMar>
+        <w:top w:w="0" w:type="dxa"/>
+        <w:left w:w="108" w:type="dxa"/>
+        <w:bottom w:w="0" w:type="dxa"/>
+        <w:right w:w="108" w:type="dxa"/>
+      </w:tblCellMar>
+    </w:tblPr>
   </w:style>
-  <w:style w:type="paragraph" w:styleId="Style14">
-    <w:name w:val="Заголовок"/>
-    <w:basedOn w:val="Normal"/>
-    <w:next w:val="BodyText"/>
+  <w:style w:type="numbering" w:default="1" w:styleId="a2">
+    <w:name w:val="No List"/>
+    <w:uiPriority w:val="99"/>
+    <w:semiHidden/>
+    <w:unhideWhenUsed/>
+  </w:style>
+  <w:style w:type="paragraph" w:styleId="a3">
+    <w:name w:val="Title"/>
+    <w:basedOn w:val="a"/>
+    <w:next w:val="a4"/>
     <w:qFormat/>
     <w:pPr>
-      <w:keepNext w:val="true"/>
+      <w:keepNext/>
       <w:spacing w:before="240" w:after="120"/>
     </w:pPr>
     <w:rPr>
-      <w:rFonts w:ascii="Liberation Sans" w:hAnsi="Liberation Sans" w:eastAsia="Microsoft YaHei" w:cs="Lucida Sans"/>
+      <w:rFonts w:ascii="Liberation Sans" w:eastAsia="Microsoft YaHei" w:hAnsi="Liberation Sans" w:cs="Lucida Sans"/>
       <w:sz w:val="28"/>
       <w:szCs w:val="28"/>
     </w:rPr>
   </w:style>
-  <w:style w:type="paragraph" w:styleId="BodyText">
+  <w:style w:type="paragraph" w:styleId="a4">
     <w:name w:val="Body Text"/>
-    <w:basedOn w:val="Normal"/>
+    <w:basedOn w:val="a"/>
     <w:pPr>
-      <w:spacing w:lineRule="auto" w:line="276" w:before="0" w:after="140"/>
+      <w:spacing w:after="140" w:line="276" w:lineRule="auto"/>
     </w:pPr>
-    <w:rPr/>
   </w:style>
-  <w:style w:type="paragraph" w:styleId="List">
+  <w:style w:type="paragraph" w:styleId="a5">
     <w:name w:val="List"/>
-    <w:basedOn w:val="BodyText"/>
-    <w:pPr/>
+    <w:basedOn w:val="a4"/>
     <w:rPr>
       <w:rFonts w:cs="Lucida Sans"/>
     </w:rPr>
   </w:style>
-  <w:style w:type="paragraph" w:styleId="Caption">
+  <w:style w:type="paragraph" w:styleId="a6">
     <w:name w:val="caption"/>
-    <w:basedOn w:val="Normal"/>
+    <w:basedOn w:val="a"/>
     <w:qFormat/>
     <w:pPr>
       <w:suppressLineNumbers/>
@@ -2201,9 +2814,9 @@
       <w:szCs w:val="24"/>
     </w:rPr>
   </w:style>
-  <w:style w:type="paragraph" w:styleId="Style15">
-    <w:name w:val="Указатель"/>
-    <w:basedOn w:val="Normal"/>
+  <w:style w:type="paragraph" w:styleId="a7">
+    <w:name w:val="index heading"/>
+    <w:basedOn w:val="a"/>
     <w:qFormat/>
     <w:pPr>
       <w:suppressLineNumbers/>
@@ -2212,63 +2825,42 @@
       <w:rFonts w:cs="Lucida Sans"/>
     </w:rPr>
   </w:style>
-  <w:style w:type="paragraph" w:styleId="ListParagraph">
+  <w:style w:type="paragraph" w:styleId="a8">
     <w:name w:val="List Paragraph"/>
-    <w:basedOn w:val="Normal"/>
+    <w:basedOn w:val="a"/>
     <w:uiPriority w:val="34"/>
     <w:qFormat/>
-    <w:rsid w:val="00442a4d"/>
+    <w:rsid w:val="00442A4D"/>
     <w:pPr>
-      <w:spacing w:before="0" w:after="160"/>
       <w:ind w:left="720"/>
       <w:contextualSpacing/>
     </w:pPr>
-    <w:rPr/>
   </w:style>
-  <w:style w:type="paragraph" w:styleId="Style16">
+  <w:style w:type="paragraph" w:customStyle="1" w:styleId="a9">
     <w:name w:val="Содержимое врезки"/>
-    <w:basedOn w:val="Normal"/>
+    <w:basedOn w:val="a"/>
     <w:qFormat/>
-    <w:pPr/>
-    <w:rPr/>
   </w:style>
-  <w:style w:type="numbering" w:styleId="Style17" w:default="1">
+  <w:style w:type="numbering" w:customStyle="1" w:styleId="aa">
     <w:name w:val="Без списка"/>
     <w:uiPriority w:val="99"/>
     <w:semiHidden/>
     <w:unhideWhenUsed/>
     <w:qFormat/>
   </w:style>
-  <w:style w:type="table" w:default="1" w:styleId="a1">
-    <w:name w:val="Normal Table"/>
-    <w:uiPriority w:val="99"/>
-    <w:semiHidden/>
-    <w:unhideWhenUsed/>
-    <w:tblPr>
-      <w:tblCellMar>
-        <w:top w:w="0" w:type="dxa"/>
-        <w:left w:w="108" w:type="dxa"/>
-        <w:bottom w:w="0" w:type="dxa"/>
-        <w:right w:w="108" w:type="dxa"/>
-      </w:tblCellMar>
-    </w:tblPr>
-  </w:style>
-  <w:style w:type="table" w:styleId="a3">
+  <w:style w:type="table" w:styleId="ab">
     <w:name w:val="Table Grid"/>
     <w:basedOn w:val="a1"/>
     <w:uiPriority w:val="39"/>
-    <w:rsid w:val="00bf2956"/>
-    <w:pPr>
-      <w:spacing w:after="0" w:line="240" w:lineRule="auto"/>
-    </w:pPr>
+    <w:rsid w:val="00BF2956"/>
     <w:tblPr>
       <w:tblBorders>
-        <w:top w:val="single" w:color="auto" w:sz="4" w:space="0"/>
-        <w:left w:val="single" w:color="auto" w:sz="4" w:space="0"/>
-        <w:bottom w:val="single" w:color="auto" w:sz="4" w:space="0"/>
-        <w:right w:val="single" w:color="auto" w:sz="4" w:space="0"/>
-        <w:insideH w:val="single" w:color="auto" w:sz="4" w:space="0"/>
-        <w:insideV w:val="single" w:color="auto" w:sz="4" w:space="0"/>
+        <w:top w:val="single" w:sz="4" w:space="0" w:color="auto"/>
+        <w:left w:val="single" w:sz="4" w:space="0" w:color="auto"/>
+        <w:bottom w:val="single" w:sz="4" w:space="0" w:color="auto"/>
+        <w:right w:val="single" w:sz="4" w:space="0" w:color="auto"/>
+        <w:insideH w:val="single" w:sz="4" w:space="0" w:color="auto"/>
+        <w:insideV w:val="single" w:sz="4" w:space="0" w:color="auto"/>
       </w:tblBorders>
     </w:tblPr>
   </w:style>
@@ -2276,54 +2868,54 @@
 </file>
 
 <file path=word/theme/theme1.xml><?xml version="1.0" encoding="utf-8"?>
-<a:theme xmlns:a="http://schemas.openxmlformats.org/drawingml/2006/main" xmlns:r="http://schemas.openxmlformats.org/officeDocument/2006/relationships" name="Тема Office">
+<a:theme xmlns:a="http://schemas.openxmlformats.org/drawingml/2006/main" name="Тема Office">
   <a:themeElements>
     <a:clrScheme name="Стандартная">
       <a:dk1>
         <a:srgbClr val="000000"/>
       </a:dk1>
       <a:lt1>
-        <a:srgbClr val="ffffff"/>
+        <a:srgbClr val="FFFFFF"/>
       </a:lt1>
       <a:dk2>
-        <a:srgbClr val="44546a"/>
+        <a:srgbClr val="44546A"/>
       </a:dk2>
       <a:lt2>
-        <a:srgbClr val="e7e6e6"/>
+        <a:srgbClr val="E7E6E6"/>
       </a:lt2>
       <a:accent1>
-        <a:srgbClr val="4472c4"/>
+        <a:srgbClr val="4472C4"/>
       </a:accent1>
       <a:accent2>
-        <a:srgbClr val="ed7d31"/>
+        <a:srgbClr val="ED7D31"/>
       </a:accent2>
       <a:accent3>
-        <a:srgbClr val="a5a5a5"/>
+        <a:srgbClr val="A5A5A5"/>
       </a:accent3>
       <a:accent4>
-        <a:srgbClr val="ffc000"/>
+        <a:srgbClr val="FFC000"/>
       </a:accent4>
       <a:accent5>
-        <a:srgbClr val="5b9bd5"/>
+        <a:srgbClr val="5B9BD5"/>
       </a:accent5>
       <a:accent6>
-        <a:srgbClr val="70ad47"/>
+        <a:srgbClr val="70AD47"/>
       </a:accent6>
       <a:hlink>
-        <a:srgbClr val="0563c1"/>
+        <a:srgbClr val="0563C1"/>
       </a:hlink>
       <a:folHlink>
-        <a:srgbClr val="954f72"/>
+        <a:srgbClr val="954F72"/>
       </a:folHlink>
     </a:clrScheme>
     <a:fontScheme name="Стандартная">
       <a:majorFont>
-        <a:latin typeface="Calibri Light" panose="020F0302020204030204" pitchFamily="0" charset="1"/>
+        <a:latin typeface="Calibri Light" panose="020F0302020204030204"/>
         <a:ea typeface=""/>
         <a:cs typeface=""/>
       </a:majorFont>
       <a:minorFont>
-        <a:latin typeface="Calibri" panose="020F0502020204030204" pitchFamily="0" charset="1"/>
+        <a:latin typeface="Calibri" panose="020F0502020204030204"/>
         <a:ea typeface=""/>
         <a:cs typeface=""/>
       </a:minorFont>
@@ -2355,7 +2947,7 @@
             </a:gs>
           </a:gsLst>
           <a:lin ang="5400000" scaled="0"/>
-          <a:tileRect l="0" t="0" r="0" b="0"/>
+          <a:tileRect/>
         </a:gradFill>
         <a:gradFill>
           <a:gsLst>
@@ -2379,7 +2971,7 @@
             </a:gs>
           </a:gsLst>
           <a:lin ang="5400000" scaled="0"/>
-          <a:tileRect l="0" t="0" r="0" b="0"/>
+          <a:tileRect/>
         </a:gradFill>
       </a:fillStyleLst>
       <a:lnStyleLst>
@@ -2439,10 +3031,12 @@
             </a:gs>
           </a:gsLst>
           <a:lin ang="5400000" scaled="0"/>
-          <a:tileRect l="0" t="0" r="0" b="0"/>
+          <a:tileRect/>
         </a:gradFill>
       </a:bgFillStyleLst>
     </a:fmtScheme>
   </a:themeElements>
+  <a:objectDefaults/>
+  <a:extraClrSchemeLst/>
 </a:theme>
 </file>
--- a/docs/Гамов П.А. Структура работы.docx
+++ b/docs/Гамов П.А. Структура работы.docx
@@ -1,6 +1,6 @@
 
 <file path=word/document.xml><?xml version="1.0" encoding="utf-8"?>
-<w:document xmlns:wpc="http://schemas.microsoft.com/office/word/2010/wordprocessingCanvas" xmlns:cx="http://schemas.microsoft.com/office/drawing/2014/chartex" xmlns:cx1="http://schemas.microsoft.com/office/drawing/2015/9/8/chartex" xmlns:cx2="http://schemas.microsoft.com/office/drawing/2015/10/21/chartex" xmlns:cx3="http://schemas.microsoft.com/office/drawing/2016/5/9/chartex" xmlns:cx4="http://schemas.microsoft.com/office/drawing/2016/5/10/chartex" xmlns:cx5="http://schemas.microsoft.com/office/drawing/2016/5/11/chartex" xmlns:cx6="http://schemas.microsoft.com/office/drawing/2016/5/12/chartex" xmlns:cx7="http://schemas.microsoft.com/office/drawing/2016/5/13/chartex" xmlns:cx8="http://schemas.microsoft.com/office/drawing/2016/5/14/chartex" xmlns:mc="http://schemas.openxmlformats.org/markup-compatibility/2006" xmlns:aink="http://schemas.microsoft.com/office/drawing/2016/ink" xmlns:am3d="http://schemas.microsoft.com/office/drawing/2017/model3d" xmlns:o="urn:schemas-microsoft-com:office:office" xmlns:oel="http://schemas.microsoft.com/office/2019/extlst" xmlns:r="http://schemas.openxmlformats.org/officeDocument/2006/relationships" xmlns:m="http://schemas.openxmlformats.org/officeDocument/2006/math" xmlns:v="urn:schemas-microsoft-com:vml" xmlns:wp14="http://schemas.microsoft.com/office/word/2010/wordprocessingDrawing" xmlns:wp="http://schemas.openxmlformats.org/drawingml/2006/wordprocessingDrawing" xmlns:w10="urn:schemas-microsoft-com:office:word" xmlns:w="http://schemas.openxmlformats.org/wordprocessingml/2006/main" xmlns:w14="http://schemas.microsoft.com/office/word/2010/wordml" xmlns:w15="http://schemas.microsoft.com/office/word/2012/wordml" xmlns:w16cex="http://schemas.microsoft.com/office/word/2018/wordml/cex" xmlns:w16cid="http://schemas.microsoft.com/office/word/2016/wordml/cid" xmlns:w16="http://schemas.microsoft.com/office/word/2018/wordml" xmlns:w16du="http://schemas.microsoft.com/office/word/2023/wordml/word16du" xmlns:w16sdtdh="http://schemas.microsoft.com/office/word/2020/wordml/sdtdatahash" xmlns:w16sdtfl="http://schemas.microsoft.com/office/word/2024/wordml/sdtformatlock" xmlns:w16se="http://schemas.microsoft.com/office/word/2015/wordml/symex" xmlns:wpg="http://schemas.microsoft.com/office/word/2010/wordprocessingGroup" xmlns:wpi="http://schemas.microsoft.com/office/word/2010/wordprocessingInk" xmlns:wne="http://schemas.microsoft.com/office/word/2006/wordml" xmlns:wps="http://schemas.microsoft.com/office/word/2010/wordprocessingShape" mc:Ignorable="w14 w15 w16se w16cid w16 w16cex w16sdtdh w16sdtfl w16du wp14">
+<w:document xmlns:wpc="http://schemas.microsoft.com/office/word/2010/wordprocessingCanvas" xmlns:cx="http://schemas.microsoft.com/office/drawing/2014/chartex" xmlns:cx1="http://schemas.microsoft.com/office/drawing/2015/9/8/chartex" xmlns:cx2="http://schemas.microsoft.com/office/drawing/2015/10/21/chartex" xmlns:cx3="http://schemas.microsoft.com/office/drawing/2016/5/9/chartex" xmlns:cx4="http://schemas.microsoft.com/office/drawing/2016/5/10/chartex" xmlns:cx5="http://schemas.microsoft.com/office/drawing/2016/5/11/chartex" xmlns:cx6="http://schemas.microsoft.com/office/drawing/2016/5/12/chartex" xmlns:cx7="http://schemas.microsoft.com/office/drawing/2016/5/13/chartex" xmlns:cx8="http://schemas.microsoft.com/office/drawing/2016/5/14/chartex" xmlns:mc="http://schemas.openxmlformats.org/markup-compatibility/2006" xmlns:aink="http://schemas.microsoft.com/office/drawing/2016/ink" xmlns:am3d="http://schemas.microsoft.com/office/drawing/2017/model3d" xmlns:o="urn:schemas-microsoft-com:office:office" xmlns:r="http://schemas.openxmlformats.org/officeDocument/2006/relationships" xmlns:m="http://schemas.openxmlformats.org/officeDocument/2006/math" xmlns:v="urn:schemas-microsoft-com:vml" xmlns:wp14="http://schemas.microsoft.com/office/word/2010/wordprocessingDrawing" xmlns:wp="http://schemas.openxmlformats.org/drawingml/2006/wordprocessingDrawing" xmlns:w10="urn:schemas-microsoft-com:office:word" xmlns:w="http://schemas.openxmlformats.org/wordprocessingml/2006/main" xmlns:w14="http://schemas.microsoft.com/office/word/2010/wordml" xmlns:w15="http://schemas.microsoft.com/office/word/2012/wordml" xmlns:w16cid="http://schemas.microsoft.com/office/word/2016/wordml/cid" xmlns:w16se="http://schemas.microsoft.com/office/word/2015/wordml/symex" xmlns:wpg="http://schemas.microsoft.com/office/word/2010/wordprocessingGroup" xmlns:wpi="http://schemas.microsoft.com/office/word/2010/wordprocessingInk" xmlns:wne="http://schemas.microsoft.com/office/word/2006/wordml" xmlns:wps="http://schemas.microsoft.com/office/word/2010/wordprocessingShape" mc:Ignorable="w14 w15 w16se w16cid wp14">
   <w:body>
     <w:p>
       <w:pPr>
@@ -196,7 +196,15 @@
                 <w:sz w:val="24"/>
                 <w:szCs w:val="24"/>
               </w:rPr>
-              <w:t xml:space="preserve">Современные технологии оказывают большое влияние на здоровье и образ жизни населения. Недостаточное внимание уделяется эффективным инструментам цифровой поддержки формирования полезных привычек, несмотря на распространённость мобильных устройств и популярность мессенджеров. </w:t>
+              <w:t>Современные технологии оказывают большое влияние на здоровье и образ жизни населения. Недостаточное внимание уделяется эффективным инструментам цифровой поддержки формирования полезных привычек, несмотря на распространённость мобильных устройств и популярн</w:t>
+            </w:r>
+            <w:r>
+              <w:rPr>
+                <w:rFonts w:ascii="Times New Roman" w:eastAsia="Calibri" w:hAnsi="Times New Roman" w:cs="Times New Roman"/>
+                <w:sz w:val="24"/>
+                <w:szCs w:val="24"/>
+              </w:rPr>
+              <w:t xml:space="preserve">ость мессенджеров. </w:t>
             </w:r>
             <w:r>
               <w:rPr>
@@ -233,25 +241,176 @@
                 <w:sz w:val="24"/>
                 <w:szCs w:val="24"/>
               </w:rPr>
-              <w:t>Так ли нужны универсальные и гибкие цифровые платформы для укрепления здоровья?</w:t>
-            </w:r>
-          </w:p>
-          <w:p>
-            <w:pPr>
-              <w:spacing w:after="0" w:line="240" w:lineRule="auto"/>
-              <w:rPr>
-                <w:rFonts w:ascii="Times New Roman" w:hAnsi="Times New Roman" w:cs="Times New Roman"/>
-                <w:sz w:val="24"/>
-                <w:szCs w:val="24"/>
-              </w:rPr>
-            </w:pPr>
-            <w:r>
-              <w:rPr>
-                <w:rFonts w:ascii="Times New Roman" w:hAnsi="Times New Roman" w:cs="Times New Roman"/>
-                <w:sz w:val="24"/>
-                <w:szCs w:val="24"/>
-              </w:rPr>
-              <w:t>Да, универсальные и гибкие цифровые платформы для укрепления здоровья крайне необходимы в современном обществе. Они интегрируют геймификацию и наставничество в повседневные мессенджеры вроде Telegram, повышая вовлеченность на 20–50% и снижая отток пользователей. Без них цифровизация усугубляет сидячий образ жизни, а такие платформы превращают привычки в устойчивые практики</w:t>
+              <w:t>Так ли нужны универсальные и гибкие циф</w:t>
+            </w:r>
+            <w:r>
+              <w:rPr>
+                <w:rFonts w:ascii="Times New Roman" w:eastAsia="Calibri" w:hAnsi="Times New Roman" w:cs="Times New Roman"/>
+                <w:color w:val="FF0000"/>
+                <w:sz w:val="24"/>
+                <w:szCs w:val="24"/>
+              </w:rPr>
+              <w:t>ровые платформы для укрепления здоровья?</w:t>
+            </w:r>
+          </w:p>
+          <w:p>
+            <w:pPr>
+              <w:spacing w:after="0" w:line="240" w:lineRule="auto"/>
+              <w:rPr>
+                <w:rFonts w:ascii="Times New Roman" w:hAnsi="Times New Roman" w:cs="Times New Roman"/>
+                <w:sz w:val="24"/>
+                <w:szCs w:val="24"/>
+              </w:rPr>
+            </w:pPr>
+            <w:r>
+              <w:rPr>
+                <w:rFonts w:ascii="Times New Roman" w:hAnsi="Times New Roman" w:cs="Times New Roman"/>
+                <w:sz w:val="24"/>
+                <w:szCs w:val="24"/>
+              </w:rPr>
+              <w:t xml:space="preserve">Да, универсальные и гибкие цифровые платформы для укрепления здоровья крайне необходимы в современном обществе. Они интегрируют геймификацию и наставничество в повседневные мессенджеры вроде </w:t>
+            </w:r>
+            <w:proofErr w:type="spellStart"/>
+            <w:r>
+              <w:rPr>
+                <w:rFonts w:ascii="Times New Roman" w:hAnsi="Times New Roman" w:cs="Times New Roman"/>
+                <w:sz w:val="24"/>
+                <w:szCs w:val="24"/>
+              </w:rPr>
+              <w:t>Telegram</w:t>
+            </w:r>
+            <w:proofErr w:type="spellEnd"/>
+            <w:r>
+              <w:rPr>
+                <w:rFonts w:ascii="Times New Roman" w:hAnsi="Times New Roman" w:cs="Times New Roman"/>
+                <w:sz w:val="24"/>
+                <w:szCs w:val="24"/>
+              </w:rPr>
+              <w:t>, повышая вовлеченность на 20–50% и снижая отток пользователей. Без них цифровизация усугубляет сидячий образ жизни, а такие платформы превращают привычки в устойчивые практики</w:t>
+            </w:r>
+          </w:p>
+          <w:p>
+            <w:pPr>
+              <w:spacing w:after="0" w:line="240" w:lineRule="auto"/>
+              <w:jc w:val="both"/>
+              <w:rPr>
+                <w:rFonts w:ascii="Times New Roman" w:hAnsi="Times New Roman" w:cs="Times New Roman"/>
+                <w:color w:val="FF0000"/>
+                <w:sz w:val="24"/>
+                <w:szCs w:val="24"/>
+              </w:rPr>
+            </w:pPr>
+            <w:r>
+              <w:rPr>
+                <w:rFonts w:ascii="Times New Roman" w:hAnsi="Times New Roman" w:cs="Times New Roman"/>
+                <w:color w:val="FF0000"/>
+                <w:sz w:val="24"/>
+                <w:szCs w:val="24"/>
+              </w:rPr>
+              <w:t xml:space="preserve">Уточните при постановке проблемы, что цифровые </w:t>
+            </w:r>
+            <w:r>
+              <w:rPr>
+                <w:rFonts w:ascii="Times New Roman" w:hAnsi="Times New Roman" w:cs="Times New Roman"/>
+                <w:color w:val="FF0000"/>
+                <w:sz w:val="24"/>
+                <w:szCs w:val="24"/>
+              </w:rPr>
+              <w:t>технологии укрепления</w:t>
+            </w:r>
+            <w:r>
+              <w:rPr>
+                <w:rFonts w:ascii="Times New Roman" w:hAnsi="Times New Roman" w:cs="Times New Roman"/>
+                <w:color w:val="FF0000"/>
+                <w:sz w:val="24"/>
+                <w:szCs w:val="24"/>
+              </w:rPr>
+              <w:t xml:space="preserve"> здоровья будут актуальны у людей </w:t>
+            </w:r>
+            <w:r>
+              <w:rPr>
+                <w:rFonts w:ascii="Times New Roman" w:hAnsi="Times New Roman" w:cs="Times New Roman"/>
+                <w:color w:val="FF0000"/>
+                <w:sz w:val="24"/>
+                <w:szCs w:val="24"/>
+              </w:rPr>
+              <w:t xml:space="preserve">только </w:t>
+            </w:r>
+            <w:r>
+              <w:rPr>
+                <w:rFonts w:ascii="Times New Roman" w:hAnsi="Times New Roman" w:cs="Times New Roman"/>
+                <w:color w:val="FF0000"/>
+                <w:sz w:val="24"/>
+                <w:szCs w:val="24"/>
+              </w:rPr>
+              <w:t>определенных поколений</w:t>
+            </w:r>
+            <w:r>
+              <w:rPr>
+                <w:rFonts w:ascii="Times New Roman" w:hAnsi="Times New Roman" w:cs="Times New Roman"/>
+                <w:color w:val="FF0000"/>
+                <w:sz w:val="24"/>
+                <w:szCs w:val="24"/>
+              </w:rPr>
+              <w:t xml:space="preserve">: </w:t>
+            </w:r>
+            <w:r>
+              <w:rPr>
+                <w:rFonts w:ascii="Times New Roman" w:hAnsi="Times New Roman" w:cs="Times New Roman"/>
+                <w:color w:val="FF0000"/>
+                <w:sz w:val="24"/>
+                <w:szCs w:val="24"/>
+                <w:lang w:val="en-US"/>
+              </w:rPr>
+              <w:t>Y</w:t>
+            </w:r>
+            <w:r>
+              <w:rPr>
+                <w:rFonts w:ascii="Times New Roman" w:hAnsi="Times New Roman" w:cs="Times New Roman"/>
+                <w:color w:val="FF0000"/>
+                <w:sz w:val="24"/>
+                <w:szCs w:val="24"/>
+              </w:rPr>
+              <w:t xml:space="preserve">, </w:t>
+            </w:r>
+            <w:r>
+              <w:rPr>
+                <w:rFonts w:ascii="Times New Roman" w:hAnsi="Times New Roman" w:cs="Times New Roman"/>
+                <w:color w:val="FF0000"/>
+                <w:sz w:val="24"/>
+                <w:szCs w:val="24"/>
+                <w:lang w:val="en-US"/>
+              </w:rPr>
+              <w:t>Z</w:t>
+            </w:r>
+            <w:r>
+              <w:rPr>
+                <w:rFonts w:ascii="Times New Roman" w:hAnsi="Times New Roman" w:cs="Times New Roman"/>
+                <w:color w:val="FF0000"/>
+                <w:sz w:val="24"/>
+                <w:szCs w:val="24"/>
+              </w:rPr>
+              <w:t>, альфа.</w:t>
+            </w:r>
+          </w:p>
+          <w:p>
+            <w:pPr>
+              <w:spacing w:after="0" w:line="240" w:lineRule="auto"/>
+              <w:jc w:val="both"/>
+              <w:rPr>
+                <w:rFonts w:ascii="Times New Roman" w:hAnsi="Times New Roman" w:cs="Times New Roman"/>
+                <w:sz w:val="24"/>
+                <w:szCs w:val="24"/>
+              </w:rPr>
+            </w:pPr>
+            <w:r>
+              <w:rPr>
+                <w:rFonts w:ascii="Times New Roman" w:hAnsi="Times New Roman" w:cs="Times New Roman"/>
+                <w:color w:val="FF0000"/>
+                <w:sz w:val="24"/>
+                <w:szCs w:val="24"/>
+              </w:rPr>
+              <w:t>Поколению Х они не нужны.</w:t>
             </w:r>
           </w:p>
         </w:tc>
@@ -324,7 +483,25 @@
                 <w:sz w:val="24"/>
                 <w:szCs w:val="24"/>
               </w:rPr>
-              <w:t>Повышенная нагрузка на психику современного человека, рост числа заболеваний, вызванных нездоровыми привычками, делают актуальным разработку инновационных способов профилактики и коррекции поведения. Быстро развивающиеся цифровые технологии предоставляют уникальные возможности для популяризации и внедрения игровых техник и социальных взаимодействий в целях формирования и сохранения здоровых привычек.</w:t>
+              <w:t xml:space="preserve">Повышенная нагрузка на </w:t>
+            </w:r>
+            <w:r>
+              <w:rPr>
+                <w:rFonts w:ascii="Times New Roman" w:eastAsia="Calibri" w:hAnsi="Times New Roman" w:cs="Times New Roman"/>
+                <w:iCs/>
+                <w:sz w:val="24"/>
+                <w:szCs w:val="24"/>
+              </w:rPr>
+              <w:t>психику современного человека, рост числа заболеваний, вызванных нездоровыми привычками, делают актуальным разработку инновационных способов профилактики и коррекции поведения. Быстро развивающиеся цифровые технологии предоставляют уникальные возможности д</w:t>
+            </w:r>
+            <w:r>
+              <w:rPr>
+                <w:rFonts w:ascii="Times New Roman" w:eastAsia="Calibri" w:hAnsi="Times New Roman" w:cs="Times New Roman"/>
+                <w:iCs/>
+                <w:sz w:val="24"/>
+                <w:szCs w:val="24"/>
+              </w:rPr>
+              <w:t>ля популяризации и внедрения игровых техник и социальных взаимодействий в целях формирования и сохранения здоровых привычек.</w:t>
             </w:r>
           </w:p>
         </w:tc>
@@ -397,7 +574,36 @@
                 <w:sz w:val="24"/>
                 <w:szCs w:val="24"/>
               </w:rPr>
-              <w:t>Реализация методики формирования здоровых привычек средствами игровой психологии и наставнической поддержки в Телеграм боте</w:t>
+              <w:t>Реализация методики формирования здоровых привычек средствами игровой психологии и наставнической</w:t>
+            </w:r>
+            <w:r>
+              <w:rPr>
+                <w:rFonts w:ascii="Times New Roman" w:eastAsia="Calibri" w:hAnsi="Times New Roman" w:cs="Times New Roman"/>
+                <w:iCs/>
+                <w:sz w:val="24"/>
+                <w:szCs w:val="24"/>
+              </w:rPr>
+              <w:t xml:space="preserve"> поддержки в </w:t>
+            </w:r>
+            <w:proofErr w:type="spellStart"/>
+            <w:r>
+              <w:rPr>
+                <w:rFonts w:ascii="Times New Roman" w:eastAsia="Calibri" w:hAnsi="Times New Roman" w:cs="Times New Roman"/>
+                <w:iCs/>
+                <w:sz w:val="24"/>
+                <w:szCs w:val="24"/>
+              </w:rPr>
+              <w:t>Телеграм</w:t>
+            </w:r>
+            <w:proofErr w:type="spellEnd"/>
+            <w:r>
+              <w:rPr>
+                <w:rFonts w:ascii="Times New Roman" w:eastAsia="Calibri" w:hAnsi="Times New Roman" w:cs="Times New Roman"/>
+                <w:iCs/>
+                <w:sz w:val="24"/>
+                <w:szCs w:val="24"/>
+              </w:rPr>
+              <w:t xml:space="preserve"> боте</w:t>
             </w:r>
           </w:p>
         </w:tc>
@@ -517,7 +723,33 @@
                 <w:sz w:val="24"/>
                 <w:szCs w:val="24"/>
               </w:rPr>
-              <w:t>Игровая психология и наставническая поддержка в цифровом пространстве Telegram-бота способны повысить эффективность (</w:t>
+              <w:t xml:space="preserve">Игровая психология и наставническая поддержка в цифровом пространстве </w:t>
+            </w:r>
+            <w:proofErr w:type="spellStart"/>
+            <w:r>
+              <w:rPr>
+                <w:rFonts w:ascii="Times New Roman" w:eastAsia="Calibri" w:hAnsi="Times New Roman" w:cs="Times New Roman"/>
+                <w:sz w:val="24"/>
+                <w:szCs w:val="24"/>
+              </w:rPr>
+              <w:t>Telegram</w:t>
+            </w:r>
+            <w:proofErr w:type="spellEnd"/>
+            <w:r>
+              <w:rPr>
+                <w:rFonts w:ascii="Times New Roman" w:eastAsia="Calibri" w:hAnsi="Times New Roman" w:cs="Times New Roman"/>
+                <w:sz w:val="24"/>
+                <w:szCs w:val="24"/>
+              </w:rPr>
+              <w:t xml:space="preserve">-бота способны </w:t>
+            </w:r>
+            <w:r>
+              <w:rPr>
+                <w:rFonts w:ascii="Times New Roman" w:eastAsia="Calibri" w:hAnsi="Times New Roman" w:cs="Times New Roman"/>
+                <w:sz w:val="24"/>
+                <w:szCs w:val="24"/>
+              </w:rPr>
+              <w:t>повысить эффективность (</w:t>
             </w:r>
             <w:r>
               <w:rPr>
@@ -666,16 +898,7 @@
                 <w:sz w:val="20"/>
                 <w:szCs w:val="20"/>
               </w:rPr>
-              <w:t>В</w:t>
-            </w:r>
-            <w:r>
-              <w:rPr>
-                <w:rFonts w:ascii="Times New Roman" w:eastAsia="Calibri" w:hAnsi="Times New Roman" w:cs="Times New Roman"/>
-                <w:i/>
-                <w:sz w:val="20"/>
-                <w:szCs w:val="20"/>
-              </w:rPr>
-              <w:t xml:space="preserve"> процессе исследования вы подтверждаете или опровергаете гипотезу на основе экспериментов</w:t>
+              <w:t>В процессе исследования вы подтверждаете или опровергаете гипотезу на основе экспериментов</w:t>
             </w:r>
           </w:p>
         </w:tc>
@@ -746,7 +969,25 @@
                 <w:sz w:val="24"/>
                 <w:szCs w:val="24"/>
               </w:rPr>
-              <w:t>Разработать и апробировать эффективную методику формирования здоровых привычек с использованием Telegram-бота, основанную на принципах игровой психологии и наставнической поддержки.</w:t>
+              <w:t xml:space="preserve">Разработать и апробировать эффективную методику формирования здоровых привычек с использованием </w:t>
+            </w:r>
+            <w:proofErr w:type="spellStart"/>
+            <w:r>
+              <w:rPr>
+                <w:rFonts w:ascii="Times New Roman" w:eastAsia="Calibri" w:hAnsi="Times New Roman" w:cs="Times New Roman"/>
+                <w:sz w:val="24"/>
+                <w:szCs w:val="24"/>
+              </w:rPr>
+              <w:t>Telegram</w:t>
+            </w:r>
+            <w:proofErr w:type="spellEnd"/>
+            <w:r>
+              <w:rPr>
+                <w:rFonts w:ascii="Times New Roman" w:eastAsia="Calibri" w:hAnsi="Times New Roman" w:cs="Times New Roman"/>
+                <w:sz w:val="24"/>
+                <w:szCs w:val="24"/>
+              </w:rPr>
+              <w:t>-бота, основанную на принципах игровой психологии и наставнической поддержки.</w:t>
             </w:r>
           </w:p>
         </w:tc>
@@ -794,7 +1035,16 @@
                 <w:sz w:val="24"/>
                 <w:szCs w:val="24"/>
               </w:rPr>
-              <w:t xml:space="preserve">Постановка задач исследования </w:t>
+              <w:t xml:space="preserve">Постановка задач </w:t>
+            </w:r>
+            <w:r>
+              <w:rPr>
+                <w:rFonts w:ascii="Times New Roman" w:eastAsia="Calibri" w:hAnsi="Times New Roman" w:cs="Times New Roman"/>
+                <w:sz w:val="24"/>
+                <w:szCs w:val="24"/>
+              </w:rPr>
+              <w:lastRenderedPageBreak/>
+              <w:t xml:space="preserve">исследования </w:t>
             </w:r>
           </w:p>
           <w:p>
@@ -840,7 +1090,16 @@
                 <w:sz w:val="20"/>
                 <w:szCs w:val="20"/>
               </w:rPr>
-              <w:t>Анализ существующих подходов и технологий формирования здоровых привычек.</w:t>
+              <w:lastRenderedPageBreak/>
+              <w:t>Анализ существующих подхо</w:t>
+            </w:r>
+            <w:r>
+              <w:rPr>
+                <w:rFonts w:ascii="Times New Roman" w:eastAsia="Calibri" w:hAnsi="Times New Roman" w:cs="Times New Roman"/>
+                <w:sz w:val="20"/>
+                <w:szCs w:val="20"/>
+              </w:rPr>
+              <w:t>дов и технологий формирования здоровых привычек.</w:t>
             </w:r>
           </w:p>
           <w:p>
@@ -863,7 +1122,26 @@
                 <w:sz w:val="20"/>
                 <w:szCs w:val="20"/>
               </w:rPr>
-              <w:t>Разработка модели взаимодействия Telegram-бота с пользователями.</w:t>
+              <w:lastRenderedPageBreak/>
+              <w:t xml:space="preserve">Разработка модели взаимодействия </w:t>
+            </w:r>
+            <w:proofErr w:type="spellStart"/>
+            <w:r>
+              <w:rPr>
+                <w:rFonts w:ascii="Times New Roman" w:eastAsia="Calibri" w:hAnsi="Times New Roman" w:cs="Times New Roman"/>
+                <w:sz w:val="20"/>
+                <w:szCs w:val="20"/>
+              </w:rPr>
+              <w:t>Telegram</w:t>
+            </w:r>
+            <w:proofErr w:type="spellEnd"/>
+            <w:r>
+              <w:rPr>
+                <w:rFonts w:ascii="Times New Roman" w:eastAsia="Calibri" w:hAnsi="Times New Roman" w:cs="Times New Roman"/>
+                <w:sz w:val="20"/>
+                <w:szCs w:val="20"/>
+              </w:rPr>
+              <w:t>-бота с пользователями.</w:t>
             </w:r>
           </w:p>
           <w:p>
@@ -886,7 +1164,25 @@
                 <w:sz w:val="20"/>
                 <w:szCs w:val="20"/>
               </w:rPr>
-              <w:t>Интеграция принципов игровой психологии и наставнической поддержки в алгоритм функционирования Telegram-бота.</w:t>
+              <w:t xml:space="preserve">Интеграция принципов игровой психологии и наставнической поддержки в алгоритм функционирования </w:t>
+            </w:r>
+            <w:proofErr w:type="spellStart"/>
+            <w:r>
+              <w:rPr>
+                <w:rFonts w:ascii="Times New Roman" w:eastAsia="Calibri" w:hAnsi="Times New Roman" w:cs="Times New Roman"/>
+                <w:sz w:val="20"/>
+                <w:szCs w:val="20"/>
+              </w:rPr>
+              <w:t>Telegram</w:t>
+            </w:r>
+            <w:proofErr w:type="spellEnd"/>
+            <w:r>
+              <w:rPr>
+                <w:rFonts w:ascii="Times New Roman" w:eastAsia="Calibri" w:hAnsi="Times New Roman" w:cs="Times New Roman"/>
+                <w:sz w:val="20"/>
+                <w:szCs w:val="20"/>
+              </w:rPr>
+              <w:t>-бота.</w:t>
             </w:r>
           </w:p>
           <w:p>
@@ -909,7 +1205,15 @@
                 <w:sz w:val="20"/>
                 <w:szCs w:val="20"/>
               </w:rPr>
-              <w:t>Тестирование и оценка эффективности предлагаемой методики.</w:t>
+              <w:t>Тестирование и оценка эффективно</w:t>
+            </w:r>
+            <w:r>
+              <w:rPr>
+                <w:rFonts w:ascii="Times New Roman" w:eastAsia="Calibri" w:hAnsi="Times New Roman" w:cs="Times New Roman"/>
+                <w:sz w:val="20"/>
+                <w:szCs w:val="20"/>
+              </w:rPr>
+              <w:t>сти предлагаемой методики.</w:t>
             </w:r>
           </w:p>
           <w:p>
@@ -932,16 +1236,7 @@
                 <w:sz w:val="20"/>
                 <w:szCs w:val="20"/>
               </w:rPr>
-              <w:t xml:space="preserve">Подготовка рекомендаций по внедрению методики в массовое </w:t>
-            </w:r>
-            <w:r>
-              <w:rPr>
-                <w:rFonts w:ascii="Times New Roman" w:eastAsia="Calibri" w:hAnsi="Times New Roman" w:cs="Times New Roman"/>
-                <w:sz w:val="20"/>
-                <w:szCs w:val="20"/>
-              </w:rPr>
-              <w:lastRenderedPageBreak/>
-              <w:t>применение.</w:t>
+              <w:t>Подготовка рекомендаций по внедрению методики в массовое применение.</w:t>
             </w:r>
           </w:p>
         </w:tc>
@@ -1021,15 +1316,7 @@
                 <w:sz w:val="24"/>
                 <w:szCs w:val="24"/>
               </w:rPr>
-              <w:t xml:space="preserve"> </w:t>
-            </w:r>
-            <w:r>
-              <w:rPr>
-                <w:rFonts w:ascii="Times New Roman" w:eastAsia="Calibri" w:hAnsi="Times New Roman" w:cs="Times New Roman"/>
-                <w:sz w:val="24"/>
-                <w:szCs w:val="24"/>
-              </w:rPr>
-              <w:t>у</w:t>
+              <w:t xml:space="preserve"> у</w:t>
             </w:r>
             <w:r>
               <w:rPr>
@@ -1079,7 +1366,114 @@
                 <w:sz w:val="24"/>
                 <w:szCs w:val="24"/>
               </w:rPr>
-              <w:t xml:space="preserve"> формирования здоровых привычек средствами игровой психологии и наставнической поддержки в Telegram-боте.</w:t>
+              <w:t xml:space="preserve"> формирования здоровых привычек сред</w:t>
+            </w:r>
+            <w:r>
+              <w:rPr>
+                <w:rFonts w:ascii="Times New Roman" w:eastAsia="Calibri" w:hAnsi="Times New Roman" w:cs="Times New Roman"/>
+                <w:sz w:val="24"/>
+                <w:szCs w:val="24"/>
+              </w:rPr>
+              <w:t xml:space="preserve">ствами игровой психологии и наставнической поддержки в </w:t>
+            </w:r>
+            <w:proofErr w:type="spellStart"/>
+            <w:r>
+              <w:rPr>
+                <w:rFonts w:ascii="Times New Roman" w:eastAsia="Calibri" w:hAnsi="Times New Roman" w:cs="Times New Roman"/>
+                <w:sz w:val="24"/>
+                <w:szCs w:val="24"/>
+              </w:rPr>
+              <w:t>Telegram</w:t>
+            </w:r>
+            <w:proofErr w:type="spellEnd"/>
+            <w:r>
+              <w:rPr>
+                <w:rFonts w:ascii="Times New Roman" w:eastAsia="Calibri" w:hAnsi="Times New Roman" w:cs="Times New Roman"/>
+                <w:sz w:val="24"/>
+                <w:szCs w:val="24"/>
+              </w:rPr>
+              <w:t>-боте.</w:t>
+            </w:r>
+          </w:p>
+        </w:tc>
+      </w:tr>
+      <w:tr>
+        <w:trPr>
+          <w:trHeight w:val="695"/>
+        </w:trPr>
+        <w:tc>
+          <w:tcPr>
+            <w:tcW w:w="667" w:type="dxa"/>
+          </w:tcPr>
+          <w:p>
+            <w:pPr>
+              <w:spacing w:after="0" w:line="240" w:lineRule="auto"/>
+              <w:rPr>
+                <w:rFonts w:ascii="Times New Roman" w:eastAsia="Calibri" w:hAnsi="Times New Roman" w:cs="Times New Roman"/>
+                <w:color w:val="FF0000"/>
+                <w:sz w:val="24"/>
+                <w:szCs w:val="24"/>
+              </w:rPr>
+            </w:pPr>
+            <w:r>
+              <w:rPr>
+                <w:rFonts w:ascii="Times New Roman" w:eastAsia="Calibri" w:hAnsi="Times New Roman" w:cs="Times New Roman"/>
+                <w:color w:val="FF0000"/>
+                <w:sz w:val="24"/>
+                <w:szCs w:val="24"/>
+              </w:rPr>
+              <w:t>7.1</w:t>
+            </w:r>
+          </w:p>
+        </w:tc>
+        <w:tc>
+          <w:tcPr>
+            <w:tcW w:w="2752" w:type="dxa"/>
+          </w:tcPr>
+          <w:p>
+            <w:pPr>
+              <w:spacing w:after="0" w:line="240" w:lineRule="auto"/>
+              <w:rPr>
+                <w:rFonts w:ascii="Times New Roman" w:eastAsia="Calibri" w:hAnsi="Times New Roman" w:cs="Times New Roman"/>
+                <w:color w:val="FF0000"/>
+                <w:sz w:val="24"/>
+                <w:szCs w:val="24"/>
+              </w:rPr>
+            </w:pPr>
+            <w:r>
+              <w:rPr>
+                <w:rFonts w:ascii="Times New Roman" w:eastAsia="Calibri" w:hAnsi="Times New Roman" w:cs="Times New Roman"/>
+                <w:color w:val="FF0000"/>
+                <w:sz w:val="24"/>
+                <w:szCs w:val="24"/>
+              </w:rPr>
+              <w:t>Научная проблема</w:t>
+            </w:r>
+          </w:p>
+        </w:tc>
+        <w:tc>
+          <w:tcPr>
+            <w:tcW w:w="7208" w:type="dxa"/>
+          </w:tcPr>
+          <w:p>
+            <w:pPr>
+              <w:spacing w:after="0" w:line="240" w:lineRule="auto"/>
+              <w:ind w:left="720"/>
+              <w:rPr>
+                <w:rFonts w:ascii="Times New Roman" w:hAnsi="Times New Roman" w:cs="Times New Roman"/>
+                <w:color w:val="FF0000"/>
+                <w:sz w:val="24"/>
+                <w:szCs w:val="24"/>
+              </w:rPr>
+            </w:pPr>
+            <w:r>
+              <w:rPr>
+                <w:rFonts w:ascii="Times New Roman" w:hAnsi="Times New Roman" w:cs="Times New Roman"/>
+                <w:color w:val="FF0000"/>
+                <w:sz w:val="24"/>
+                <w:szCs w:val="24"/>
+              </w:rPr>
+              <w:t>Заполните</w:t>
             </w:r>
           </w:p>
         </w:tc>
@@ -1106,6 +1500,14 @@
               </w:rPr>
               <w:t>7</w:t>
             </w:r>
+            <w:r>
+              <w:rPr>
+                <w:rFonts w:ascii="Times New Roman" w:eastAsia="Calibri" w:hAnsi="Times New Roman" w:cs="Times New Roman"/>
+                <w:sz w:val="24"/>
+                <w:szCs w:val="24"/>
+              </w:rPr>
+              <w:t>.2</w:t>
+            </w:r>
           </w:p>
         </w:tc>
         <w:tc>
@@ -1115,19 +1517,108 @@
           <w:p>
             <w:pPr>
               <w:spacing w:after="0" w:line="240" w:lineRule="auto"/>
-              <w:rPr>
-                <w:rFonts w:ascii="Times New Roman" w:hAnsi="Times New Roman" w:cs="Times New Roman"/>
-                <w:sz w:val="24"/>
-                <w:szCs w:val="24"/>
-              </w:rPr>
-            </w:pPr>
-            <w:r>
-              <w:rPr>
-                <w:rFonts w:ascii="Times New Roman" w:eastAsia="Calibri" w:hAnsi="Times New Roman" w:cs="Times New Roman"/>
-                <w:sz w:val="24"/>
-                <w:szCs w:val="24"/>
-              </w:rPr>
-              <w:t>Научная новизна исследования</w:t>
+              <w:ind w:left="720"/>
+              <w:rPr>
+                <w:rFonts w:ascii="Times New Roman" w:hAnsi="Times New Roman" w:cs="Times New Roman"/>
+                <w:color w:val="FF0000"/>
+                <w:sz w:val="24"/>
+                <w:szCs w:val="24"/>
+              </w:rPr>
+            </w:pPr>
+            <w:r>
+              <w:rPr>
+                <w:rFonts w:ascii="Times New Roman" w:eastAsia="Calibri" w:hAnsi="Times New Roman" w:cs="Times New Roman"/>
+                <w:sz w:val="24"/>
+                <w:szCs w:val="24"/>
+              </w:rPr>
+              <w:t xml:space="preserve">Научная новизна </w:t>
+            </w:r>
+            <w:r>
+              <w:rPr>
+                <w:rFonts w:ascii="Times New Roman" w:hAnsi="Times New Roman" w:cs="Times New Roman"/>
+                <w:color w:val="FF0000"/>
+                <w:sz w:val="24"/>
+                <w:szCs w:val="24"/>
+              </w:rPr>
+              <w:t xml:space="preserve"> </w:t>
+            </w:r>
+          </w:p>
+          <w:p>
+            <w:pPr>
+              <w:spacing w:after="0" w:line="240" w:lineRule="auto"/>
+              <w:rPr>
+                <w:rFonts w:ascii="Times New Roman" w:hAnsi="Times New Roman" w:cs="Times New Roman"/>
+                <w:color w:val="FF0000"/>
+                <w:sz w:val="24"/>
+                <w:szCs w:val="24"/>
+              </w:rPr>
+            </w:pPr>
+            <w:r>
+              <w:rPr>
+                <w:rFonts w:ascii="Times New Roman" w:eastAsia="Calibri" w:hAnsi="Times New Roman" w:cs="Times New Roman"/>
+                <w:sz w:val="24"/>
+                <w:szCs w:val="24"/>
+              </w:rPr>
+              <w:t>исследования</w:t>
+            </w:r>
+            <w:r>
+              <w:rPr>
+                <w:rFonts w:ascii="Times New Roman" w:hAnsi="Times New Roman" w:cs="Times New Roman"/>
+                <w:color w:val="FF0000"/>
+                <w:sz w:val="24"/>
+                <w:szCs w:val="24"/>
+              </w:rPr>
+              <w:t xml:space="preserve"> </w:t>
+            </w:r>
+          </w:p>
+          <w:p>
+            <w:pPr>
+              <w:spacing w:after="0" w:line="240" w:lineRule="auto"/>
+              <w:rPr>
+                <w:rFonts w:ascii="Times New Roman" w:hAnsi="Times New Roman" w:cs="Times New Roman"/>
+                <w:sz w:val="24"/>
+                <w:szCs w:val="24"/>
+              </w:rPr>
+            </w:pPr>
+            <w:bookmarkStart w:id="0" w:name="_GoBack"/>
+            <w:bookmarkEnd w:id="0"/>
+            <w:r>
+              <w:rPr>
+                <w:rFonts w:ascii="Times New Roman" w:hAnsi="Times New Roman" w:cs="Times New Roman"/>
+                <w:color w:val="FF0000"/>
+                <w:sz w:val="24"/>
+                <w:szCs w:val="24"/>
+              </w:rPr>
+              <w:t xml:space="preserve">Это, </w:t>
+            </w:r>
+            <w:proofErr w:type="gramStart"/>
+            <w:r>
+              <w:rPr>
+                <w:rFonts w:ascii="Times New Roman" w:hAnsi="Times New Roman" w:cs="Times New Roman"/>
+                <w:color w:val="FF0000"/>
+                <w:sz w:val="24"/>
+                <w:szCs w:val="24"/>
+              </w:rPr>
+              <w:t>т</w:t>
+            </w:r>
+            <w:r>
+              <w:rPr>
+                <w:rFonts w:ascii="Times New Roman" w:hAnsi="Times New Roman" w:cs="Times New Roman"/>
+                <w:color w:val="FF0000"/>
+                <w:sz w:val="24"/>
+                <w:szCs w:val="24"/>
+              </w:rPr>
+              <w:t>о</w:t>
+            </w:r>
+            <w:proofErr w:type="gramEnd"/>
+            <w:r>
+              <w:rPr>
+                <w:rFonts w:ascii="Times New Roman" w:hAnsi="Times New Roman" w:cs="Times New Roman"/>
+                <w:color w:val="FF0000"/>
+                <w:sz w:val="24"/>
+                <w:szCs w:val="24"/>
+              </w:rPr>
+              <w:t xml:space="preserve"> что решает научную проблему</w:t>
             </w:r>
           </w:p>
         </w:tc>
@@ -1137,17 +1628,6 @@
           </w:tcPr>
           <w:p>
             <w:pPr>
-              <w:spacing w:after="0" w:line="240" w:lineRule="auto"/>
-              <w:ind w:left="720"/>
-              <w:rPr>
-                <w:rFonts w:ascii="Times New Roman" w:hAnsi="Times New Roman" w:cs="Times New Roman"/>
-                <w:sz w:val="24"/>
-                <w:szCs w:val="24"/>
-              </w:rPr>
-            </w:pPr>
-          </w:p>
-          <w:p>
-            <w:pPr>
               <w:numPr>
                 <w:ilvl w:val="0"/>
                 <w:numId w:val="4"/>
@@ -1173,7 +1653,25 @@
                 <w:sz w:val="24"/>
                 <w:szCs w:val="24"/>
               </w:rPr>
-              <w:t>азработка комплексной методики для Telegram-ботов, сочетающей игровую психологию с наставничеством для формирования привычек.</w:t>
+              <w:t xml:space="preserve">азработка комплексной методики для </w:t>
+            </w:r>
+            <w:proofErr w:type="spellStart"/>
+            <w:r>
+              <w:rPr>
+                <w:rFonts w:ascii="Times New Roman" w:hAnsi="Times New Roman" w:cs="Times New Roman"/>
+                <w:sz w:val="24"/>
+                <w:szCs w:val="24"/>
+              </w:rPr>
+              <w:t>Telegram</w:t>
+            </w:r>
+            <w:proofErr w:type="spellEnd"/>
+            <w:r>
+              <w:rPr>
+                <w:rFonts w:ascii="Times New Roman" w:hAnsi="Times New Roman" w:cs="Times New Roman"/>
+                <w:sz w:val="24"/>
+                <w:szCs w:val="24"/>
+              </w:rPr>
+              <w:t>-ботов, сочетающей игровую психологию с наставничеством для формирования привычек.</w:t>
             </w:r>
           </w:p>
           <w:p>
@@ -1310,6 +1808,47 @@
                 <w:szCs w:val="24"/>
               </w:rPr>
               <w:t>.</w:t>
+            </w:r>
+          </w:p>
+          <w:p>
+            <w:pPr>
+              <w:spacing w:after="0" w:line="240" w:lineRule="auto"/>
+              <w:ind w:left="360"/>
+              <w:rPr>
+                <w:rFonts w:ascii="Times New Roman" w:hAnsi="Times New Roman" w:cs="Times New Roman"/>
+                <w:color w:val="FF0000"/>
+                <w:sz w:val="24"/>
+                <w:szCs w:val="24"/>
+              </w:rPr>
+            </w:pPr>
+            <w:r>
+              <w:rPr>
+                <w:rFonts w:ascii="Times New Roman" w:hAnsi="Times New Roman" w:cs="Times New Roman"/>
+                <w:color w:val="FF0000"/>
+                <w:sz w:val="24"/>
+                <w:szCs w:val="24"/>
+              </w:rPr>
+              <w:t>Из этого списка под научную новизну походит пункт 1</w:t>
+            </w:r>
+          </w:p>
+          <w:p>
+            <w:pPr>
+              <w:spacing w:after="0" w:line="240" w:lineRule="auto"/>
+              <w:ind w:left="360"/>
+              <w:rPr>
+                <w:rFonts w:ascii="Times New Roman" w:hAnsi="Times New Roman" w:cs="Times New Roman"/>
+                <w:sz w:val="24"/>
+                <w:szCs w:val="24"/>
+              </w:rPr>
+            </w:pPr>
+            <w:r>
+              <w:rPr>
+                <w:rFonts w:ascii="Times New Roman" w:hAnsi="Times New Roman" w:cs="Times New Roman"/>
+                <w:color w:val="FF0000"/>
+                <w:sz w:val="24"/>
+                <w:szCs w:val="24"/>
+              </w:rPr>
+              <w:t>Все остальные пункты под практическую значимость</w:t>
             </w:r>
           </w:p>
           <w:p>
@@ -1406,6 +1945,7 @@
             <w:tblPr>
               <w:tblStyle w:val="ab"/>
               <w:tblW w:w="0" w:type="auto"/>
+              <w:tblLayout w:type="fixed"/>
               <w:tblLook w:val="04A0" w:firstRow="1" w:lastRow="0" w:firstColumn="1" w:lastColumn="0" w:noHBand="0" w:noVBand="1"/>
             </w:tblPr>
             <w:tblGrid>
@@ -1599,7 +2139,21 @@
                     <w:rPr>
                       <w:rFonts w:ascii="Times New Roman" w:hAnsi="Times New Roman" w:cs="Times New Roman"/>
                     </w:rPr>
-                    <w:t>В геймифицированных ботах</w:t>
+                    <w:t xml:space="preserve">В </w:t>
+                  </w:r>
+                  <w:proofErr w:type="spellStart"/>
+                  <w:r>
+                    <w:rPr>
+                      <w:rFonts w:ascii="Times New Roman" w:hAnsi="Times New Roman" w:cs="Times New Roman"/>
+                    </w:rPr>
+                    <w:t>геймифицированных</w:t>
+                  </w:r>
+                  <w:proofErr w:type="spellEnd"/>
+                  <w:r>
+                    <w:rPr>
+                      <w:rFonts w:ascii="Times New Roman" w:hAnsi="Times New Roman" w:cs="Times New Roman"/>
+                    </w:rPr>
+                    <w:t xml:space="preserve"> ботах</w:t>
                   </w:r>
                 </w:p>
               </w:tc>
@@ -1852,7 +2406,7 @@
 </file>
 
 <file path=word/numbering.xml><?xml version="1.0" encoding="utf-8"?>
-<w:numbering xmlns:wpc="http://schemas.microsoft.com/office/word/2010/wordprocessingCanvas" xmlns:cx="http://schemas.microsoft.com/office/drawing/2014/chartex" xmlns:cx1="http://schemas.microsoft.com/office/drawing/2015/9/8/chartex" xmlns:cx2="http://schemas.microsoft.com/office/drawing/2015/10/21/chartex" xmlns:cx3="http://schemas.microsoft.com/office/drawing/2016/5/9/chartex" xmlns:cx4="http://schemas.microsoft.com/office/drawing/2016/5/10/chartex" xmlns:cx5="http://schemas.microsoft.com/office/drawing/2016/5/11/chartex" xmlns:cx6="http://schemas.microsoft.com/office/drawing/2016/5/12/chartex" xmlns:cx7="http://schemas.microsoft.com/office/drawing/2016/5/13/chartex" xmlns:cx8="http://schemas.microsoft.com/office/drawing/2016/5/14/chartex" xmlns:mc="http://schemas.openxmlformats.org/markup-compatibility/2006" xmlns:aink="http://schemas.microsoft.com/office/drawing/2016/ink" xmlns:am3d="http://schemas.microsoft.com/office/drawing/2017/model3d" xmlns:o="urn:schemas-microsoft-com:office:office" xmlns:oel="http://schemas.microsoft.com/office/2019/extlst" xmlns:r="http://schemas.openxmlformats.org/officeDocument/2006/relationships" xmlns:m="http://schemas.openxmlformats.org/officeDocument/2006/math" xmlns:v="urn:schemas-microsoft-com:vml" xmlns:wp14="http://schemas.microsoft.com/office/word/2010/wordprocessingDrawing" xmlns:wp="http://schemas.openxmlformats.org/drawingml/2006/wordprocessingDrawing" xmlns:w10="urn:schemas-microsoft-com:office:word" xmlns:w="http://schemas.openxmlformats.org/wordprocessingml/2006/main" xmlns:w14="http://schemas.microsoft.com/office/word/2010/wordml" xmlns:w15="http://schemas.microsoft.com/office/word/2012/wordml" xmlns:w16cex="http://schemas.microsoft.com/office/word/2018/wordml/cex" xmlns:w16cid="http://schemas.microsoft.com/office/word/2016/wordml/cid" xmlns:w16="http://schemas.microsoft.com/office/word/2018/wordml" xmlns:w16du="http://schemas.microsoft.com/office/word/2023/wordml/word16du" xmlns:w16sdtdh="http://schemas.microsoft.com/office/word/2020/wordml/sdtdatahash" xmlns:w16sdtfl="http://schemas.microsoft.com/office/word/2024/wordml/sdtformatlock" xmlns:w16se="http://schemas.microsoft.com/office/word/2015/wordml/symex" xmlns:wpg="http://schemas.microsoft.com/office/word/2010/wordprocessingGroup" xmlns:wpi="http://schemas.microsoft.com/office/word/2010/wordprocessingInk" xmlns:wne="http://schemas.microsoft.com/office/word/2006/wordml" xmlns:wps="http://schemas.microsoft.com/office/word/2010/wordprocessingShape" mc:Ignorable="w14 w15 w16se w16cid w16 w16cex w16sdtdh w16sdtfl w16du wp14">
+<w:numbering xmlns:wpc="http://schemas.microsoft.com/office/word/2010/wordprocessingCanvas" xmlns:cx="http://schemas.microsoft.com/office/drawing/2014/chartex" xmlns:cx1="http://schemas.microsoft.com/office/drawing/2015/9/8/chartex" xmlns:cx2="http://schemas.microsoft.com/office/drawing/2015/10/21/chartex" xmlns:cx3="http://schemas.microsoft.com/office/drawing/2016/5/9/chartex" xmlns:cx4="http://schemas.microsoft.com/office/drawing/2016/5/10/chartex" xmlns:cx5="http://schemas.microsoft.com/office/drawing/2016/5/11/chartex" xmlns:cx6="http://schemas.microsoft.com/office/drawing/2016/5/12/chartex" xmlns:cx7="http://schemas.microsoft.com/office/drawing/2016/5/13/chartex" xmlns:cx8="http://schemas.microsoft.com/office/drawing/2016/5/14/chartex" xmlns:mc="http://schemas.openxmlformats.org/markup-compatibility/2006" xmlns:aink="http://schemas.microsoft.com/office/drawing/2016/ink" xmlns:am3d="http://schemas.microsoft.com/office/drawing/2017/model3d" xmlns:o="urn:schemas-microsoft-com:office:office" xmlns:r="http://schemas.openxmlformats.org/officeDocument/2006/relationships" xmlns:m="http://schemas.openxmlformats.org/officeDocument/2006/math" xmlns:v="urn:schemas-microsoft-com:vml" xmlns:wp14="http://schemas.microsoft.com/office/word/2010/wordprocessingDrawing" xmlns:wp="http://schemas.openxmlformats.org/drawingml/2006/wordprocessingDrawing" xmlns:w10="urn:schemas-microsoft-com:office:word" xmlns:w="http://schemas.openxmlformats.org/wordprocessingml/2006/main" xmlns:w14="http://schemas.microsoft.com/office/word/2010/wordml" xmlns:w15="http://schemas.microsoft.com/office/word/2012/wordml" xmlns:w16cid="http://schemas.microsoft.com/office/word/2016/wordml/cid" xmlns:w16se="http://schemas.microsoft.com/office/word/2015/wordml/symex" xmlns:wpg="http://schemas.microsoft.com/office/word/2010/wordprocessingGroup" xmlns:wpi="http://schemas.microsoft.com/office/word/2010/wordprocessingInk" xmlns:wne="http://schemas.microsoft.com/office/word/2006/wordml" xmlns:wps="http://schemas.microsoft.com/office/word/2010/wordprocessingShape" mc:Ignorable="w14 w15 w16se w16cid wp14">
   <w:abstractNum w:abstractNumId="0" w15:restartNumberingAfterBreak="0">
     <w:nsid w:val="12685D03"/>
     <w:multiLevelType w:val="hybridMultilevel"/>
@@ -2326,23 +2880,23 @@
       </w:pPr>
     </w:lvl>
   </w:abstractNum>
-  <w:num w:numId="1" w16cid:durableId="423304319">
+  <w:num w:numId="1">
     <w:abstractNumId w:val="2"/>
   </w:num>
-  <w:num w:numId="2" w16cid:durableId="1871798002">
+  <w:num w:numId="2">
     <w:abstractNumId w:val="3"/>
   </w:num>
-  <w:num w:numId="3" w16cid:durableId="1125930043">
+  <w:num w:numId="3">
     <w:abstractNumId w:val="0"/>
   </w:num>
-  <w:num w:numId="4" w16cid:durableId="803428332">
+  <w:num w:numId="4">
     <w:abstractNumId w:val="1"/>
   </w:num>
 </w:numbering>
 </file>
 
 <file path=word/styles.xml><?xml version="1.0" encoding="utf-8"?>
-<w:styles xmlns:mc="http://schemas.openxmlformats.org/markup-compatibility/2006" xmlns:r="http://schemas.openxmlformats.org/officeDocument/2006/relationships" xmlns:w="http://schemas.openxmlformats.org/wordprocessingml/2006/main" xmlns:w14="http://schemas.microsoft.com/office/word/2010/wordml" xmlns:w15="http://schemas.microsoft.com/office/word/2012/wordml" xmlns:w16cex="http://schemas.microsoft.com/office/word/2018/wordml/cex" xmlns:w16cid="http://schemas.microsoft.com/office/word/2016/wordml/cid" xmlns:w16="http://schemas.microsoft.com/office/word/2018/wordml" xmlns:w16du="http://schemas.microsoft.com/office/word/2023/wordml/word16du" xmlns:w16sdtdh="http://schemas.microsoft.com/office/word/2020/wordml/sdtdatahash" xmlns:w16sdtfl="http://schemas.microsoft.com/office/word/2024/wordml/sdtformatlock" xmlns:w16se="http://schemas.microsoft.com/office/word/2015/wordml/symex" mc:Ignorable="w14 w15 w16se w16cid w16 w16cex w16sdtdh w16sdtfl w16du">
+<w:styles xmlns:mc="http://schemas.openxmlformats.org/markup-compatibility/2006" xmlns:r="http://schemas.openxmlformats.org/officeDocument/2006/relationships" xmlns:w="http://schemas.openxmlformats.org/wordprocessingml/2006/main" xmlns:w14="http://schemas.microsoft.com/office/word/2010/wordml" xmlns:w15="http://schemas.microsoft.com/office/word/2012/wordml" xmlns:w16cid="http://schemas.microsoft.com/office/word/2016/wordml/cid" xmlns:w16se="http://schemas.microsoft.com/office/word/2015/wordml/symex" mc:Ignorable="w14 w15 w16se w16cid">
   <w:docDefaults>
     <w:rPrDefault>
       <w:rPr>
@@ -2358,7 +2912,7 @@
       </w:pPr>
     </w:pPrDefault>
   </w:docDefaults>
-  <w:latentStyles w:defLockedState="0" w:defUIPriority="99" w:defSemiHidden="0" w:defUnhideWhenUsed="0" w:defQFormat="0" w:count="376">
+  <w:latentStyles w:defLockedState="0" w:defUIPriority="99" w:defSemiHidden="0" w:defUnhideWhenUsed="0" w:defQFormat="0" w:count="375">
     <w:lsdException w:name="Normal" w:uiPriority="0" w:qFormat="1"/>
     <w:lsdException w:name="heading 1" w:uiPriority="9" w:qFormat="1"/>
     <w:lsdException w:name="heading 2" w:semiHidden="1" w:uiPriority="9" w:unhideWhenUsed="1" w:qFormat="1"/>
@@ -2734,7 +3288,6 @@
     <w:lsdException w:name="Smart Hyperlink" w:semiHidden="1" w:unhideWhenUsed="1"/>
     <w:lsdException w:name="Hashtag" w:semiHidden="1" w:unhideWhenUsed="1"/>
     <w:lsdException w:name="Unresolved Mention" w:semiHidden="1" w:unhideWhenUsed="1"/>
-    <w:lsdException w:name="Smart Link" w:semiHidden="1" w:unhideWhenUsed="1"/>
   </w:latentStyles>
   <w:style w:type="paragraph" w:default="1" w:styleId="a">
     <w:name w:val="Normal"/>
@@ -2746,6 +3299,7 @@
   <w:style w:type="character" w:default="1" w:styleId="a0">
     <w:name w:val="Default Paragraph Font"/>
     <w:uiPriority w:val="1"/>
+    <w:semiHidden/>
     <w:unhideWhenUsed/>
   </w:style>
   <w:style w:type="table" w:default="1" w:styleId="a1">

--- a/docs/Гамов П.А. Структура работы.docx
+++ b/docs/Гамов П.А. Структура работы.docx
@@ -1280,7 +1280,6 @@
               </w:rPr>
               <w:t xml:space="preserve">цифровые решения – это практический аспект, методологические решение – это научный </w:t>
             </w:r>
-            <w:proofErr w:type="gramStart"/>
             <w:r>
               <w:rPr>
                 <w:rFonts w:ascii="Times New Roman" w:eastAsia="Calibri" w:hAnsi="Times New Roman" w:cs="Times New Roman"/>
@@ -1298,18 +1297,8 @@
                 <w:sz w:val="24"/>
                 <w:szCs w:val="24"/>
               </w:rPr>
-              <w:t xml:space="preserve">)  </w:t>
-            </w:r>
-            <w:r>
-              <w:rPr>
-                <w:rFonts w:ascii="Times New Roman" w:eastAsia="Calibri" w:hAnsi="Times New Roman" w:cs="Times New Roman"/>
-                <w:color w:val="00A933"/>
-                <w:sz w:val="24"/>
-                <w:szCs w:val="24"/>
-              </w:rPr>
-              <w:t>решений</w:t>
-            </w:r>
-            <w:proofErr w:type="gramEnd"/>
+              <w:t>) решений</w:t>
+            </w:r>
             <w:r>
               <w:rPr>
                 <w:rFonts w:ascii="Times New Roman" w:eastAsia="Calibri" w:hAnsi="Times New Roman" w:cs="Times New Roman"/>
@@ -1411,16 +1400,14 @@
               </w:rPr>
               <w:t xml:space="preserve">(Это, </w:t>
             </w:r>
-            <w:proofErr w:type="gramStart"/>
-            <w:r>
-              <w:rPr>
-                <w:rFonts w:ascii="Times New Roman" w:eastAsia="Calibri" w:hAnsi="Times New Roman" w:cs="Times New Roman"/>
-                <w:sz w:val="24"/>
-                <w:szCs w:val="24"/>
-              </w:rPr>
-              <w:t>то</w:t>
-            </w:r>
-            <w:proofErr w:type="gramEnd"/>
+            <w:r>
+              <w:rPr>
+                <w:rFonts w:ascii="Times New Roman" w:eastAsia="Calibri" w:hAnsi="Times New Roman" w:cs="Times New Roman"/>
+                <w:sz w:val="24"/>
+                <w:szCs w:val="24"/>
+              </w:rPr>
+              <w:t>то,</w:t>
+            </w:r>
             <w:r>
               <w:rPr>
                 <w:rFonts w:ascii="Times New Roman" w:eastAsia="Calibri" w:hAnsi="Times New Roman" w:cs="Times New Roman"/>
@@ -1456,16 +1443,14 @@
               </w:rPr>
               <w:t xml:space="preserve">Разработка </w:t>
             </w:r>
-            <w:proofErr w:type="gramStart"/>
-            <w:r>
-              <w:rPr>
-                <w:rFonts w:ascii="Times New Roman" w:eastAsia="Calibri" w:hAnsi="Times New Roman" w:cs="Times New Roman"/>
-                <w:sz w:val="24"/>
-                <w:szCs w:val="24"/>
-              </w:rPr>
-              <w:t>комплексной методики</w:t>
-            </w:r>
-            <w:proofErr w:type="gramEnd"/>
+            <w:r>
+              <w:rPr>
+                <w:rFonts w:ascii="Times New Roman" w:eastAsia="Calibri" w:hAnsi="Times New Roman" w:cs="Times New Roman"/>
+                <w:sz w:val="24"/>
+                <w:szCs w:val="24"/>
+              </w:rPr>
+              <w:t>комплексной методики,</w:t>
+            </w:r>
             <w:r>
               <w:rPr>
                 <w:rFonts w:ascii="Times New Roman" w:eastAsia="Calibri" w:hAnsi="Times New Roman" w:cs="Times New Roman"/>
@@ -2138,6 +2123,26 @@
         </w:rPr>
       </w:pPr>
     </w:p>
+    <w:p>
+      <w:pPr>
+        <w:rPr>
+          <w:rFonts w:ascii="Times New Roman" w:hAnsi="Times New Roman" w:cs="Times New Roman"/>
+          <w:sz w:val="28"/>
+          <w:szCs w:val="28"/>
+        </w:rPr>
+      </w:pPr>
+    </w:p>
+    <w:p>
+      <w:pPr>
+        <w:ind w:firstLine="709"/>
+        <w:jc w:val="both"/>
+        <w:rPr>
+          <w:rFonts w:ascii="Times New Roman" w:hAnsi="Times New Roman" w:cs="Times New Roman"/>
+          <w:sz w:val="28"/>
+          <w:szCs w:val="28"/>
+        </w:rPr>
+      </w:pPr>
+    </w:p>
     <w:sectPr>
       <w:pgSz w:w="11906" w:h="16838"/>
       <w:pgMar w:top="720" w:right="720" w:bottom="720" w:left="720" w:header="0" w:footer="0" w:gutter="0"/>
@@ -2152,6 +2157,155 @@
 <file path=word/numbering.xml><?xml version="1.0" encoding="utf-8"?>
 <w:numbering xmlns:wpc="http://schemas.microsoft.com/office/word/2010/wordprocessingCanvas" xmlns:cx="http://schemas.microsoft.com/office/drawing/2014/chartex" xmlns:cx1="http://schemas.microsoft.com/office/drawing/2015/9/8/chartex" xmlns:cx2="http://schemas.microsoft.com/office/drawing/2015/10/21/chartex" xmlns:cx3="http://schemas.microsoft.com/office/drawing/2016/5/9/chartex" xmlns:cx4="http://schemas.microsoft.com/office/drawing/2016/5/10/chartex" xmlns:cx5="http://schemas.microsoft.com/office/drawing/2016/5/11/chartex" xmlns:cx6="http://schemas.microsoft.com/office/drawing/2016/5/12/chartex" xmlns:cx7="http://schemas.microsoft.com/office/drawing/2016/5/13/chartex" xmlns:cx8="http://schemas.microsoft.com/office/drawing/2016/5/14/chartex" xmlns:mc="http://schemas.openxmlformats.org/markup-compatibility/2006" xmlns:aink="http://schemas.microsoft.com/office/drawing/2016/ink" xmlns:am3d="http://schemas.microsoft.com/office/drawing/2017/model3d" xmlns:o="urn:schemas-microsoft-com:office:office" xmlns:oel="http://schemas.microsoft.com/office/2019/extlst" xmlns:r="http://schemas.openxmlformats.org/officeDocument/2006/relationships" xmlns:m="http://schemas.openxmlformats.org/officeDocument/2006/math" xmlns:v="urn:schemas-microsoft-com:vml" xmlns:wp14="http://schemas.microsoft.com/office/word/2010/wordprocessingDrawing" xmlns:wp="http://schemas.openxmlformats.org/drawingml/2006/wordprocessingDrawing" xmlns:w10="urn:schemas-microsoft-com:office:word" xmlns:w="http://schemas.openxmlformats.org/wordprocessingml/2006/main" xmlns:w14="http://schemas.microsoft.com/office/word/2010/wordml" xmlns:w15="http://schemas.microsoft.com/office/word/2012/wordml" xmlns:w16cex="http://schemas.microsoft.com/office/word/2018/wordml/cex" xmlns:w16cid="http://schemas.microsoft.com/office/word/2016/wordml/cid" xmlns:w16="http://schemas.microsoft.com/office/word/2018/wordml" xmlns:w16du="http://schemas.microsoft.com/office/word/2023/wordml/word16du" xmlns:w16sdtdh="http://schemas.microsoft.com/office/word/2020/wordml/sdtdatahash" xmlns:w16sdtfl="http://schemas.microsoft.com/office/word/2024/wordml/sdtformatlock" xmlns:w16se="http://schemas.microsoft.com/office/word/2015/wordml/symex" xmlns:wpg="http://schemas.microsoft.com/office/word/2010/wordprocessingGroup" xmlns:wpi="http://schemas.microsoft.com/office/word/2010/wordprocessingInk" xmlns:wne="http://schemas.microsoft.com/office/word/2006/wordml" xmlns:wps="http://schemas.microsoft.com/office/word/2010/wordprocessingShape" mc:Ignorable="w14 w15 w16se w16cid w16 w16cex w16sdtdh w16sdtfl w16du wp14">
   <w:abstractNum w:abstractNumId="0" w15:restartNumberingAfterBreak="0">
+    <w:nsid w:val="0B475FCB"/>
+    <w:multiLevelType w:val="multilevel"/>
+    <w:tmpl w:val="7C763DF4"/>
+    <w:lvl w:ilvl="0">
+      <w:start w:val="1"/>
+      <w:numFmt w:val="bullet"/>
+      <w:lvlText w:val=""/>
+      <w:lvlJc w:val="left"/>
+      <w:pPr>
+        <w:tabs>
+          <w:tab w:val="num" w:pos="720"/>
+        </w:tabs>
+        <w:ind w:left="720" w:hanging="360"/>
+      </w:pPr>
+      <w:rPr>
+        <w:rFonts w:ascii="Symbol" w:hAnsi="Symbol" w:hint="default"/>
+        <w:sz w:val="20"/>
+      </w:rPr>
+    </w:lvl>
+    <w:lvl w:ilvl="1" w:tentative="1">
+      <w:start w:val="1"/>
+      <w:numFmt w:val="bullet"/>
+      <w:lvlText w:val=""/>
+      <w:lvlJc w:val="left"/>
+      <w:pPr>
+        <w:tabs>
+          <w:tab w:val="num" w:pos="1440"/>
+        </w:tabs>
+        <w:ind w:left="1440" w:hanging="360"/>
+      </w:pPr>
+      <w:rPr>
+        <w:rFonts w:ascii="Symbol" w:hAnsi="Symbol" w:hint="default"/>
+        <w:sz w:val="20"/>
+      </w:rPr>
+    </w:lvl>
+    <w:lvl w:ilvl="2" w:tentative="1">
+      <w:start w:val="1"/>
+      <w:numFmt w:val="bullet"/>
+      <w:lvlText w:val=""/>
+      <w:lvlJc w:val="left"/>
+      <w:pPr>
+        <w:tabs>
+          <w:tab w:val="num" w:pos="2160"/>
+        </w:tabs>
+        <w:ind w:left="2160" w:hanging="360"/>
+      </w:pPr>
+      <w:rPr>
+        <w:rFonts w:ascii="Symbol" w:hAnsi="Symbol" w:hint="default"/>
+        <w:sz w:val="20"/>
+      </w:rPr>
+    </w:lvl>
+    <w:lvl w:ilvl="3" w:tentative="1">
+      <w:start w:val="1"/>
+      <w:numFmt w:val="bullet"/>
+      <w:lvlText w:val=""/>
+      <w:lvlJc w:val="left"/>
+      <w:pPr>
+        <w:tabs>
+          <w:tab w:val="num" w:pos="2880"/>
+        </w:tabs>
+        <w:ind w:left="2880" w:hanging="360"/>
+      </w:pPr>
+      <w:rPr>
+        <w:rFonts w:ascii="Symbol" w:hAnsi="Symbol" w:hint="default"/>
+        <w:sz w:val="20"/>
+      </w:rPr>
+    </w:lvl>
+    <w:lvl w:ilvl="4" w:tentative="1">
+      <w:start w:val="1"/>
+      <w:numFmt w:val="bullet"/>
+      <w:lvlText w:val=""/>
+      <w:lvlJc w:val="left"/>
+      <w:pPr>
+        <w:tabs>
+          <w:tab w:val="num" w:pos="3600"/>
+        </w:tabs>
+        <w:ind w:left="3600" w:hanging="360"/>
+      </w:pPr>
+      <w:rPr>
+        <w:rFonts w:ascii="Symbol" w:hAnsi="Symbol" w:hint="default"/>
+        <w:sz w:val="20"/>
+      </w:rPr>
+    </w:lvl>
+    <w:lvl w:ilvl="5" w:tentative="1">
+      <w:start w:val="1"/>
+      <w:numFmt w:val="bullet"/>
+      <w:lvlText w:val=""/>
+      <w:lvlJc w:val="left"/>
+      <w:pPr>
+        <w:tabs>
+          <w:tab w:val="num" w:pos="4320"/>
+        </w:tabs>
+        <w:ind w:left="4320" w:hanging="360"/>
+      </w:pPr>
+      <w:rPr>
+        <w:rFonts w:ascii="Symbol" w:hAnsi="Symbol" w:hint="default"/>
+        <w:sz w:val="20"/>
+      </w:rPr>
+    </w:lvl>
+    <w:lvl w:ilvl="6" w:tentative="1">
+      <w:start w:val="1"/>
+      <w:numFmt w:val="bullet"/>
+      <w:lvlText w:val=""/>
+      <w:lvlJc w:val="left"/>
+      <w:pPr>
+        <w:tabs>
+          <w:tab w:val="num" w:pos="5040"/>
+        </w:tabs>
+        <w:ind w:left="5040" w:hanging="360"/>
+      </w:pPr>
+      <w:rPr>
+        <w:rFonts w:ascii="Symbol" w:hAnsi="Symbol" w:hint="default"/>
+        <w:sz w:val="20"/>
+      </w:rPr>
+    </w:lvl>
+    <w:lvl w:ilvl="7" w:tentative="1">
+      <w:start w:val="1"/>
+      <w:numFmt w:val="bullet"/>
+      <w:lvlText w:val=""/>
+      <w:lvlJc w:val="left"/>
+      <w:pPr>
+        <w:tabs>
+          <w:tab w:val="num" w:pos="5760"/>
+        </w:tabs>
+        <w:ind w:left="5760" w:hanging="360"/>
+      </w:pPr>
+      <w:rPr>
+        <w:rFonts w:ascii="Symbol" w:hAnsi="Symbol" w:hint="default"/>
+        <w:sz w:val="20"/>
+      </w:rPr>
+    </w:lvl>
+    <w:lvl w:ilvl="8" w:tentative="1">
+      <w:start w:val="1"/>
+      <w:numFmt w:val="bullet"/>
+      <w:lvlText w:val=""/>
+      <w:lvlJc w:val="left"/>
+      <w:pPr>
+        <w:tabs>
+          <w:tab w:val="num" w:pos="6480"/>
+        </w:tabs>
+        <w:ind w:left="6480" w:hanging="360"/>
+      </w:pPr>
+      <w:rPr>
+        <w:rFonts w:ascii="Symbol" w:hAnsi="Symbol" w:hint="default"/>
+        <w:sz w:val="20"/>
+      </w:rPr>
+    </w:lvl>
+  </w:abstractNum>
+  <w:abstractNum w:abstractNumId="1" w15:restartNumberingAfterBreak="0">
     <w:nsid w:val="0BC0705B"/>
     <w:multiLevelType w:val="multilevel"/>
     <w:tmpl w:val="22DA5882"/>
@@ -2264,7 +2418,716 @@
       </w:pPr>
     </w:lvl>
   </w:abstractNum>
-  <w:abstractNum w:abstractNumId="1" w15:restartNumberingAfterBreak="0">
+  <w:abstractNum w:abstractNumId="2" w15:restartNumberingAfterBreak="0">
+    <w:nsid w:val="2AE84BDC"/>
+    <w:multiLevelType w:val="multilevel"/>
+    <w:tmpl w:val="1C02FB9C"/>
+    <w:lvl w:ilvl="0">
+      <w:start w:val="1"/>
+      <w:numFmt w:val="bullet"/>
+      <w:lvlText w:val=""/>
+      <w:lvlJc w:val="left"/>
+      <w:pPr>
+        <w:tabs>
+          <w:tab w:val="num" w:pos="720"/>
+        </w:tabs>
+        <w:ind w:left="720" w:hanging="360"/>
+      </w:pPr>
+      <w:rPr>
+        <w:rFonts w:ascii="Symbol" w:hAnsi="Symbol" w:hint="default"/>
+        <w:sz w:val="20"/>
+      </w:rPr>
+    </w:lvl>
+    <w:lvl w:ilvl="1" w:tentative="1">
+      <w:start w:val="1"/>
+      <w:numFmt w:val="bullet"/>
+      <w:lvlText w:val=""/>
+      <w:lvlJc w:val="left"/>
+      <w:pPr>
+        <w:tabs>
+          <w:tab w:val="num" w:pos="1440"/>
+        </w:tabs>
+        <w:ind w:left="1440" w:hanging="360"/>
+      </w:pPr>
+      <w:rPr>
+        <w:rFonts w:ascii="Symbol" w:hAnsi="Symbol" w:hint="default"/>
+        <w:sz w:val="20"/>
+      </w:rPr>
+    </w:lvl>
+    <w:lvl w:ilvl="2" w:tentative="1">
+      <w:start w:val="1"/>
+      <w:numFmt w:val="bullet"/>
+      <w:lvlText w:val=""/>
+      <w:lvlJc w:val="left"/>
+      <w:pPr>
+        <w:tabs>
+          <w:tab w:val="num" w:pos="2160"/>
+        </w:tabs>
+        <w:ind w:left="2160" w:hanging="360"/>
+      </w:pPr>
+      <w:rPr>
+        <w:rFonts w:ascii="Symbol" w:hAnsi="Symbol" w:hint="default"/>
+        <w:sz w:val="20"/>
+      </w:rPr>
+    </w:lvl>
+    <w:lvl w:ilvl="3" w:tentative="1">
+      <w:start w:val="1"/>
+      <w:numFmt w:val="bullet"/>
+      <w:lvlText w:val=""/>
+      <w:lvlJc w:val="left"/>
+      <w:pPr>
+        <w:tabs>
+          <w:tab w:val="num" w:pos="2880"/>
+        </w:tabs>
+        <w:ind w:left="2880" w:hanging="360"/>
+      </w:pPr>
+      <w:rPr>
+        <w:rFonts w:ascii="Symbol" w:hAnsi="Symbol" w:hint="default"/>
+        <w:sz w:val="20"/>
+      </w:rPr>
+    </w:lvl>
+    <w:lvl w:ilvl="4" w:tentative="1">
+      <w:start w:val="1"/>
+      <w:numFmt w:val="bullet"/>
+      <w:lvlText w:val=""/>
+      <w:lvlJc w:val="left"/>
+      <w:pPr>
+        <w:tabs>
+          <w:tab w:val="num" w:pos="3600"/>
+        </w:tabs>
+        <w:ind w:left="3600" w:hanging="360"/>
+      </w:pPr>
+      <w:rPr>
+        <w:rFonts w:ascii="Symbol" w:hAnsi="Symbol" w:hint="default"/>
+        <w:sz w:val="20"/>
+      </w:rPr>
+    </w:lvl>
+    <w:lvl w:ilvl="5" w:tentative="1">
+      <w:start w:val="1"/>
+      <w:numFmt w:val="bullet"/>
+      <w:lvlText w:val=""/>
+      <w:lvlJc w:val="left"/>
+      <w:pPr>
+        <w:tabs>
+          <w:tab w:val="num" w:pos="4320"/>
+        </w:tabs>
+        <w:ind w:left="4320" w:hanging="360"/>
+      </w:pPr>
+      <w:rPr>
+        <w:rFonts w:ascii="Symbol" w:hAnsi="Symbol" w:hint="default"/>
+        <w:sz w:val="20"/>
+      </w:rPr>
+    </w:lvl>
+    <w:lvl w:ilvl="6" w:tentative="1">
+      <w:start w:val="1"/>
+      <w:numFmt w:val="bullet"/>
+      <w:lvlText w:val=""/>
+      <w:lvlJc w:val="left"/>
+      <w:pPr>
+        <w:tabs>
+          <w:tab w:val="num" w:pos="5040"/>
+        </w:tabs>
+        <w:ind w:left="5040" w:hanging="360"/>
+      </w:pPr>
+      <w:rPr>
+        <w:rFonts w:ascii="Symbol" w:hAnsi="Symbol" w:hint="default"/>
+        <w:sz w:val="20"/>
+      </w:rPr>
+    </w:lvl>
+    <w:lvl w:ilvl="7" w:tentative="1">
+      <w:start w:val="1"/>
+      <w:numFmt w:val="bullet"/>
+      <w:lvlText w:val=""/>
+      <w:lvlJc w:val="left"/>
+      <w:pPr>
+        <w:tabs>
+          <w:tab w:val="num" w:pos="5760"/>
+        </w:tabs>
+        <w:ind w:left="5760" w:hanging="360"/>
+      </w:pPr>
+      <w:rPr>
+        <w:rFonts w:ascii="Symbol" w:hAnsi="Symbol" w:hint="default"/>
+        <w:sz w:val="20"/>
+      </w:rPr>
+    </w:lvl>
+    <w:lvl w:ilvl="8" w:tentative="1">
+      <w:start w:val="1"/>
+      <w:numFmt w:val="bullet"/>
+      <w:lvlText w:val=""/>
+      <w:lvlJc w:val="left"/>
+      <w:pPr>
+        <w:tabs>
+          <w:tab w:val="num" w:pos="6480"/>
+        </w:tabs>
+        <w:ind w:left="6480" w:hanging="360"/>
+      </w:pPr>
+      <w:rPr>
+        <w:rFonts w:ascii="Symbol" w:hAnsi="Symbol" w:hint="default"/>
+        <w:sz w:val="20"/>
+      </w:rPr>
+    </w:lvl>
+  </w:abstractNum>
+  <w:abstractNum w:abstractNumId="3" w15:restartNumberingAfterBreak="0">
+    <w:nsid w:val="2EC03C28"/>
+    <w:multiLevelType w:val="multilevel"/>
+    <w:tmpl w:val="204EC04E"/>
+    <w:lvl w:ilvl="0">
+      <w:start w:val="1"/>
+      <w:numFmt w:val="bullet"/>
+      <w:lvlText w:val=""/>
+      <w:lvlJc w:val="left"/>
+      <w:pPr>
+        <w:tabs>
+          <w:tab w:val="num" w:pos="720"/>
+        </w:tabs>
+        <w:ind w:left="720" w:hanging="360"/>
+      </w:pPr>
+      <w:rPr>
+        <w:rFonts w:ascii="Symbol" w:hAnsi="Symbol" w:hint="default"/>
+        <w:sz w:val="20"/>
+      </w:rPr>
+    </w:lvl>
+    <w:lvl w:ilvl="1" w:tentative="1">
+      <w:start w:val="1"/>
+      <w:numFmt w:val="bullet"/>
+      <w:lvlText w:val=""/>
+      <w:lvlJc w:val="left"/>
+      <w:pPr>
+        <w:tabs>
+          <w:tab w:val="num" w:pos="1440"/>
+        </w:tabs>
+        <w:ind w:left="1440" w:hanging="360"/>
+      </w:pPr>
+      <w:rPr>
+        <w:rFonts w:ascii="Symbol" w:hAnsi="Symbol" w:hint="default"/>
+        <w:sz w:val="20"/>
+      </w:rPr>
+    </w:lvl>
+    <w:lvl w:ilvl="2" w:tentative="1">
+      <w:start w:val="1"/>
+      <w:numFmt w:val="bullet"/>
+      <w:lvlText w:val=""/>
+      <w:lvlJc w:val="left"/>
+      <w:pPr>
+        <w:tabs>
+          <w:tab w:val="num" w:pos="2160"/>
+        </w:tabs>
+        <w:ind w:left="2160" w:hanging="360"/>
+      </w:pPr>
+      <w:rPr>
+        <w:rFonts w:ascii="Symbol" w:hAnsi="Symbol" w:hint="default"/>
+        <w:sz w:val="20"/>
+      </w:rPr>
+    </w:lvl>
+    <w:lvl w:ilvl="3" w:tentative="1">
+      <w:start w:val="1"/>
+      <w:numFmt w:val="bullet"/>
+      <w:lvlText w:val=""/>
+      <w:lvlJc w:val="left"/>
+      <w:pPr>
+        <w:tabs>
+          <w:tab w:val="num" w:pos="2880"/>
+        </w:tabs>
+        <w:ind w:left="2880" w:hanging="360"/>
+      </w:pPr>
+      <w:rPr>
+        <w:rFonts w:ascii="Symbol" w:hAnsi="Symbol" w:hint="default"/>
+        <w:sz w:val="20"/>
+      </w:rPr>
+    </w:lvl>
+    <w:lvl w:ilvl="4" w:tentative="1">
+      <w:start w:val="1"/>
+      <w:numFmt w:val="bullet"/>
+      <w:lvlText w:val=""/>
+      <w:lvlJc w:val="left"/>
+      <w:pPr>
+        <w:tabs>
+          <w:tab w:val="num" w:pos="3600"/>
+        </w:tabs>
+        <w:ind w:left="3600" w:hanging="360"/>
+      </w:pPr>
+      <w:rPr>
+        <w:rFonts w:ascii="Symbol" w:hAnsi="Symbol" w:hint="default"/>
+        <w:sz w:val="20"/>
+      </w:rPr>
+    </w:lvl>
+    <w:lvl w:ilvl="5" w:tentative="1">
+      <w:start w:val="1"/>
+      <w:numFmt w:val="bullet"/>
+      <w:lvlText w:val=""/>
+      <w:lvlJc w:val="left"/>
+      <w:pPr>
+        <w:tabs>
+          <w:tab w:val="num" w:pos="4320"/>
+        </w:tabs>
+        <w:ind w:left="4320" w:hanging="360"/>
+      </w:pPr>
+      <w:rPr>
+        <w:rFonts w:ascii="Symbol" w:hAnsi="Symbol" w:hint="default"/>
+        <w:sz w:val="20"/>
+      </w:rPr>
+    </w:lvl>
+    <w:lvl w:ilvl="6" w:tentative="1">
+      <w:start w:val="1"/>
+      <w:numFmt w:val="bullet"/>
+      <w:lvlText w:val=""/>
+      <w:lvlJc w:val="left"/>
+      <w:pPr>
+        <w:tabs>
+          <w:tab w:val="num" w:pos="5040"/>
+        </w:tabs>
+        <w:ind w:left="5040" w:hanging="360"/>
+      </w:pPr>
+      <w:rPr>
+        <w:rFonts w:ascii="Symbol" w:hAnsi="Symbol" w:hint="default"/>
+        <w:sz w:val="20"/>
+      </w:rPr>
+    </w:lvl>
+    <w:lvl w:ilvl="7" w:tentative="1">
+      <w:start w:val="1"/>
+      <w:numFmt w:val="bullet"/>
+      <w:lvlText w:val=""/>
+      <w:lvlJc w:val="left"/>
+      <w:pPr>
+        <w:tabs>
+          <w:tab w:val="num" w:pos="5760"/>
+        </w:tabs>
+        <w:ind w:left="5760" w:hanging="360"/>
+      </w:pPr>
+      <w:rPr>
+        <w:rFonts w:ascii="Symbol" w:hAnsi="Symbol" w:hint="default"/>
+        <w:sz w:val="20"/>
+      </w:rPr>
+    </w:lvl>
+    <w:lvl w:ilvl="8" w:tentative="1">
+      <w:start w:val="1"/>
+      <w:numFmt w:val="bullet"/>
+      <w:lvlText w:val=""/>
+      <w:lvlJc w:val="left"/>
+      <w:pPr>
+        <w:tabs>
+          <w:tab w:val="num" w:pos="6480"/>
+        </w:tabs>
+        <w:ind w:left="6480" w:hanging="360"/>
+      </w:pPr>
+      <w:rPr>
+        <w:rFonts w:ascii="Symbol" w:hAnsi="Symbol" w:hint="default"/>
+        <w:sz w:val="20"/>
+      </w:rPr>
+    </w:lvl>
+  </w:abstractNum>
+  <w:abstractNum w:abstractNumId="4" w15:restartNumberingAfterBreak="0">
+    <w:nsid w:val="327B5ED5"/>
+    <w:multiLevelType w:val="multilevel"/>
+    <w:tmpl w:val="AEEE64D6"/>
+    <w:lvl w:ilvl="0">
+      <w:start w:val="1"/>
+      <w:numFmt w:val="bullet"/>
+      <w:lvlText w:val=""/>
+      <w:lvlJc w:val="left"/>
+      <w:pPr>
+        <w:tabs>
+          <w:tab w:val="num" w:pos="720"/>
+        </w:tabs>
+        <w:ind w:left="720" w:hanging="360"/>
+      </w:pPr>
+      <w:rPr>
+        <w:rFonts w:ascii="Symbol" w:hAnsi="Symbol" w:hint="default"/>
+        <w:sz w:val="20"/>
+      </w:rPr>
+    </w:lvl>
+    <w:lvl w:ilvl="1" w:tentative="1">
+      <w:start w:val="1"/>
+      <w:numFmt w:val="bullet"/>
+      <w:lvlText w:val=""/>
+      <w:lvlJc w:val="left"/>
+      <w:pPr>
+        <w:tabs>
+          <w:tab w:val="num" w:pos="1440"/>
+        </w:tabs>
+        <w:ind w:left="1440" w:hanging="360"/>
+      </w:pPr>
+      <w:rPr>
+        <w:rFonts w:ascii="Symbol" w:hAnsi="Symbol" w:hint="default"/>
+        <w:sz w:val="20"/>
+      </w:rPr>
+    </w:lvl>
+    <w:lvl w:ilvl="2" w:tentative="1">
+      <w:start w:val="1"/>
+      <w:numFmt w:val="bullet"/>
+      <w:lvlText w:val=""/>
+      <w:lvlJc w:val="left"/>
+      <w:pPr>
+        <w:tabs>
+          <w:tab w:val="num" w:pos="2160"/>
+        </w:tabs>
+        <w:ind w:left="2160" w:hanging="360"/>
+      </w:pPr>
+      <w:rPr>
+        <w:rFonts w:ascii="Symbol" w:hAnsi="Symbol" w:hint="default"/>
+        <w:sz w:val="20"/>
+      </w:rPr>
+    </w:lvl>
+    <w:lvl w:ilvl="3" w:tentative="1">
+      <w:start w:val="1"/>
+      <w:numFmt w:val="bullet"/>
+      <w:lvlText w:val=""/>
+      <w:lvlJc w:val="left"/>
+      <w:pPr>
+        <w:tabs>
+          <w:tab w:val="num" w:pos="2880"/>
+        </w:tabs>
+        <w:ind w:left="2880" w:hanging="360"/>
+      </w:pPr>
+      <w:rPr>
+        <w:rFonts w:ascii="Symbol" w:hAnsi="Symbol" w:hint="default"/>
+        <w:sz w:val="20"/>
+      </w:rPr>
+    </w:lvl>
+    <w:lvl w:ilvl="4" w:tentative="1">
+      <w:start w:val="1"/>
+      <w:numFmt w:val="bullet"/>
+      <w:lvlText w:val=""/>
+      <w:lvlJc w:val="left"/>
+      <w:pPr>
+        <w:tabs>
+          <w:tab w:val="num" w:pos="3600"/>
+        </w:tabs>
+        <w:ind w:left="3600" w:hanging="360"/>
+      </w:pPr>
+      <w:rPr>
+        <w:rFonts w:ascii="Symbol" w:hAnsi="Symbol" w:hint="default"/>
+        <w:sz w:val="20"/>
+      </w:rPr>
+    </w:lvl>
+    <w:lvl w:ilvl="5" w:tentative="1">
+      <w:start w:val="1"/>
+      <w:numFmt w:val="bullet"/>
+      <w:lvlText w:val=""/>
+      <w:lvlJc w:val="left"/>
+      <w:pPr>
+        <w:tabs>
+          <w:tab w:val="num" w:pos="4320"/>
+        </w:tabs>
+        <w:ind w:left="4320" w:hanging="360"/>
+      </w:pPr>
+      <w:rPr>
+        <w:rFonts w:ascii="Symbol" w:hAnsi="Symbol" w:hint="default"/>
+        <w:sz w:val="20"/>
+      </w:rPr>
+    </w:lvl>
+    <w:lvl w:ilvl="6" w:tentative="1">
+      <w:start w:val="1"/>
+      <w:numFmt w:val="bullet"/>
+      <w:lvlText w:val=""/>
+      <w:lvlJc w:val="left"/>
+      <w:pPr>
+        <w:tabs>
+          <w:tab w:val="num" w:pos="5040"/>
+        </w:tabs>
+        <w:ind w:left="5040" w:hanging="360"/>
+      </w:pPr>
+      <w:rPr>
+        <w:rFonts w:ascii="Symbol" w:hAnsi="Symbol" w:hint="default"/>
+        <w:sz w:val="20"/>
+      </w:rPr>
+    </w:lvl>
+    <w:lvl w:ilvl="7" w:tentative="1">
+      <w:start w:val="1"/>
+      <w:numFmt w:val="bullet"/>
+      <w:lvlText w:val=""/>
+      <w:lvlJc w:val="left"/>
+      <w:pPr>
+        <w:tabs>
+          <w:tab w:val="num" w:pos="5760"/>
+        </w:tabs>
+        <w:ind w:left="5760" w:hanging="360"/>
+      </w:pPr>
+      <w:rPr>
+        <w:rFonts w:ascii="Symbol" w:hAnsi="Symbol" w:hint="default"/>
+        <w:sz w:val="20"/>
+      </w:rPr>
+    </w:lvl>
+    <w:lvl w:ilvl="8" w:tentative="1">
+      <w:start w:val="1"/>
+      <w:numFmt w:val="bullet"/>
+      <w:lvlText w:val=""/>
+      <w:lvlJc w:val="left"/>
+      <w:pPr>
+        <w:tabs>
+          <w:tab w:val="num" w:pos="6480"/>
+        </w:tabs>
+        <w:ind w:left="6480" w:hanging="360"/>
+      </w:pPr>
+      <w:rPr>
+        <w:rFonts w:ascii="Symbol" w:hAnsi="Symbol" w:hint="default"/>
+        <w:sz w:val="20"/>
+      </w:rPr>
+    </w:lvl>
+  </w:abstractNum>
+  <w:abstractNum w:abstractNumId="5" w15:restartNumberingAfterBreak="0">
+    <w:nsid w:val="353A2A17"/>
+    <w:multiLevelType w:val="multilevel"/>
+    <w:tmpl w:val="E9D2AF00"/>
+    <w:lvl w:ilvl="0">
+      <w:start w:val="1"/>
+      <w:numFmt w:val="bullet"/>
+      <w:lvlText w:val=""/>
+      <w:lvlJc w:val="left"/>
+      <w:pPr>
+        <w:tabs>
+          <w:tab w:val="num" w:pos="720"/>
+        </w:tabs>
+        <w:ind w:left="720" w:hanging="360"/>
+      </w:pPr>
+      <w:rPr>
+        <w:rFonts w:ascii="Symbol" w:hAnsi="Symbol" w:hint="default"/>
+        <w:sz w:val="20"/>
+      </w:rPr>
+    </w:lvl>
+    <w:lvl w:ilvl="1" w:tentative="1">
+      <w:start w:val="1"/>
+      <w:numFmt w:val="bullet"/>
+      <w:lvlText w:val=""/>
+      <w:lvlJc w:val="left"/>
+      <w:pPr>
+        <w:tabs>
+          <w:tab w:val="num" w:pos="1440"/>
+        </w:tabs>
+        <w:ind w:left="1440" w:hanging="360"/>
+      </w:pPr>
+      <w:rPr>
+        <w:rFonts w:ascii="Symbol" w:hAnsi="Symbol" w:hint="default"/>
+        <w:sz w:val="20"/>
+      </w:rPr>
+    </w:lvl>
+    <w:lvl w:ilvl="2" w:tentative="1">
+      <w:start w:val="1"/>
+      <w:numFmt w:val="bullet"/>
+      <w:lvlText w:val=""/>
+      <w:lvlJc w:val="left"/>
+      <w:pPr>
+        <w:tabs>
+          <w:tab w:val="num" w:pos="2160"/>
+        </w:tabs>
+        <w:ind w:left="2160" w:hanging="360"/>
+      </w:pPr>
+      <w:rPr>
+        <w:rFonts w:ascii="Symbol" w:hAnsi="Symbol" w:hint="default"/>
+        <w:sz w:val="20"/>
+      </w:rPr>
+    </w:lvl>
+    <w:lvl w:ilvl="3" w:tentative="1">
+      <w:start w:val="1"/>
+      <w:numFmt w:val="bullet"/>
+      <w:lvlText w:val=""/>
+      <w:lvlJc w:val="left"/>
+      <w:pPr>
+        <w:tabs>
+          <w:tab w:val="num" w:pos="2880"/>
+        </w:tabs>
+        <w:ind w:left="2880" w:hanging="360"/>
+      </w:pPr>
+      <w:rPr>
+        <w:rFonts w:ascii="Symbol" w:hAnsi="Symbol" w:hint="default"/>
+        <w:sz w:val="20"/>
+      </w:rPr>
+    </w:lvl>
+    <w:lvl w:ilvl="4" w:tentative="1">
+      <w:start w:val="1"/>
+      <w:numFmt w:val="bullet"/>
+      <w:lvlText w:val=""/>
+      <w:lvlJc w:val="left"/>
+      <w:pPr>
+        <w:tabs>
+          <w:tab w:val="num" w:pos="3600"/>
+        </w:tabs>
+        <w:ind w:left="3600" w:hanging="360"/>
+      </w:pPr>
+      <w:rPr>
+        <w:rFonts w:ascii="Symbol" w:hAnsi="Symbol" w:hint="default"/>
+        <w:sz w:val="20"/>
+      </w:rPr>
+    </w:lvl>
+    <w:lvl w:ilvl="5" w:tentative="1">
+      <w:start w:val="1"/>
+      <w:numFmt w:val="bullet"/>
+      <w:lvlText w:val=""/>
+      <w:lvlJc w:val="left"/>
+      <w:pPr>
+        <w:tabs>
+          <w:tab w:val="num" w:pos="4320"/>
+        </w:tabs>
+        <w:ind w:left="4320" w:hanging="360"/>
+      </w:pPr>
+      <w:rPr>
+        <w:rFonts w:ascii="Symbol" w:hAnsi="Symbol" w:hint="default"/>
+        <w:sz w:val="20"/>
+      </w:rPr>
+    </w:lvl>
+    <w:lvl w:ilvl="6" w:tentative="1">
+      <w:start w:val="1"/>
+      <w:numFmt w:val="bullet"/>
+      <w:lvlText w:val=""/>
+      <w:lvlJc w:val="left"/>
+      <w:pPr>
+        <w:tabs>
+          <w:tab w:val="num" w:pos="5040"/>
+        </w:tabs>
+        <w:ind w:left="5040" w:hanging="360"/>
+      </w:pPr>
+      <w:rPr>
+        <w:rFonts w:ascii="Symbol" w:hAnsi="Symbol" w:hint="default"/>
+        <w:sz w:val="20"/>
+      </w:rPr>
+    </w:lvl>
+    <w:lvl w:ilvl="7" w:tentative="1">
+      <w:start w:val="1"/>
+      <w:numFmt w:val="bullet"/>
+      <w:lvlText w:val=""/>
+      <w:lvlJc w:val="left"/>
+      <w:pPr>
+        <w:tabs>
+          <w:tab w:val="num" w:pos="5760"/>
+        </w:tabs>
+        <w:ind w:left="5760" w:hanging="360"/>
+      </w:pPr>
+      <w:rPr>
+        <w:rFonts w:ascii="Symbol" w:hAnsi="Symbol" w:hint="default"/>
+        <w:sz w:val="20"/>
+      </w:rPr>
+    </w:lvl>
+    <w:lvl w:ilvl="8" w:tentative="1">
+      <w:start w:val="1"/>
+      <w:numFmt w:val="bullet"/>
+      <w:lvlText w:val=""/>
+      <w:lvlJc w:val="left"/>
+      <w:pPr>
+        <w:tabs>
+          <w:tab w:val="num" w:pos="6480"/>
+        </w:tabs>
+        <w:ind w:left="6480" w:hanging="360"/>
+      </w:pPr>
+      <w:rPr>
+        <w:rFonts w:ascii="Symbol" w:hAnsi="Symbol" w:hint="default"/>
+        <w:sz w:val="20"/>
+      </w:rPr>
+    </w:lvl>
+  </w:abstractNum>
+  <w:abstractNum w:abstractNumId="6" w15:restartNumberingAfterBreak="0">
+    <w:nsid w:val="39AB096A"/>
+    <w:multiLevelType w:val="multilevel"/>
+    <w:tmpl w:val="D0749E1A"/>
+    <w:lvl w:ilvl="0">
+      <w:start w:val="1"/>
+      <w:numFmt w:val="decimal"/>
+      <w:lvlText w:val="%1."/>
+      <w:lvlJc w:val="left"/>
+      <w:pPr>
+        <w:tabs>
+          <w:tab w:val="num" w:pos="720"/>
+        </w:tabs>
+        <w:ind w:left="720" w:hanging="360"/>
+      </w:pPr>
+    </w:lvl>
+    <w:lvl w:ilvl="1" w:tentative="1">
+      <w:start w:val="1"/>
+      <w:numFmt w:val="decimal"/>
+      <w:lvlText w:val="%2."/>
+      <w:lvlJc w:val="left"/>
+      <w:pPr>
+        <w:tabs>
+          <w:tab w:val="num" w:pos="1440"/>
+        </w:tabs>
+        <w:ind w:left="1440" w:hanging="360"/>
+      </w:pPr>
+    </w:lvl>
+    <w:lvl w:ilvl="2" w:tentative="1">
+      <w:start w:val="1"/>
+      <w:numFmt w:val="decimal"/>
+      <w:lvlText w:val="%3."/>
+      <w:lvlJc w:val="left"/>
+      <w:pPr>
+        <w:tabs>
+          <w:tab w:val="num" w:pos="2160"/>
+        </w:tabs>
+        <w:ind w:left="2160" w:hanging="360"/>
+      </w:pPr>
+    </w:lvl>
+    <w:lvl w:ilvl="3" w:tentative="1">
+      <w:start w:val="1"/>
+      <w:numFmt w:val="decimal"/>
+      <w:lvlText w:val="%4."/>
+      <w:lvlJc w:val="left"/>
+      <w:pPr>
+        <w:tabs>
+          <w:tab w:val="num" w:pos="2880"/>
+        </w:tabs>
+        <w:ind w:left="2880" w:hanging="360"/>
+      </w:pPr>
+    </w:lvl>
+    <w:lvl w:ilvl="4" w:tentative="1">
+      <w:start w:val="1"/>
+      <w:numFmt w:val="decimal"/>
+      <w:lvlText w:val="%5."/>
+      <w:lvlJc w:val="left"/>
+      <w:pPr>
+        <w:tabs>
+          <w:tab w:val="num" w:pos="3600"/>
+        </w:tabs>
+        <w:ind w:left="3600" w:hanging="360"/>
+      </w:pPr>
+    </w:lvl>
+    <w:lvl w:ilvl="5" w:tentative="1">
+      <w:start w:val="1"/>
+      <w:numFmt w:val="decimal"/>
+      <w:lvlText w:val="%6."/>
+      <w:lvlJc w:val="left"/>
+      <w:pPr>
+        <w:tabs>
+          <w:tab w:val="num" w:pos="4320"/>
+        </w:tabs>
+        <w:ind w:left="4320" w:hanging="360"/>
+      </w:pPr>
+    </w:lvl>
+    <w:lvl w:ilvl="6" w:tentative="1">
+      <w:start w:val="1"/>
+      <w:numFmt w:val="decimal"/>
+      <w:lvlText w:val="%7."/>
+      <w:lvlJc w:val="left"/>
+      <w:pPr>
+        <w:tabs>
+          <w:tab w:val="num" w:pos="5040"/>
+        </w:tabs>
+        <w:ind w:left="5040" w:hanging="360"/>
+      </w:pPr>
+    </w:lvl>
+    <w:lvl w:ilvl="7" w:tentative="1">
+      <w:start w:val="1"/>
+      <w:numFmt w:val="decimal"/>
+      <w:lvlText w:val="%8."/>
+      <w:lvlJc w:val="left"/>
+      <w:pPr>
+        <w:tabs>
+          <w:tab w:val="num" w:pos="5760"/>
+        </w:tabs>
+        <w:ind w:left="5760" w:hanging="360"/>
+      </w:pPr>
+    </w:lvl>
+    <w:lvl w:ilvl="8" w:tentative="1">
+      <w:start w:val="1"/>
+      <w:numFmt w:val="decimal"/>
+      <w:lvlText w:val="%9."/>
+      <w:lvlJc w:val="left"/>
+      <w:pPr>
+        <w:tabs>
+          <w:tab w:val="num" w:pos="6480"/>
+        </w:tabs>
+        <w:ind w:left="6480" w:hanging="360"/>
+      </w:pPr>
+    </w:lvl>
+  </w:abstractNum>
+  <w:abstractNum w:abstractNumId="7" w15:restartNumberingAfterBreak="0">
     <w:nsid w:val="3B050080"/>
     <w:multiLevelType w:val="multilevel"/>
     <w:tmpl w:val="B3D2F0EC"/>
@@ -2386,7 +3249,571 @@
       </w:pPr>
     </w:lvl>
   </w:abstractNum>
-  <w:abstractNum w:abstractNumId="2" w15:restartNumberingAfterBreak="0">
+  <w:abstractNum w:abstractNumId="8" w15:restartNumberingAfterBreak="0">
+    <w:nsid w:val="46D65410"/>
+    <w:multiLevelType w:val="multilevel"/>
+    <w:tmpl w:val="53CE7F60"/>
+    <w:lvl w:ilvl="0">
+      <w:start w:val="1"/>
+      <w:numFmt w:val="bullet"/>
+      <w:lvlText w:val=""/>
+      <w:lvlJc w:val="left"/>
+      <w:pPr>
+        <w:tabs>
+          <w:tab w:val="num" w:pos="720"/>
+        </w:tabs>
+        <w:ind w:left="720" w:hanging="360"/>
+      </w:pPr>
+      <w:rPr>
+        <w:rFonts w:ascii="Symbol" w:hAnsi="Symbol" w:hint="default"/>
+        <w:sz w:val="20"/>
+      </w:rPr>
+    </w:lvl>
+    <w:lvl w:ilvl="1" w:tentative="1">
+      <w:start w:val="1"/>
+      <w:numFmt w:val="bullet"/>
+      <w:lvlText w:val=""/>
+      <w:lvlJc w:val="left"/>
+      <w:pPr>
+        <w:tabs>
+          <w:tab w:val="num" w:pos="1440"/>
+        </w:tabs>
+        <w:ind w:left="1440" w:hanging="360"/>
+      </w:pPr>
+      <w:rPr>
+        <w:rFonts w:ascii="Symbol" w:hAnsi="Symbol" w:hint="default"/>
+        <w:sz w:val="20"/>
+      </w:rPr>
+    </w:lvl>
+    <w:lvl w:ilvl="2" w:tentative="1">
+      <w:start w:val="1"/>
+      <w:numFmt w:val="bullet"/>
+      <w:lvlText w:val=""/>
+      <w:lvlJc w:val="left"/>
+      <w:pPr>
+        <w:tabs>
+          <w:tab w:val="num" w:pos="2160"/>
+        </w:tabs>
+        <w:ind w:left="2160" w:hanging="360"/>
+      </w:pPr>
+      <w:rPr>
+        <w:rFonts w:ascii="Symbol" w:hAnsi="Symbol" w:hint="default"/>
+        <w:sz w:val="20"/>
+      </w:rPr>
+    </w:lvl>
+    <w:lvl w:ilvl="3" w:tentative="1">
+      <w:start w:val="1"/>
+      <w:numFmt w:val="bullet"/>
+      <w:lvlText w:val=""/>
+      <w:lvlJc w:val="left"/>
+      <w:pPr>
+        <w:tabs>
+          <w:tab w:val="num" w:pos="2880"/>
+        </w:tabs>
+        <w:ind w:left="2880" w:hanging="360"/>
+      </w:pPr>
+      <w:rPr>
+        <w:rFonts w:ascii="Symbol" w:hAnsi="Symbol" w:hint="default"/>
+        <w:sz w:val="20"/>
+      </w:rPr>
+    </w:lvl>
+    <w:lvl w:ilvl="4" w:tentative="1">
+      <w:start w:val="1"/>
+      <w:numFmt w:val="bullet"/>
+      <w:lvlText w:val=""/>
+      <w:lvlJc w:val="left"/>
+      <w:pPr>
+        <w:tabs>
+          <w:tab w:val="num" w:pos="3600"/>
+        </w:tabs>
+        <w:ind w:left="3600" w:hanging="360"/>
+      </w:pPr>
+      <w:rPr>
+        <w:rFonts w:ascii="Symbol" w:hAnsi="Symbol" w:hint="default"/>
+        <w:sz w:val="20"/>
+      </w:rPr>
+    </w:lvl>
+    <w:lvl w:ilvl="5" w:tentative="1">
+      <w:start w:val="1"/>
+      <w:numFmt w:val="bullet"/>
+      <w:lvlText w:val=""/>
+      <w:lvlJc w:val="left"/>
+      <w:pPr>
+        <w:tabs>
+          <w:tab w:val="num" w:pos="4320"/>
+        </w:tabs>
+        <w:ind w:left="4320" w:hanging="360"/>
+      </w:pPr>
+      <w:rPr>
+        <w:rFonts w:ascii="Symbol" w:hAnsi="Symbol" w:hint="default"/>
+        <w:sz w:val="20"/>
+      </w:rPr>
+    </w:lvl>
+    <w:lvl w:ilvl="6" w:tentative="1">
+      <w:start w:val="1"/>
+      <w:numFmt w:val="bullet"/>
+      <w:lvlText w:val=""/>
+      <w:lvlJc w:val="left"/>
+      <w:pPr>
+        <w:tabs>
+          <w:tab w:val="num" w:pos="5040"/>
+        </w:tabs>
+        <w:ind w:left="5040" w:hanging="360"/>
+      </w:pPr>
+      <w:rPr>
+        <w:rFonts w:ascii="Symbol" w:hAnsi="Symbol" w:hint="default"/>
+        <w:sz w:val="20"/>
+      </w:rPr>
+    </w:lvl>
+    <w:lvl w:ilvl="7" w:tentative="1">
+      <w:start w:val="1"/>
+      <w:numFmt w:val="bullet"/>
+      <w:lvlText w:val=""/>
+      <w:lvlJc w:val="left"/>
+      <w:pPr>
+        <w:tabs>
+          <w:tab w:val="num" w:pos="5760"/>
+        </w:tabs>
+        <w:ind w:left="5760" w:hanging="360"/>
+      </w:pPr>
+      <w:rPr>
+        <w:rFonts w:ascii="Symbol" w:hAnsi="Symbol" w:hint="default"/>
+        <w:sz w:val="20"/>
+      </w:rPr>
+    </w:lvl>
+    <w:lvl w:ilvl="8" w:tentative="1">
+      <w:start w:val="1"/>
+      <w:numFmt w:val="bullet"/>
+      <w:lvlText w:val=""/>
+      <w:lvlJc w:val="left"/>
+      <w:pPr>
+        <w:tabs>
+          <w:tab w:val="num" w:pos="6480"/>
+        </w:tabs>
+        <w:ind w:left="6480" w:hanging="360"/>
+      </w:pPr>
+      <w:rPr>
+        <w:rFonts w:ascii="Symbol" w:hAnsi="Symbol" w:hint="default"/>
+        <w:sz w:val="20"/>
+      </w:rPr>
+    </w:lvl>
+  </w:abstractNum>
+  <w:abstractNum w:abstractNumId="9" w15:restartNumberingAfterBreak="0">
+    <w:nsid w:val="4E794663"/>
+    <w:multiLevelType w:val="multilevel"/>
+    <w:tmpl w:val="0368EF36"/>
+    <w:lvl w:ilvl="0">
+      <w:start w:val="1"/>
+      <w:numFmt w:val="bullet"/>
+      <w:lvlText w:val=""/>
+      <w:lvlJc w:val="left"/>
+      <w:pPr>
+        <w:tabs>
+          <w:tab w:val="num" w:pos="720"/>
+        </w:tabs>
+        <w:ind w:left="720" w:hanging="360"/>
+      </w:pPr>
+      <w:rPr>
+        <w:rFonts w:ascii="Symbol" w:hAnsi="Symbol" w:hint="default"/>
+        <w:sz w:val="20"/>
+      </w:rPr>
+    </w:lvl>
+    <w:lvl w:ilvl="1" w:tentative="1">
+      <w:start w:val="1"/>
+      <w:numFmt w:val="bullet"/>
+      <w:lvlText w:val=""/>
+      <w:lvlJc w:val="left"/>
+      <w:pPr>
+        <w:tabs>
+          <w:tab w:val="num" w:pos="1440"/>
+        </w:tabs>
+        <w:ind w:left="1440" w:hanging="360"/>
+      </w:pPr>
+      <w:rPr>
+        <w:rFonts w:ascii="Symbol" w:hAnsi="Symbol" w:hint="default"/>
+        <w:sz w:val="20"/>
+      </w:rPr>
+    </w:lvl>
+    <w:lvl w:ilvl="2" w:tentative="1">
+      <w:start w:val="1"/>
+      <w:numFmt w:val="bullet"/>
+      <w:lvlText w:val=""/>
+      <w:lvlJc w:val="left"/>
+      <w:pPr>
+        <w:tabs>
+          <w:tab w:val="num" w:pos="2160"/>
+        </w:tabs>
+        <w:ind w:left="2160" w:hanging="360"/>
+      </w:pPr>
+      <w:rPr>
+        <w:rFonts w:ascii="Symbol" w:hAnsi="Symbol" w:hint="default"/>
+        <w:sz w:val="20"/>
+      </w:rPr>
+    </w:lvl>
+    <w:lvl w:ilvl="3" w:tentative="1">
+      <w:start w:val="1"/>
+      <w:numFmt w:val="bullet"/>
+      <w:lvlText w:val=""/>
+      <w:lvlJc w:val="left"/>
+      <w:pPr>
+        <w:tabs>
+          <w:tab w:val="num" w:pos="2880"/>
+        </w:tabs>
+        <w:ind w:left="2880" w:hanging="360"/>
+      </w:pPr>
+      <w:rPr>
+        <w:rFonts w:ascii="Symbol" w:hAnsi="Symbol" w:hint="default"/>
+        <w:sz w:val="20"/>
+      </w:rPr>
+    </w:lvl>
+    <w:lvl w:ilvl="4" w:tentative="1">
+      <w:start w:val="1"/>
+      <w:numFmt w:val="bullet"/>
+      <w:lvlText w:val=""/>
+      <w:lvlJc w:val="left"/>
+      <w:pPr>
+        <w:tabs>
+          <w:tab w:val="num" w:pos="3600"/>
+        </w:tabs>
+        <w:ind w:left="3600" w:hanging="360"/>
+      </w:pPr>
+      <w:rPr>
+        <w:rFonts w:ascii="Symbol" w:hAnsi="Symbol" w:hint="default"/>
+        <w:sz w:val="20"/>
+      </w:rPr>
+    </w:lvl>
+    <w:lvl w:ilvl="5" w:tentative="1">
+      <w:start w:val="1"/>
+      <w:numFmt w:val="bullet"/>
+      <w:lvlText w:val=""/>
+      <w:lvlJc w:val="left"/>
+      <w:pPr>
+        <w:tabs>
+          <w:tab w:val="num" w:pos="4320"/>
+        </w:tabs>
+        <w:ind w:left="4320" w:hanging="360"/>
+      </w:pPr>
+      <w:rPr>
+        <w:rFonts w:ascii="Symbol" w:hAnsi="Symbol" w:hint="default"/>
+        <w:sz w:val="20"/>
+      </w:rPr>
+    </w:lvl>
+    <w:lvl w:ilvl="6" w:tentative="1">
+      <w:start w:val="1"/>
+      <w:numFmt w:val="bullet"/>
+      <w:lvlText w:val=""/>
+      <w:lvlJc w:val="left"/>
+      <w:pPr>
+        <w:tabs>
+          <w:tab w:val="num" w:pos="5040"/>
+        </w:tabs>
+        <w:ind w:left="5040" w:hanging="360"/>
+      </w:pPr>
+      <w:rPr>
+        <w:rFonts w:ascii="Symbol" w:hAnsi="Symbol" w:hint="default"/>
+        <w:sz w:val="20"/>
+      </w:rPr>
+    </w:lvl>
+    <w:lvl w:ilvl="7" w:tentative="1">
+      <w:start w:val="1"/>
+      <w:numFmt w:val="bullet"/>
+      <w:lvlText w:val=""/>
+      <w:lvlJc w:val="left"/>
+      <w:pPr>
+        <w:tabs>
+          <w:tab w:val="num" w:pos="5760"/>
+        </w:tabs>
+        <w:ind w:left="5760" w:hanging="360"/>
+      </w:pPr>
+      <w:rPr>
+        <w:rFonts w:ascii="Symbol" w:hAnsi="Symbol" w:hint="default"/>
+        <w:sz w:val="20"/>
+      </w:rPr>
+    </w:lvl>
+    <w:lvl w:ilvl="8" w:tentative="1">
+      <w:start w:val="1"/>
+      <w:numFmt w:val="bullet"/>
+      <w:lvlText w:val=""/>
+      <w:lvlJc w:val="left"/>
+      <w:pPr>
+        <w:tabs>
+          <w:tab w:val="num" w:pos="6480"/>
+        </w:tabs>
+        <w:ind w:left="6480" w:hanging="360"/>
+      </w:pPr>
+      <w:rPr>
+        <w:rFonts w:ascii="Symbol" w:hAnsi="Symbol" w:hint="default"/>
+        <w:sz w:val="20"/>
+      </w:rPr>
+    </w:lvl>
+  </w:abstractNum>
+  <w:abstractNum w:abstractNumId="10" w15:restartNumberingAfterBreak="0">
+    <w:nsid w:val="513E06A1"/>
+    <w:multiLevelType w:val="multilevel"/>
+    <w:tmpl w:val="FBA225B2"/>
+    <w:lvl w:ilvl="0">
+      <w:start w:val="1"/>
+      <w:numFmt w:val="bullet"/>
+      <w:lvlText w:val=""/>
+      <w:lvlJc w:val="left"/>
+      <w:pPr>
+        <w:tabs>
+          <w:tab w:val="num" w:pos="720"/>
+        </w:tabs>
+        <w:ind w:left="720" w:hanging="360"/>
+      </w:pPr>
+      <w:rPr>
+        <w:rFonts w:ascii="Symbol" w:hAnsi="Symbol" w:hint="default"/>
+        <w:sz w:val="20"/>
+      </w:rPr>
+    </w:lvl>
+    <w:lvl w:ilvl="1" w:tentative="1">
+      <w:start w:val="1"/>
+      <w:numFmt w:val="bullet"/>
+      <w:lvlText w:val=""/>
+      <w:lvlJc w:val="left"/>
+      <w:pPr>
+        <w:tabs>
+          <w:tab w:val="num" w:pos="1440"/>
+        </w:tabs>
+        <w:ind w:left="1440" w:hanging="360"/>
+      </w:pPr>
+      <w:rPr>
+        <w:rFonts w:ascii="Symbol" w:hAnsi="Symbol" w:hint="default"/>
+        <w:sz w:val="20"/>
+      </w:rPr>
+    </w:lvl>
+    <w:lvl w:ilvl="2" w:tentative="1">
+      <w:start w:val="1"/>
+      <w:numFmt w:val="bullet"/>
+      <w:lvlText w:val=""/>
+      <w:lvlJc w:val="left"/>
+      <w:pPr>
+        <w:tabs>
+          <w:tab w:val="num" w:pos="2160"/>
+        </w:tabs>
+        <w:ind w:left="2160" w:hanging="360"/>
+      </w:pPr>
+      <w:rPr>
+        <w:rFonts w:ascii="Symbol" w:hAnsi="Symbol" w:hint="default"/>
+        <w:sz w:val="20"/>
+      </w:rPr>
+    </w:lvl>
+    <w:lvl w:ilvl="3" w:tentative="1">
+      <w:start w:val="1"/>
+      <w:numFmt w:val="bullet"/>
+      <w:lvlText w:val=""/>
+      <w:lvlJc w:val="left"/>
+      <w:pPr>
+        <w:tabs>
+          <w:tab w:val="num" w:pos="2880"/>
+        </w:tabs>
+        <w:ind w:left="2880" w:hanging="360"/>
+      </w:pPr>
+      <w:rPr>
+        <w:rFonts w:ascii="Symbol" w:hAnsi="Symbol" w:hint="default"/>
+        <w:sz w:val="20"/>
+      </w:rPr>
+    </w:lvl>
+    <w:lvl w:ilvl="4" w:tentative="1">
+      <w:start w:val="1"/>
+      <w:numFmt w:val="bullet"/>
+      <w:lvlText w:val=""/>
+      <w:lvlJc w:val="left"/>
+      <w:pPr>
+        <w:tabs>
+          <w:tab w:val="num" w:pos="3600"/>
+        </w:tabs>
+        <w:ind w:left="3600" w:hanging="360"/>
+      </w:pPr>
+      <w:rPr>
+        <w:rFonts w:ascii="Symbol" w:hAnsi="Symbol" w:hint="default"/>
+        <w:sz w:val="20"/>
+      </w:rPr>
+    </w:lvl>
+    <w:lvl w:ilvl="5" w:tentative="1">
+      <w:start w:val="1"/>
+      <w:numFmt w:val="bullet"/>
+      <w:lvlText w:val=""/>
+      <w:lvlJc w:val="left"/>
+      <w:pPr>
+        <w:tabs>
+          <w:tab w:val="num" w:pos="4320"/>
+        </w:tabs>
+        <w:ind w:left="4320" w:hanging="360"/>
+      </w:pPr>
+      <w:rPr>
+        <w:rFonts w:ascii="Symbol" w:hAnsi="Symbol" w:hint="default"/>
+        <w:sz w:val="20"/>
+      </w:rPr>
+    </w:lvl>
+    <w:lvl w:ilvl="6" w:tentative="1">
+      <w:start w:val="1"/>
+      <w:numFmt w:val="bullet"/>
+      <w:lvlText w:val=""/>
+      <w:lvlJc w:val="left"/>
+      <w:pPr>
+        <w:tabs>
+          <w:tab w:val="num" w:pos="5040"/>
+        </w:tabs>
+        <w:ind w:left="5040" w:hanging="360"/>
+      </w:pPr>
+      <w:rPr>
+        <w:rFonts w:ascii="Symbol" w:hAnsi="Symbol" w:hint="default"/>
+        <w:sz w:val="20"/>
+      </w:rPr>
+    </w:lvl>
+    <w:lvl w:ilvl="7" w:tentative="1">
+      <w:start w:val="1"/>
+      <w:numFmt w:val="bullet"/>
+      <w:lvlText w:val=""/>
+      <w:lvlJc w:val="left"/>
+      <w:pPr>
+        <w:tabs>
+          <w:tab w:val="num" w:pos="5760"/>
+        </w:tabs>
+        <w:ind w:left="5760" w:hanging="360"/>
+      </w:pPr>
+      <w:rPr>
+        <w:rFonts w:ascii="Symbol" w:hAnsi="Symbol" w:hint="default"/>
+        <w:sz w:val="20"/>
+      </w:rPr>
+    </w:lvl>
+    <w:lvl w:ilvl="8" w:tentative="1">
+      <w:start w:val="1"/>
+      <w:numFmt w:val="bullet"/>
+      <w:lvlText w:val=""/>
+      <w:lvlJc w:val="left"/>
+      <w:pPr>
+        <w:tabs>
+          <w:tab w:val="num" w:pos="6480"/>
+        </w:tabs>
+        <w:ind w:left="6480" w:hanging="360"/>
+      </w:pPr>
+      <w:rPr>
+        <w:rFonts w:ascii="Symbol" w:hAnsi="Symbol" w:hint="default"/>
+        <w:sz w:val="20"/>
+      </w:rPr>
+    </w:lvl>
+  </w:abstractNum>
+  <w:abstractNum w:abstractNumId="11" w15:restartNumberingAfterBreak="0">
+    <w:nsid w:val="51EE63D6"/>
+    <w:multiLevelType w:val="multilevel"/>
+    <w:tmpl w:val="B9AEF38E"/>
+    <w:lvl w:ilvl="0">
+      <w:start w:val="1"/>
+      <w:numFmt w:val="decimal"/>
+      <w:lvlText w:val="%1."/>
+      <w:lvlJc w:val="left"/>
+      <w:pPr>
+        <w:tabs>
+          <w:tab w:val="num" w:pos="720"/>
+        </w:tabs>
+        <w:ind w:left="720" w:hanging="360"/>
+      </w:pPr>
+    </w:lvl>
+    <w:lvl w:ilvl="1">
+      <w:start w:val="1"/>
+      <w:numFmt w:val="bullet"/>
+      <w:lvlText w:val=""/>
+      <w:lvlJc w:val="left"/>
+      <w:pPr>
+        <w:tabs>
+          <w:tab w:val="num" w:pos="1440"/>
+        </w:tabs>
+        <w:ind w:left="1440" w:hanging="360"/>
+      </w:pPr>
+      <w:rPr>
+        <w:rFonts w:ascii="Symbol" w:hAnsi="Symbol" w:hint="default"/>
+        <w:sz w:val="20"/>
+      </w:rPr>
+    </w:lvl>
+    <w:lvl w:ilvl="2" w:tentative="1">
+      <w:start w:val="1"/>
+      <w:numFmt w:val="decimal"/>
+      <w:lvlText w:val="%3."/>
+      <w:lvlJc w:val="left"/>
+      <w:pPr>
+        <w:tabs>
+          <w:tab w:val="num" w:pos="2160"/>
+        </w:tabs>
+        <w:ind w:left="2160" w:hanging="360"/>
+      </w:pPr>
+    </w:lvl>
+    <w:lvl w:ilvl="3" w:tentative="1">
+      <w:start w:val="1"/>
+      <w:numFmt w:val="decimal"/>
+      <w:lvlText w:val="%4."/>
+      <w:lvlJc w:val="left"/>
+      <w:pPr>
+        <w:tabs>
+          <w:tab w:val="num" w:pos="2880"/>
+        </w:tabs>
+        <w:ind w:left="2880" w:hanging="360"/>
+      </w:pPr>
+    </w:lvl>
+    <w:lvl w:ilvl="4" w:tentative="1">
+      <w:start w:val="1"/>
+      <w:numFmt w:val="decimal"/>
+      <w:lvlText w:val="%5."/>
+      <w:lvlJc w:val="left"/>
+      <w:pPr>
+        <w:tabs>
+          <w:tab w:val="num" w:pos="3600"/>
+        </w:tabs>
+        <w:ind w:left="3600" w:hanging="360"/>
+      </w:pPr>
+    </w:lvl>
+    <w:lvl w:ilvl="5" w:tentative="1">
+      <w:start w:val="1"/>
+      <w:numFmt w:val="decimal"/>
+      <w:lvlText w:val="%6."/>
+      <w:lvlJc w:val="left"/>
+      <w:pPr>
+        <w:tabs>
+          <w:tab w:val="num" w:pos="4320"/>
+        </w:tabs>
+        <w:ind w:left="4320" w:hanging="360"/>
+      </w:pPr>
+    </w:lvl>
+    <w:lvl w:ilvl="6" w:tentative="1">
+      <w:start w:val="1"/>
+      <w:numFmt w:val="decimal"/>
+      <w:lvlText w:val="%7."/>
+      <w:lvlJc w:val="left"/>
+      <w:pPr>
+        <w:tabs>
+          <w:tab w:val="num" w:pos="5040"/>
+        </w:tabs>
+        <w:ind w:left="5040" w:hanging="360"/>
+      </w:pPr>
+    </w:lvl>
+    <w:lvl w:ilvl="7" w:tentative="1">
+      <w:start w:val="1"/>
+      <w:numFmt w:val="decimal"/>
+      <w:lvlText w:val="%8."/>
+      <w:lvlJc w:val="left"/>
+      <w:pPr>
+        <w:tabs>
+          <w:tab w:val="num" w:pos="5760"/>
+        </w:tabs>
+        <w:ind w:left="5760" w:hanging="360"/>
+      </w:pPr>
+    </w:lvl>
+    <w:lvl w:ilvl="8" w:tentative="1">
+      <w:start w:val="1"/>
+      <w:numFmt w:val="decimal"/>
+      <w:lvlText w:val="%9."/>
+      <w:lvlJc w:val="left"/>
+      <w:pPr>
+        <w:tabs>
+          <w:tab w:val="num" w:pos="6480"/>
+        </w:tabs>
+        <w:ind w:left="6480" w:hanging="360"/>
+      </w:pPr>
+    </w:lvl>
+  </w:abstractNum>
+  <w:abstractNum w:abstractNumId="12" w15:restartNumberingAfterBreak="0">
     <w:nsid w:val="52072C7F"/>
     <w:multiLevelType w:val="multilevel"/>
     <w:tmpl w:val="8C5C3798"/>
@@ -2499,7 +3926,7 @@
       </w:pPr>
     </w:lvl>
   </w:abstractNum>
-  <w:abstractNum w:abstractNumId="3" w15:restartNumberingAfterBreak="0">
+  <w:abstractNum w:abstractNumId="13" w15:restartNumberingAfterBreak="0">
     <w:nsid w:val="55A55106"/>
     <w:multiLevelType w:val="multilevel"/>
     <w:tmpl w:val="2E5C02D8"/>
@@ -2612,7 +4039,305 @@
       </w:pPr>
     </w:lvl>
   </w:abstractNum>
-  <w:abstractNum w:abstractNumId="4" w15:restartNumberingAfterBreak="0">
+  <w:abstractNum w:abstractNumId="14" w15:restartNumberingAfterBreak="0">
+    <w:nsid w:val="60223A43"/>
+    <w:multiLevelType w:val="multilevel"/>
+    <w:tmpl w:val="C218BEBE"/>
+    <w:lvl w:ilvl="0">
+      <w:start w:val="1"/>
+      <w:numFmt w:val="bullet"/>
+      <w:lvlText w:val=""/>
+      <w:lvlJc w:val="left"/>
+      <w:pPr>
+        <w:tabs>
+          <w:tab w:val="num" w:pos="720"/>
+        </w:tabs>
+        <w:ind w:left="720" w:hanging="360"/>
+      </w:pPr>
+      <w:rPr>
+        <w:rFonts w:ascii="Symbol" w:hAnsi="Symbol" w:hint="default"/>
+        <w:sz w:val="20"/>
+      </w:rPr>
+    </w:lvl>
+    <w:lvl w:ilvl="1" w:tentative="1">
+      <w:start w:val="1"/>
+      <w:numFmt w:val="bullet"/>
+      <w:lvlText w:val=""/>
+      <w:lvlJc w:val="left"/>
+      <w:pPr>
+        <w:tabs>
+          <w:tab w:val="num" w:pos="1440"/>
+        </w:tabs>
+        <w:ind w:left="1440" w:hanging="360"/>
+      </w:pPr>
+      <w:rPr>
+        <w:rFonts w:ascii="Symbol" w:hAnsi="Symbol" w:hint="default"/>
+        <w:sz w:val="20"/>
+      </w:rPr>
+    </w:lvl>
+    <w:lvl w:ilvl="2" w:tentative="1">
+      <w:start w:val="1"/>
+      <w:numFmt w:val="bullet"/>
+      <w:lvlText w:val=""/>
+      <w:lvlJc w:val="left"/>
+      <w:pPr>
+        <w:tabs>
+          <w:tab w:val="num" w:pos="2160"/>
+        </w:tabs>
+        <w:ind w:left="2160" w:hanging="360"/>
+      </w:pPr>
+      <w:rPr>
+        <w:rFonts w:ascii="Symbol" w:hAnsi="Symbol" w:hint="default"/>
+        <w:sz w:val="20"/>
+      </w:rPr>
+    </w:lvl>
+    <w:lvl w:ilvl="3" w:tentative="1">
+      <w:start w:val="1"/>
+      <w:numFmt w:val="bullet"/>
+      <w:lvlText w:val=""/>
+      <w:lvlJc w:val="left"/>
+      <w:pPr>
+        <w:tabs>
+          <w:tab w:val="num" w:pos="2880"/>
+        </w:tabs>
+        <w:ind w:left="2880" w:hanging="360"/>
+      </w:pPr>
+      <w:rPr>
+        <w:rFonts w:ascii="Symbol" w:hAnsi="Symbol" w:hint="default"/>
+        <w:sz w:val="20"/>
+      </w:rPr>
+    </w:lvl>
+    <w:lvl w:ilvl="4" w:tentative="1">
+      <w:start w:val="1"/>
+      <w:numFmt w:val="bullet"/>
+      <w:lvlText w:val=""/>
+      <w:lvlJc w:val="left"/>
+      <w:pPr>
+        <w:tabs>
+          <w:tab w:val="num" w:pos="3600"/>
+        </w:tabs>
+        <w:ind w:left="3600" w:hanging="360"/>
+      </w:pPr>
+      <w:rPr>
+        <w:rFonts w:ascii="Symbol" w:hAnsi="Symbol" w:hint="default"/>
+        <w:sz w:val="20"/>
+      </w:rPr>
+    </w:lvl>
+    <w:lvl w:ilvl="5" w:tentative="1">
+      <w:start w:val="1"/>
+      <w:numFmt w:val="bullet"/>
+      <w:lvlText w:val=""/>
+      <w:lvlJc w:val="left"/>
+      <w:pPr>
+        <w:tabs>
+          <w:tab w:val="num" w:pos="4320"/>
+        </w:tabs>
+        <w:ind w:left="4320" w:hanging="360"/>
+      </w:pPr>
+      <w:rPr>
+        <w:rFonts w:ascii="Symbol" w:hAnsi="Symbol" w:hint="default"/>
+        <w:sz w:val="20"/>
+      </w:rPr>
+    </w:lvl>
+    <w:lvl w:ilvl="6" w:tentative="1">
+      <w:start w:val="1"/>
+      <w:numFmt w:val="bullet"/>
+      <w:lvlText w:val=""/>
+      <w:lvlJc w:val="left"/>
+      <w:pPr>
+        <w:tabs>
+          <w:tab w:val="num" w:pos="5040"/>
+        </w:tabs>
+        <w:ind w:left="5040" w:hanging="360"/>
+      </w:pPr>
+      <w:rPr>
+        <w:rFonts w:ascii="Symbol" w:hAnsi="Symbol" w:hint="default"/>
+        <w:sz w:val="20"/>
+      </w:rPr>
+    </w:lvl>
+    <w:lvl w:ilvl="7" w:tentative="1">
+      <w:start w:val="1"/>
+      <w:numFmt w:val="bullet"/>
+      <w:lvlText w:val=""/>
+      <w:lvlJc w:val="left"/>
+      <w:pPr>
+        <w:tabs>
+          <w:tab w:val="num" w:pos="5760"/>
+        </w:tabs>
+        <w:ind w:left="5760" w:hanging="360"/>
+      </w:pPr>
+      <w:rPr>
+        <w:rFonts w:ascii="Symbol" w:hAnsi="Symbol" w:hint="default"/>
+        <w:sz w:val="20"/>
+      </w:rPr>
+    </w:lvl>
+    <w:lvl w:ilvl="8" w:tentative="1">
+      <w:start w:val="1"/>
+      <w:numFmt w:val="bullet"/>
+      <w:lvlText w:val=""/>
+      <w:lvlJc w:val="left"/>
+      <w:pPr>
+        <w:tabs>
+          <w:tab w:val="num" w:pos="6480"/>
+        </w:tabs>
+        <w:ind w:left="6480" w:hanging="360"/>
+      </w:pPr>
+      <w:rPr>
+        <w:rFonts w:ascii="Symbol" w:hAnsi="Symbol" w:hint="default"/>
+        <w:sz w:val="20"/>
+      </w:rPr>
+    </w:lvl>
+  </w:abstractNum>
+  <w:abstractNum w:abstractNumId="15" w15:restartNumberingAfterBreak="0">
+    <w:nsid w:val="60E20C1B"/>
+    <w:multiLevelType w:val="multilevel"/>
+    <w:tmpl w:val="1DF6D0FA"/>
+    <w:lvl w:ilvl="0">
+      <w:start w:val="1"/>
+      <w:numFmt w:val="bullet"/>
+      <w:lvlText w:val=""/>
+      <w:lvlJc w:val="left"/>
+      <w:pPr>
+        <w:tabs>
+          <w:tab w:val="num" w:pos="720"/>
+        </w:tabs>
+        <w:ind w:left="720" w:hanging="360"/>
+      </w:pPr>
+      <w:rPr>
+        <w:rFonts w:ascii="Symbol" w:hAnsi="Symbol" w:hint="default"/>
+        <w:sz w:val="20"/>
+      </w:rPr>
+    </w:lvl>
+    <w:lvl w:ilvl="1">
+      <w:start w:val="1"/>
+      <w:numFmt w:val="bullet"/>
+      <w:lvlText w:val=""/>
+      <w:lvlJc w:val="left"/>
+      <w:pPr>
+        <w:tabs>
+          <w:tab w:val="num" w:pos="1440"/>
+        </w:tabs>
+        <w:ind w:left="1440" w:hanging="360"/>
+      </w:pPr>
+      <w:rPr>
+        <w:rFonts w:ascii="Symbol" w:hAnsi="Symbol" w:hint="default"/>
+        <w:sz w:val="20"/>
+      </w:rPr>
+    </w:lvl>
+    <w:lvl w:ilvl="2" w:tentative="1">
+      <w:start w:val="1"/>
+      <w:numFmt w:val="bullet"/>
+      <w:lvlText w:val=""/>
+      <w:lvlJc w:val="left"/>
+      <w:pPr>
+        <w:tabs>
+          <w:tab w:val="num" w:pos="2160"/>
+        </w:tabs>
+        <w:ind w:left="2160" w:hanging="360"/>
+      </w:pPr>
+      <w:rPr>
+        <w:rFonts w:ascii="Symbol" w:hAnsi="Symbol" w:hint="default"/>
+        <w:sz w:val="20"/>
+      </w:rPr>
+    </w:lvl>
+    <w:lvl w:ilvl="3" w:tentative="1">
+      <w:start w:val="1"/>
+      <w:numFmt w:val="bullet"/>
+      <w:lvlText w:val=""/>
+      <w:lvlJc w:val="left"/>
+      <w:pPr>
+        <w:tabs>
+          <w:tab w:val="num" w:pos="2880"/>
+        </w:tabs>
+        <w:ind w:left="2880" w:hanging="360"/>
+      </w:pPr>
+      <w:rPr>
+        <w:rFonts w:ascii="Symbol" w:hAnsi="Symbol" w:hint="default"/>
+        <w:sz w:val="20"/>
+      </w:rPr>
+    </w:lvl>
+    <w:lvl w:ilvl="4" w:tentative="1">
+      <w:start w:val="1"/>
+      <w:numFmt w:val="bullet"/>
+      <w:lvlText w:val=""/>
+      <w:lvlJc w:val="left"/>
+      <w:pPr>
+        <w:tabs>
+          <w:tab w:val="num" w:pos="3600"/>
+        </w:tabs>
+        <w:ind w:left="3600" w:hanging="360"/>
+      </w:pPr>
+      <w:rPr>
+        <w:rFonts w:ascii="Symbol" w:hAnsi="Symbol" w:hint="default"/>
+        <w:sz w:val="20"/>
+      </w:rPr>
+    </w:lvl>
+    <w:lvl w:ilvl="5" w:tentative="1">
+      <w:start w:val="1"/>
+      <w:numFmt w:val="bullet"/>
+      <w:lvlText w:val=""/>
+      <w:lvlJc w:val="left"/>
+      <w:pPr>
+        <w:tabs>
+          <w:tab w:val="num" w:pos="4320"/>
+        </w:tabs>
+        <w:ind w:left="4320" w:hanging="360"/>
+      </w:pPr>
+      <w:rPr>
+        <w:rFonts w:ascii="Symbol" w:hAnsi="Symbol" w:hint="default"/>
+        <w:sz w:val="20"/>
+      </w:rPr>
+    </w:lvl>
+    <w:lvl w:ilvl="6" w:tentative="1">
+      <w:start w:val="1"/>
+      <w:numFmt w:val="bullet"/>
+      <w:lvlText w:val=""/>
+      <w:lvlJc w:val="left"/>
+      <w:pPr>
+        <w:tabs>
+          <w:tab w:val="num" w:pos="5040"/>
+        </w:tabs>
+        <w:ind w:left="5040" w:hanging="360"/>
+      </w:pPr>
+      <w:rPr>
+        <w:rFonts w:ascii="Symbol" w:hAnsi="Symbol" w:hint="default"/>
+        <w:sz w:val="20"/>
+      </w:rPr>
+    </w:lvl>
+    <w:lvl w:ilvl="7" w:tentative="1">
+      <w:start w:val="1"/>
+      <w:numFmt w:val="bullet"/>
+      <w:lvlText w:val=""/>
+      <w:lvlJc w:val="left"/>
+      <w:pPr>
+        <w:tabs>
+          <w:tab w:val="num" w:pos="5760"/>
+        </w:tabs>
+        <w:ind w:left="5760" w:hanging="360"/>
+      </w:pPr>
+      <w:rPr>
+        <w:rFonts w:ascii="Symbol" w:hAnsi="Symbol" w:hint="default"/>
+        <w:sz w:val="20"/>
+      </w:rPr>
+    </w:lvl>
+    <w:lvl w:ilvl="8" w:tentative="1">
+      <w:start w:val="1"/>
+      <w:numFmt w:val="bullet"/>
+      <w:lvlText w:val=""/>
+      <w:lvlJc w:val="left"/>
+      <w:pPr>
+        <w:tabs>
+          <w:tab w:val="num" w:pos="6480"/>
+        </w:tabs>
+        <w:ind w:left="6480" w:hanging="360"/>
+      </w:pPr>
+      <w:rPr>
+        <w:rFonts w:ascii="Symbol" w:hAnsi="Symbol" w:hint="default"/>
+        <w:sz w:val="20"/>
+      </w:rPr>
+    </w:lvl>
+  </w:abstractNum>
+  <w:abstractNum w:abstractNumId="16" w15:restartNumberingAfterBreak="0">
     <w:nsid w:val="672A78F7"/>
     <w:multiLevelType w:val="multilevel"/>
     <w:tmpl w:val="FE885434"/>
@@ -2760,20 +4485,592 @@
       </w:rPr>
     </w:lvl>
   </w:abstractNum>
+  <w:abstractNum w:abstractNumId="17" w15:restartNumberingAfterBreak="0">
+    <w:nsid w:val="69FF206A"/>
+    <w:multiLevelType w:val="multilevel"/>
+    <w:tmpl w:val="7B4E0596"/>
+    <w:lvl w:ilvl="0">
+      <w:start w:val="1"/>
+      <w:numFmt w:val="bullet"/>
+      <w:lvlText w:val=""/>
+      <w:lvlJc w:val="left"/>
+      <w:pPr>
+        <w:tabs>
+          <w:tab w:val="num" w:pos="720"/>
+        </w:tabs>
+        <w:ind w:left="720" w:hanging="360"/>
+      </w:pPr>
+      <w:rPr>
+        <w:rFonts w:ascii="Symbol" w:hAnsi="Symbol" w:hint="default"/>
+        <w:sz w:val="20"/>
+      </w:rPr>
+    </w:lvl>
+    <w:lvl w:ilvl="1" w:tentative="1">
+      <w:start w:val="1"/>
+      <w:numFmt w:val="bullet"/>
+      <w:lvlText w:val=""/>
+      <w:lvlJc w:val="left"/>
+      <w:pPr>
+        <w:tabs>
+          <w:tab w:val="num" w:pos="1440"/>
+        </w:tabs>
+        <w:ind w:left="1440" w:hanging="360"/>
+      </w:pPr>
+      <w:rPr>
+        <w:rFonts w:ascii="Symbol" w:hAnsi="Symbol" w:hint="default"/>
+        <w:sz w:val="20"/>
+      </w:rPr>
+    </w:lvl>
+    <w:lvl w:ilvl="2" w:tentative="1">
+      <w:start w:val="1"/>
+      <w:numFmt w:val="bullet"/>
+      <w:lvlText w:val=""/>
+      <w:lvlJc w:val="left"/>
+      <w:pPr>
+        <w:tabs>
+          <w:tab w:val="num" w:pos="2160"/>
+        </w:tabs>
+        <w:ind w:left="2160" w:hanging="360"/>
+      </w:pPr>
+      <w:rPr>
+        <w:rFonts w:ascii="Symbol" w:hAnsi="Symbol" w:hint="default"/>
+        <w:sz w:val="20"/>
+      </w:rPr>
+    </w:lvl>
+    <w:lvl w:ilvl="3" w:tentative="1">
+      <w:start w:val="1"/>
+      <w:numFmt w:val="bullet"/>
+      <w:lvlText w:val=""/>
+      <w:lvlJc w:val="left"/>
+      <w:pPr>
+        <w:tabs>
+          <w:tab w:val="num" w:pos="2880"/>
+        </w:tabs>
+        <w:ind w:left="2880" w:hanging="360"/>
+      </w:pPr>
+      <w:rPr>
+        <w:rFonts w:ascii="Symbol" w:hAnsi="Symbol" w:hint="default"/>
+        <w:sz w:val="20"/>
+      </w:rPr>
+    </w:lvl>
+    <w:lvl w:ilvl="4" w:tentative="1">
+      <w:start w:val="1"/>
+      <w:numFmt w:val="bullet"/>
+      <w:lvlText w:val=""/>
+      <w:lvlJc w:val="left"/>
+      <w:pPr>
+        <w:tabs>
+          <w:tab w:val="num" w:pos="3600"/>
+        </w:tabs>
+        <w:ind w:left="3600" w:hanging="360"/>
+      </w:pPr>
+      <w:rPr>
+        <w:rFonts w:ascii="Symbol" w:hAnsi="Symbol" w:hint="default"/>
+        <w:sz w:val="20"/>
+      </w:rPr>
+    </w:lvl>
+    <w:lvl w:ilvl="5" w:tentative="1">
+      <w:start w:val="1"/>
+      <w:numFmt w:val="bullet"/>
+      <w:lvlText w:val=""/>
+      <w:lvlJc w:val="left"/>
+      <w:pPr>
+        <w:tabs>
+          <w:tab w:val="num" w:pos="4320"/>
+        </w:tabs>
+        <w:ind w:left="4320" w:hanging="360"/>
+      </w:pPr>
+      <w:rPr>
+        <w:rFonts w:ascii="Symbol" w:hAnsi="Symbol" w:hint="default"/>
+        <w:sz w:val="20"/>
+      </w:rPr>
+    </w:lvl>
+    <w:lvl w:ilvl="6" w:tentative="1">
+      <w:start w:val="1"/>
+      <w:numFmt w:val="bullet"/>
+      <w:lvlText w:val=""/>
+      <w:lvlJc w:val="left"/>
+      <w:pPr>
+        <w:tabs>
+          <w:tab w:val="num" w:pos="5040"/>
+        </w:tabs>
+        <w:ind w:left="5040" w:hanging="360"/>
+      </w:pPr>
+      <w:rPr>
+        <w:rFonts w:ascii="Symbol" w:hAnsi="Symbol" w:hint="default"/>
+        <w:sz w:val="20"/>
+      </w:rPr>
+    </w:lvl>
+    <w:lvl w:ilvl="7" w:tentative="1">
+      <w:start w:val="1"/>
+      <w:numFmt w:val="bullet"/>
+      <w:lvlText w:val=""/>
+      <w:lvlJc w:val="left"/>
+      <w:pPr>
+        <w:tabs>
+          <w:tab w:val="num" w:pos="5760"/>
+        </w:tabs>
+        <w:ind w:left="5760" w:hanging="360"/>
+      </w:pPr>
+      <w:rPr>
+        <w:rFonts w:ascii="Symbol" w:hAnsi="Symbol" w:hint="default"/>
+        <w:sz w:val="20"/>
+      </w:rPr>
+    </w:lvl>
+    <w:lvl w:ilvl="8" w:tentative="1">
+      <w:start w:val="1"/>
+      <w:numFmt w:val="bullet"/>
+      <w:lvlText w:val=""/>
+      <w:lvlJc w:val="left"/>
+      <w:pPr>
+        <w:tabs>
+          <w:tab w:val="num" w:pos="6480"/>
+        </w:tabs>
+        <w:ind w:left="6480" w:hanging="360"/>
+      </w:pPr>
+      <w:rPr>
+        <w:rFonts w:ascii="Symbol" w:hAnsi="Symbol" w:hint="default"/>
+        <w:sz w:val="20"/>
+      </w:rPr>
+    </w:lvl>
+  </w:abstractNum>
+  <w:abstractNum w:abstractNumId="18" w15:restartNumberingAfterBreak="0">
+    <w:nsid w:val="6DE940FC"/>
+    <w:multiLevelType w:val="multilevel"/>
+    <w:tmpl w:val="82CC6C84"/>
+    <w:lvl w:ilvl="0">
+      <w:start w:val="1"/>
+      <w:numFmt w:val="bullet"/>
+      <w:lvlText w:val=""/>
+      <w:lvlJc w:val="left"/>
+      <w:pPr>
+        <w:tabs>
+          <w:tab w:val="num" w:pos="720"/>
+        </w:tabs>
+        <w:ind w:left="720" w:hanging="360"/>
+      </w:pPr>
+      <w:rPr>
+        <w:rFonts w:ascii="Symbol" w:hAnsi="Symbol" w:hint="default"/>
+        <w:sz w:val="20"/>
+      </w:rPr>
+    </w:lvl>
+    <w:lvl w:ilvl="1">
+      <w:start w:val="1"/>
+      <w:numFmt w:val="bullet"/>
+      <w:lvlText w:val=""/>
+      <w:lvlJc w:val="left"/>
+      <w:pPr>
+        <w:tabs>
+          <w:tab w:val="num" w:pos="1440"/>
+        </w:tabs>
+        <w:ind w:left="1440" w:hanging="360"/>
+      </w:pPr>
+      <w:rPr>
+        <w:rFonts w:ascii="Symbol" w:hAnsi="Symbol" w:hint="default"/>
+        <w:sz w:val="20"/>
+      </w:rPr>
+    </w:lvl>
+    <w:lvl w:ilvl="2" w:tentative="1">
+      <w:start w:val="1"/>
+      <w:numFmt w:val="bullet"/>
+      <w:lvlText w:val=""/>
+      <w:lvlJc w:val="left"/>
+      <w:pPr>
+        <w:tabs>
+          <w:tab w:val="num" w:pos="2160"/>
+        </w:tabs>
+        <w:ind w:left="2160" w:hanging="360"/>
+      </w:pPr>
+      <w:rPr>
+        <w:rFonts w:ascii="Symbol" w:hAnsi="Symbol" w:hint="default"/>
+        <w:sz w:val="20"/>
+      </w:rPr>
+    </w:lvl>
+    <w:lvl w:ilvl="3" w:tentative="1">
+      <w:start w:val="1"/>
+      <w:numFmt w:val="bullet"/>
+      <w:lvlText w:val=""/>
+      <w:lvlJc w:val="left"/>
+      <w:pPr>
+        <w:tabs>
+          <w:tab w:val="num" w:pos="2880"/>
+        </w:tabs>
+        <w:ind w:left="2880" w:hanging="360"/>
+      </w:pPr>
+      <w:rPr>
+        <w:rFonts w:ascii="Symbol" w:hAnsi="Symbol" w:hint="default"/>
+        <w:sz w:val="20"/>
+      </w:rPr>
+    </w:lvl>
+    <w:lvl w:ilvl="4" w:tentative="1">
+      <w:start w:val="1"/>
+      <w:numFmt w:val="bullet"/>
+      <w:lvlText w:val=""/>
+      <w:lvlJc w:val="left"/>
+      <w:pPr>
+        <w:tabs>
+          <w:tab w:val="num" w:pos="3600"/>
+        </w:tabs>
+        <w:ind w:left="3600" w:hanging="360"/>
+      </w:pPr>
+      <w:rPr>
+        <w:rFonts w:ascii="Symbol" w:hAnsi="Symbol" w:hint="default"/>
+        <w:sz w:val="20"/>
+      </w:rPr>
+    </w:lvl>
+    <w:lvl w:ilvl="5" w:tentative="1">
+      <w:start w:val="1"/>
+      <w:numFmt w:val="bullet"/>
+      <w:lvlText w:val=""/>
+      <w:lvlJc w:val="left"/>
+      <w:pPr>
+        <w:tabs>
+          <w:tab w:val="num" w:pos="4320"/>
+        </w:tabs>
+        <w:ind w:left="4320" w:hanging="360"/>
+      </w:pPr>
+      <w:rPr>
+        <w:rFonts w:ascii="Symbol" w:hAnsi="Symbol" w:hint="default"/>
+        <w:sz w:val="20"/>
+      </w:rPr>
+    </w:lvl>
+    <w:lvl w:ilvl="6" w:tentative="1">
+      <w:start w:val="1"/>
+      <w:numFmt w:val="bullet"/>
+      <w:lvlText w:val=""/>
+      <w:lvlJc w:val="left"/>
+      <w:pPr>
+        <w:tabs>
+          <w:tab w:val="num" w:pos="5040"/>
+        </w:tabs>
+        <w:ind w:left="5040" w:hanging="360"/>
+      </w:pPr>
+      <w:rPr>
+        <w:rFonts w:ascii="Symbol" w:hAnsi="Symbol" w:hint="default"/>
+        <w:sz w:val="20"/>
+      </w:rPr>
+    </w:lvl>
+    <w:lvl w:ilvl="7" w:tentative="1">
+      <w:start w:val="1"/>
+      <w:numFmt w:val="bullet"/>
+      <w:lvlText w:val=""/>
+      <w:lvlJc w:val="left"/>
+      <w:pPr>
+        <w:tabs>
+          <w:tab w:val="num" w:pos="5760"/>
+        </w:tabs>
+        <w:ind w:left="5760" w:hanging="360"/>
+      </w:pPr>
+      <w:rPr>
+        <w:rFonts w:ascii="Symbol" w:hAnsi="Symbol" w:hint="default"/>
+        <w:sz w:val="20"/>
+      </w:rPr>
+    </w:lvl>
+    <w:lvl w:ilvl="8" w:tentative="1">
+      <w:start w:val="1"/>
+      <w:numFmt w:val="bullet"/>
+      <w:lvlText w:val=""/>
+      <w:lvlJc w:val="left"/>
+      <w:pPr>
+        <w:tabs>
+          <w:tab w:val="num" w:pos="6480"/>
+        </w:tabs>
+        <w:ind w:left="6480" w:hanging="360"/>
+      </w:pPr>
+      <w:rPr>
+        <w:rFonts w:ascii="Symbol" w:hAnsi="Symbol" w:hint="default"/>
+        <w:sz w:val="20"/>
+      </w:rPr>
+    </w:lvl>
+  </w:abstractNum>
+  <w:abstractNum w:abstractNumId="19" w15:restartNumberingAfterBreak="0">
+    <w:nsid w:val="72E87267"/>
+    <w:multiLevelType w:val="multilevel"/>
+    <w:tmpl w:val="59520C26"/>
+    <w:lvl w:ilvl="0">
+      <w:start w:val="1"/>
+      <w:numFmt w:val="decimal"/>
+      <w:lvlText w:val="%1."/>
+      <w:lvlJc w:val="left"/>
+      <w:pPr>
+        <w:tabs>
+          <w:tab w:val="num" w:pos="720"/>
+        </w:tabs>
+        <w:ind w:left="720" w:hanging="360"/>
+      </w:pPr>
+    </w:lvl>
+    <w:lvl w:ilvl="1" w:tentative="1">
+      <w:start w:val="1"/>
+      <w:numFmt w:val="decimal"/>
+      <w:lvlText w:val="%2."/>
+      <w:lvlJc w:val="left"/>
+      <w:pPr>
+        <w:tabs>
+          <w:tab w:val="num" w:pos="1440"/>
+        </w:tabs>
+        <w:ind w:left="1440" w:hanging="360"/>
+      </w:pPr>
+    </w:lvl>
+    <w:lvl w:ilvl="2" w:tentative="1">
+      <w:start w:val="1"/>
+      <w:numFmt w:val="decimal"/>
+      <w:lvlText w:val="%3."/>
+      <w:lvlJc w:val="left"/>
+      <w:pPr>
+        <w:tabs>
+          <w:tab w:val="num" w:pos="2160"/>
+        </w:tabs>
+        <w:ind w:left="2160" w:hanging="360"/>
+      </w:pPr>
+    </w:lvl>
+    <w:lvl w:ilvl="3" w:tentative="1">
+      <w:start w:val="1"/>
+      <w:numFmt w:val="decimal"/>
+      <w:lvlText w:val="%4."/>
+      <w:lvlJc w:val="left"/>
+      <w:pPr>
+        <w:tabs>
+          <w:tab w:val="num" w:pos="2880"/>
+        </w:tabs>
+        <w:ind w:left="2880" w:hanging="360"/>
+      </w:pPr>
+    </w:lvl>
+    <w:lvl w:ilvl="4" w:tentative="1">
+      <w:start w:val="1"/>
+      <w:numFmt w:val="decimal"/>
+      <w:lvlText w:val="%5."/>
+      <w:lvlJc w:val="left"/>
+      <w:pPr>
+        <w:tabs>
+          <w:tab w:val="num" w:pos="3600"/>
+        </w:tabs>
+        <w:ind w:left="3600" w:hanging="360"/>
+      </w:pPr>
+    </w:lvl>
+    <w:lvl w:ilvl="5" w:tentative="1">
+      <w:start w:val="1"/>
+      <w:numFmt w:val="decimal"/>
+      <w:lvlText w:val="%6."/>
+      <w:lvlJc w:val="left"/>
+      <w:pPr>
+        <w:tabs>
+          <w:tab w:val="num" w:pos="4320"/>
+        </w:tabs>
+        <w:ind w:left="4320" w:hanging="360"/>
+      </w:pPr>
+    </w:lvl>
+    <w:lvl w:ilvl="6" w:tentative="1">
+      <w:start w:val="1"/>
+      <w:numFmt w:val="decimal"/>
+      <w:lvlText w:val="%7."/>
+      <w:lvlJc w:val="left"/>
+      <w:pPr>
+        <w:tabs>
+          <w:tab w:val="num" w:pos="5040"/>
+        </w:tabs>
+        <w:ind w:left="5040" w:hanging="360"/>
+      </w:pPr>
+    </w:lvl>
+    <w:lvl w:ilvl="7" w:tentative="1">
+      <w:start w:val="1"/>
+      <w:numFmt w:val="decimal"/>
+      <w:lvlText w:val="%8."/>
+      <w:lvlJc w:val="left"/>
+      <w:pPr>
+        <w:tabs>
+          <w:tab w:val="num" w:pos="5760"/>
+        </w:tabs>
+        <w:ind w:left="5760" w:hanging="360"/>
+      </w:pPr>
+    </w:lvl>
+    <w:lvl w:ilvl="8" w:tentative="1">
+      <w:start w:val="1"/>
+      <w:numFmt w:val="decimal"/>
+      <w:lvlText w:val="%9."/>
+      <w:lvlJc w:val="left"/>
+      <w:pPr>
+        <w:tabs>
+          <w:tab w:val="num" w:pos="6480"/>
+        </w:tabs>
+        <w:ind w:left="6480" w:hanging="360"/>
+      </w:pPr>
+    </w:lvl>
+  </w:abstractNum>
+  <w:abstractNum w:abstractNumId="20" w15:restartNumberingAfterBreak="0">
+    <w:nsid w:val="78B17B00"/>
+    <w:multiLevelType w:val="multilevel"/>
+    <w:tmpl w:val="FAA8A694"/>
+    <w:lvl w:ilvl="0">
+      <w:start w:val="1"/>
+      <w:numFmt w:val="decimal"/>
+      <w:lvlText w:val="%1."/>
+      <w:lvlJc w:val="left"/>
+      <w:pPr>
+        <w:tabs>
+          <w:tab w:val="num" w:pos="720"/>
+        </w:tabs>
+        <w:ind w:left="720" w:hanging="360"/>
+      </w:pPr>
+    </w:lvl>
+    <w:lvl w:ilvl="1" w:tentative="1">
+      <w:start w:val="1"/>
+      <w:numFmt w:val="decimal"/>
+      <w:lvlText w:val="%2."/>
+      <w:lvlJc w:val="left"/>
+      <w:pPr>
+        <w:tabs>
+          <w:tab w:val="num" w:pos="1440"/>
+        </w:tabs>
+        <w:ind w:left="1440" w:hanging="360"/>
+      </w:pPr>
+    </w:lvl>
+    <w:lvl w:ilvl="2" w:tentative="1">
+      <w:start w:val="1"/>
+      <w:numFmt w:val="decimal"/>
+      <w:lvlText w:val="%3."/>
+      <w:lvlJc w:val="left"/>
+      <w:pPr>
+        <w:tabs>
+          <w:tab w:val="num" w:pos="2160"/>
+        </w:tabs>
+        <w:ind w:left="2160" w:hanging="360"/>
+      </w:pPr>
+    </w:lvl>
+    <w:lvl w:ilvl="3" w:tentative="1">
+      <w:start w:val="1"/>
+      <w:numFmt w:val="decimal"/>
+      <w:lvlText w:val="%4."/>
+      <w:lvlJc w:val="left"/>
+      <w:pPr>
+        <w:tabs>
+          <w:tab w:val="num" w:pos="2880"/>
+        </w:tabs>
+        <w:ind w:left="2880" w:hanging="360"/>
+      </w:pPr>
+    </w:lvl>
+    <w:lvl w:ilvl="4" w:tentative="1">
+      <w:start w:val="1"/>
+      <w:numFmt w:val="decimal"/>
+      <w:lvlText w:val="%5."/>
+      <w:lvlJc w:val="left"/>
+      <w:pPr>
+        <w:tabs>
+          <w:tab w:val="num" w:pos="3600"/>
+        </w:tabs>
+        <w:ind w:left="3600" w:hanging="360"/>
+      </w:pPr>
+    </w:lvl>
+    <w:lvl w:ilvl="5" w:tentative="1">
+      <w:start w:val="1"/>
+      <w:numFmt w:val="decimal"/>
+      <w:lvlText w:val="%6."/>
+      <w:lvlJc w:val="left"/>
+      <w:pPr>
+        <w:tabs>
+          <w:tab w:val="num" w:pos="4320"/>
+        </w:tabs>
+        <w:ind w:left="4320" w:hanging="360"/>
+      </w:pPr>
+    </w:lvl>
+    <w:lvl w:ilvl="6" w:tentative="1">
+      <w:start w:val="1"/>
+      <w:numFmt w:val="decimal"/>
+      <w:lvlText w:val="%7."/>
+      <w:lvlJc w:val="left"/>
+      <w:pPr>
+        <w:tabs>
+          <w:tab w:val="num" w:pos="5040"/>
+        </w:tabs>
+        <w:ind w:left="5040" w:hanging="360"/>
+      </w:pPr>
+    </w:lvl>
+    <w:lvl w:ilvl="7" w:tentative="1">
+      <w:start w:val="1"/>
+      <w:numFmt w:val="decimal"/>
+      <w:lvlText w:val="%8."/>
+      <w:lvlJc w:val="left"/>
+      <w:pPr>
+        <w:tabs>
+          <w:tab w:val="num" w:pos="5760"/>
+        </w:tabs>
+        <w:ind w:left="5760" w:hanging="360"/>
+      </w:pPr>
+    </w:lvl>
+    <w:lvl w:ilvl="8" w:tentative="1">
+      <w:start w:val="1"/>
+      <w:numFmt w:val="decimal"/>
+      <w:lvlText w:val="%9."/>
+      <w:lvlJc w:val="left"/>
+      <w:pPr>
+        <w:tabs>
+          <w:tab w:val="num" w:pos="6480"/>
+        </w:tabs>
+        <w:ind w:left="6480" w:hanging="360"/>
+      </w:pPr>
+    </w:lvl>
+  </w:abstractNum>
   <w:num w:numId="1" w16cid:durableId="1184830069">
+    <w:abstractNumId w:val="12"/>
+  </w:num>
+  <w:num w:numId="2" w16cid:durableId="1083574130">
+    <w:abstractNumId w:val="1"/>
+  </w:num>
+  <w:num w:numId="3" w16cid:durableId="1431438646">
+    <w:abstractNumId w:val="16"/>
+  </w:num>
+  <w:num w:numId="4" w16cid:durableId="1942834670">
+    <w:abstractNumId w:val="13"/>
+  </w:num>
+  <w:num w:numId="5" w16cid:durableId="1362126060">
+    <w:abstractNumId w:val="7"/>
+  </w:num>
+  <w:num w:numId="6" w16cid:durableId="86267941">
+    <w:abstractNumId w:val="0"/>
+  </w:num>
+  <w:num w:numId="7" w16cid:durableId="332492993">
+    <w:abstractNumId w:val="11"/>
+  </w:num>
+  <w:num w:numId="8" w16cid:durableId="1664969252">
+    <w:abstractNumId w:val="15"/>
+  </w:num>
+  <w:num w:numId="9" w16cid:durableId="421878707">
     <w:abstractNumId w:val="2"/>
   </w:num>
-  <w:num w:numId="2" w16cid:durableId="1083574130">
-    <w:abstractNumId w:val="0"/>
+  <w:num w:numId="10" w16cid:durableId="276987351">
+    <w:abstractNumId w:val="5"/>
   </w:num>
-  <w:num w:numId="3" w16cid:durableId="1431438646">
+  <w:num w:numId="11" w16cid:durableId="683827047">
+    <w:abstractNumId w:val="19"/>
+  </w:num>
+  <w:num w:numId="12" w16cid:durableId="1952126092">
+    <w:abstractNumId w:val="8"/>
+  </w:num>
+  <w:num w:numId="13" w16cid:durableId="1609897275">
+    <w:abstractNumId w:val="17"/>
+  </w:num>
+  <w:num w:numId="14" w16cid:durableId="1903980315">
+    <w:abstractNumId w:val="3"/>
+  </w:num>
+  <w:num w:numId="15" w16cid:durableId="1588267990">
     <w:abstractNumId w:val="4"/>
   </w:num>
-  <w:num w:numId="4" w16cid:durableId="1942834670">
-    <w:abstractNumId w:val="3"/>
+  <w:num w:numId="16" w16cid:durableId="932709882">
+    <w:abstractNumId w:val="10"/>
   </w:num>
-  <w:num w:numId="5" w16cid:durableId="1362126060">
-    <w:abstractNumId w:val="1"/>
+  <w:num w:numId="17" w16cid:durableId="1342319266">
+    <w:abstractNumId w:val="18"/>
+  </w:num>
+  <w:num w:numId="18" w16cid:durableId="1398742849">
+    <w:abstractNumId w:val="9"/>
+  </w:num>
+  <w:num w:numId="19" w16cid:durableId="1610315866">
+    <w:abstractNumId w:val="6"/>
+  </w:num>
+  <w:num w:numId="20" w16cid:durableId="382945804">
+    <w:abstractNumId w:val="14"/>
+  </w:num>
+  <w:num w:numId="21" w16cid:durableId="1923565140">
+    <w:abstractNumId w:val="20"/>
   </w:num>
 </w:numbering>
 </file>
@@ -3183,7 +5480,6 @@
   <w:style w:type="character" w:default="1" w:styleId="a0">
     <w:name w:val="Default Paragraph Font"/>
     <w:uiPriority w:val="1"/>
-    <w:semiHidden/>
     <w:unhideWhenUsed/>
   </w:style>
   <w:style w:type="table" w:default="1" w:styleId="a1">
